--- a/engine/gbco_refresh/GBCO_Valuation_Study_19-08-2026_public.docx
+++ b/engine/gbco_refresh/GBCO_Valuation_Study_19-08-2026_public.docx
@@ -81,7 +81,7 @@
           <w:color w:val="1C3A36"/>
           <w:sz w:val="21"/>
         </w:rPr>
-        <w:t>The single question that moves this valuation most is what a 42.93% stake in MNT-Halan is worth. The June-2026 funding round says USD 1.4bn for the whole company (EGP 35.22 per GB Corp share on our sum of the parts); the company's own balance sheet carries the stake at EGP 15.7bn (EGP 22.99 per share) — and the reviewer states it could not verify that figure. We compute the whole study BOTH ways, side by side, and never average the two.</w:t>
+        <w:t>The single question that moves this valuation most is what a 42.93% stake in MNT-Halan is worth. The June-2026 funding round says USD 1.4bn for the whole company (EGP 33.69 per GB Corp share on our sum of the parts); the company's own balance sheet carries the stake at EGP 15.7bn (EGP 21.46 per share) — and the reviewer states it could not verify that figure. We compute the whole study BOTH ways, side by side, and never average the two.</w:t>
       </w:r>
     </w:p>
     <w:p>
@@ -94,7 +94,7 @@
           <w:color w:val="1C3A36"/>
           <w:sz w:val="21"/>
         </w:rPr>
-        <w:t>Fair-value range: EGP 19.4 / EGP 34.2 / EGP 47.4 (bear / central / bull) against a last exchange close of EGP 31.31 on 22 July 2026 — the latest close in our price library. The company's own investor page quoted EGP 29.70 on 19 August 2026.</w:t>
+        <w:t>Fair-value range: EGP 19.9 / EGP 33.6 / EGP 44.6 (bear / central / bull) against a last exchange close of EGP 31.31 on 22 July 2026 — the latest close in our price library. The company's own investor page quoted EGP 29.70 on 19 August 2026.</w:t>
       </w:r>
     </w:p>
     <w:p>
@@ -148,7 +148,7 @@
           <w:color w:val="1C3A36"/>
           <w:sz w:val="26"/>
         </w:rPr>
-        <w:t xml:space="preserve">EGP 34.2 central fair value </w:t>
+        <w:t xml:space="preserve">EGP 33.6 central fair value </w:t>
       </w:r>
       <w:r>
         <w:rPr>
@@ -157,7 +157,7 @@
           <w:color w:val="1C3A36"/>
           <w:sz w:val="26"/>
         </w:rPr>
-        <w:t>— or EGP 29.26 if you take the company's own book at its word</w:t>
+        <w:t>— or EGP 28.66 if you take the company's own book at its word</w:t>
       </w:r>
     </w:p>
     <w:p>
@@ -360,7 +360,7 @@
                 <w:color w:val="1C3A36"/>
                 <w:sz w:val="18"/>
               </w:rPr>
-              <w:t>17.40</w:t>
+              <w:t>18.67</w:t>
             </w:r>
           </w:p>
         </w:tc>
@@ -378,7 +378,7 @@
                 <w:color w:val="1C3A36"/>
                 <w:sz w:val="18"/>
               </w:rPr>
-              <w:t>35.22</w:t>
+              <w:t>33.69</w:t>
             </w:r>
           </w:p>
         </w:tc>
@@ -396,7 +396,7 @@
                 <w:color w:val="1C3A36"/>
                 <w:sz w:val="18"/>
               </w:rPr>
-              <w:t>54.72</w:t>
+              <w:t>47.74</w:t>
             </w:r>
           </w:p>
         </w:tc>
@@ -451,7 +451,7 @@
                 <w:color w:val="1C3A36"/>
                 <w:sz w:val="18"/>
               </w:rPr>
-              <w:t>8.97</w:t>
+              <w:t>10.23</w:t>
             </w:r>
           </w:p>
         </w:tc>
@@ -469,7 +469,7 @@
                 <w:color w:val="1C3A36"/>
                 <w:sz w:val="18"/>
               </w:rPr>
-              <w:t>22.99</w:t>
+              <w:t>21.46</w:t>
             </w:r>
           </w:p>
         </w:tc>
@@ -487,7 +487,7 @@
                 <w:color w:val="1C3A36"/>
                 <w:sz w:val="18"/>
               </w:rPr>
-              <w:t>40.45</w:t>
+              <w:t>33.47</w:t>
             </w:r>
           </w:p>
         </w:tc>
@@ -633,7 +633,7 @@
                 <w:color w:val="1C3A36"/>
                 <w:sz w:val="18"/>
               </w:rPr>
-              <w:t>22.57</w:t>
+              <w:t>22.59</w:t>
             </w:r>
           </w:p>
         </w:tc>
@@ -651,7 +651,7 @@
                 <w:color w:val="1C3A36"/>
                 <w:sz w:val="18"/>
               </w:rPr>
-              <w:t>26.80</w:t>
+              <w:t>26.82</w:t>
             </w:r>
           </w:p>
         </w:tc>
@@ -669,7 +669,7 @@
                 <w:color w:val="1C3A36"/>
                 <w:sz w:val="18"/>
               </w:rPr>
-              <w:t>31.04</w:t>
+              <w:t>31.06</w:t>
             </w:r>
           </w:p>
         </w:tc>
@@ -724,7 +724,7 @@
                 <w:color w:val="1C3A36"/>
                 <w:sz w:val="18"/>
               </w:rPr>
-              <w:t>30.26</w:t>
+              <w:t>30.27</w:t>
             </w:r>
           </w:p>
         </w:tc>
@@ -742,7 +742,7 @@
                 <w:color w:val="1C3A36"/>
                 <w:sz w:val="18"/>
               </w:rPr>
-              <w:t>40.34</w:t>
+              <w:t>40.37</w:t>
             </w:r>
           </w:p>
         </w:tc>
@@ -760,7 +760,7 @@
                 <w:color w:val="1C3A36"/>
                 <w:sz w:val="18"/>
               </w:rPr>
-              <w:t>50.50</w:t>
+              <w:t>50.53</w:t>
             </w:r>
           </w:p>
         </w:tc>
@@ -815,7 +815,7 @@
                 <w:color w:val="1C3A36"/>
                 <w:sz w:val="18"/>
               </w:rPr>
-              <w:t>19.36</w:t>
+              <w:t>19.88</w:t>
             </w:r>
           </w:p>
         </w:tc>
@@ -833,7 +833,7 @@
                 <w:color w:val="1C3A36"/>
                 <w:sz w:val="18"/>
               </w:rPr>
-              <w:t>34.16</w:t>
+              <w:t>33.56</w:t>
             </w:r>
           </w:p>
         </w:tc>
@@ -851,7 +851,7 @@
                 <w:color w:val="1C3A36"/>
                 <w:sz w:val="18"/>
               </w:rPr>
-              <w:t>47.38</w:t>
+              <w:t>44.60</w:t>
             </w:r>
           </w:p>
         </w:tc>
@@ -930,7 +930,7 @@
                 <w:color w:val="1C3A36"/>
                 <w:sz w:val="18"/>
               </w:rPr>
-              <w:t>29.26</w:t>
+              <w:t>28.66</w:t>
             </w:r>
           </w:p>
         </w:tc>
@@ -1011,7 +1011,7 @@
                 <w:color w:val="1C3A36"/>
                 <w:sz w:val="18"/>
               </w:rPr>
-              <w:t>19.4</w:t>
+              <w:t>19.9</w:t>
             </w:r>
           </w:p>
         </w:tc>
@@ -1031,7 +1031,7 @@
                 <w:color w:val="1C3A36"/>
                 <w:sz w:val="18"/>
               </w:rPr>
-              <w:t>34.2</w:t>
+              <w:t>33.6</w:t>
             </w:r>
           </w:p>
         </w:tc>
@@ -1051,7 +1051,7 @@
                 <w:color w:val="1C3A36"/>
                 <w:sz w:val="18"/>
               </w:rPr>
-              <w:t>47.4</w:t>
+              <w:t>44.6</w:t>
             </w:r>
           </w:p>
         </w:tc>
@@ -1797,7 +1797,7 @@
           <w:color w:val="1C3A36"/>
           <w:sz w:val="24"/>
         </w:rPr>
-        <w:t>1.1  The cash-flow model — automotive leg, full waterfall</w:t>
+        <w:t>1.1  The cash-flow model — the primary lens, with the full waterfall</w:t>
       </w:r>
     </w:p>
     <w:p>
@@ -1811,7 +1811,7 @@
           <w:color w:val="1C3A36"/>
           <w:sz w:val="21"/>
         </w:rPr>
-        <w:t>The automotive business is valued on its free cash flow to the firm, discounted at the group's own cost of capital of 22.72% (built from scratch in section 1.8), with terminal growth of 11.5% in nominal pounds. The valuation is dated 30 June 2026: the realized first half is already in the opening net debt, so the model discounts the second half and four further years, each at mid-period.</w:t>
+        <w:t>The automotive business is valued on a five-year free-cash-flow-to-the-firm model dated 30 June 2026, the date of the reviewed balance sheet. Revenue is not a growth rate applied to a revenue line: each line of business is built on its own disclosed units and prices — locally assembled and imported cars separately, buses, trucks and construction equipment separately, two-, three- and four-wheelers on their own count — with unit costs escalated on their own physical classes. Sections 1.6 and 1.7 set the build out line by line. The waterfall below then runs to present value at the 22.72% cost of capital built in section 1.8. Every line is computed, not typed.</w:t>
       </w:r>
     </w:p>
     <w:tbl>
@@ -1992,7 +1992,7 @@
                 <w:color w:val="1C3A36"/>
                 <w:sz w:val="18"/>
               </w:rPr>
-              <w:t>87,056</w:t>
+              <w:t>87,110</w:t>
             </w:r>
           </w:p>
         </w:tc>
@@ -2010,7 +2010,7 @@
                 <w:color w:val="1C3A36"/>
                 <w:sz w:val="18"/>
               </w:rPr>
-              <w:t>102,662</w:t>
+              <w:t>102,729</w:t>
             </w:r>
           </w:p>
         </w:tc>
@@ -2028,7 +2028,7 @@
                 <w:color w:val="1C3A36"/>
                 <w:sz w:val="18"/>
               </w:rPr>
-              <w:t>118,513</w:t>
+              <w:t>118,593</w:t>
             </w:r>
           </w:p>
         </w:tc>
@@ -2046,7 +2046,7 @@
                 <w:color w:val="1C3A36"/>
                 <w:sz w:val="18"/>
               </w:rPr>
-              <w:t>133,419</w:t>
+              <w:t>133,511</w:t>
             </w:r>
           </w:p>
         </w:tc>
@@ -2064,7 +2064,7 @@
                 <w:color w:val="1C3A36"/>
                 <w:sz w:val="18"/>
               </w:rPr>
-              <w:t>148,579</w:t>
+              <w:t>148,683</w:t>
             </w:r>
           </w:p>
         </w:tc>
@@ -2101,7 +2101,7 @@
                 <w:color w:val="1C3A36"/>
                 <w:sz w:val="18"/>
               </w:rPr>
-              <w:t>11,862</w:t>
+              <w:t>11,869</w:t>
             </w:r>
           </w:p>
         </w:tc>
@@ -2119,7 +2119,7 @@
                 <w:color w:val="1C3A36"/>
                 <w:sz w:val="18"/>
               </w:rPr>
-              <w:t>13,455</w:t>
+              <w:t>13,463</w:t>
             </w:r>
           </w:p>
         </w:tc>
@@ -2137,7 +2137,7 @@
                 <w:color w:val="1C3A36"/>
                 <w:sz w:val="18"/>
               </w:rPr>
-              <w:t>15,523</w:t>
+              <w:t>15,533</w:t>
             </w:r>
           </w:p>
         </w:tc>
@@ -2155,7 +2155,7 @@
                 <w:color w:val="1C3A36"/>
                 <w:sz w:val="18"/>
               </w:rPr>
-              <w:t>17,473</w:t>
+              <w:t>17,484</w:t>
             </w:r>
           </w:p>
         </w:tc>
@@ -2173,7 +2173,7 @@
                 <w:color w:val="1C3A36"/>
                 <w:sz w:val="18"/>
               </w:rPr>
-              <w:t>19,452</w:t>
+              <w:t>19,464</w:t>
             </w:r>
           </w:p>
         </w:tc>
@@ -2192,7 +2192,7 @@
                 <w:color w:val="1C3A36"/>
                 <w:sz w:val="18"/>
               </w:rPr>
-              <w:t>Operating profit</w:t>
+              <w:t xml:space="preserve">  margin on revenue</w:t>
             </w:r>
           </w:p>
         </w:tc>
@@ -2210,7 +2210,7 @@
                 <w:color w:val="1C3A36"/>
                 <w:sz w:val="18"/>
               </w:rPr>
-              <w:t>6,221</w:t>
+              <w:t>13.6%</w:t>
             </w:r>
           </w:p>
         </w:tc>
@@ -2228,7 +2228,7 @@
                 <w:color w:val="1C3A36"/>
                 <w:sz w:val="18"/>
               </w:rPr>
-              <w:t>6,853</w:t>
+              <w:t>13.1%</w:t>
             </w:r>
           </w:p>
         </w:tc>
@@ -2246,7 +2246,7 @@
                 <w:color w:val="1C3A36"/>
                 <w:sz w:val="18"/>
               </w:rPr>
-              <w:t>7,962</w:t>
+              <w:t>13.1%</w:t>
             </w:r>
           </w:p>
         </w:tc>
@@ -2264,7 +2264,7 @@
                 <w:color w:val="1C3A36"/>
                 <w:sz w:val="18"/>
               </w:rPr>
-              <w:t>9,068</w:t>
+              <w:t>13.1%</w:t>
             </w:r>
           </w:p>
         </w:tc>
@@ -2282,7 +2282,7 @@
                 <w:color w:val="1C3A36"/>
                 <w:sz w:val="18"/>
               </w:rPr>
-              <w:t>10,195</w:t>
+              <w:t>13.1%</w:t>
             </w:r>
           </w:p>
         </w:tc>
@@ -2301,7 +2301,7 @@
                 <w:color w:val="1C3A36"/>
                 <w:sz w:val="18"/>
               </w:rPr>
-              <w:t>Effective tax rate</w:t>
+              <w:t>Operating profit</w:t>
             </w:r>
           </w:p>
         </w:tc>
@@ -2319,7 +2319,7 @@
                 <w:color w:val="1C3A36"/>
                 <w:sz w:val="18"/>
               </w:rPr>
-              <w:t>38.0%</w:t>
+              <w:t>6,225</w:t>
             </w:r>
           </w:p>
         </w:tc>
@@ -2337,7 +2337,7 @@
                 <w:color w:val="1C3A36"/>
                 <w:sz w:val="18"/>
               </w:rPr>
-              <w:t>30.0%</w:t>
+              <w:t>6,857</w:t>
             </w:r>
           </w:p>
         </w:tc>
@@ -2355,7 +2355,7 @@
                 <w:color w:val="1C3A36"/>
                 <w:sz w:val="18"/>
               </w:rPr>
-              <w:t>26.0%</w:t>
+              <w:t>7,967</w:t>
             </w:r>
           </w:p>
         </w:tc>
@@ -2373,7 +2373,7 @@
                 <w:color w:val="1C3A36"/>
                 <w:sz w:val="18"/>
               </w:rPr>
-              <w:t>24.0%</w:t>
+              <w:t>9,073</w:t>
             </w:r>
           </w:p>
         </w:tc>
@@ -2391,7 +2391,7 @@
                 <w:color w:val="1C3A36"/>
                 <w:sz w:val="18"/>
               </w:rPr>
-              <w:t>22.5%</w:t>
+              <w:t>10,202</w:t>
             </w:r>
           </w:p>
         </w:tc>
@@ -2410,7 +2410,7 @@
                 <w:color w:val="1C3A36"/>
                 <w:sz w:val="18"/>
               </w:rPr>
-              <w:t>After-tax operating profit</w:t>
+              <w:t xml:space="preserve">  effective tax rate</w:t>
             </w:r>
           </w:p>
         </w:tc>
@@ -2428,7 +2428,7 @@
                 <w:color w:val="1C3A36"/>
                 <w:sz w:val="18"/>
               </w:rPr>
-              <w:t>3,857</w:t>
+              <w:t>38.0%</w:t>
             </w:r>
           </w:p>
         </w:tc>
@@ -2446,7 +2446,7 @@
                 <w:color w:val="1C3A36"/>
                 <w:sz w:val="18"/>
               </w:rPr>
-              <w:t>4,797</w:t>
+              <w:t>30.0%</w:t>
             </w:r>
           </w:p>
         </w:tc>
@@ -2464,7 +2464,7 @@
                 <w:color w:val="1C3A36"/>
                 <w:sz w:val="18"/>
               </w:rPr>
-              <w:t>5,892</w:t>
+              <w:t>26.0%</w:t>
             </w:r>
           </w:p>
         </w:tc>
@@ -2482,7 +2482,7 @@
                 <w:color w:val="1C3A36"/>
                 <w:sz w:val="18"/>
               </w:rPr>
-              <w:t>6,892</w:t>
+              <w:t>24.0%</w:t>
             </w:r>
           </w:p>
         </w:tc>
@@ -2500,7 +2500,7 @@
                 <w:color w:val="1C3A36"/>
                 <w:sz w:val="18"/>
               </w:rPr>
-              <w:t>7,901</w:t>
+              <w:t>22.5%</w:t>
             </w:r>
           </w:p>
         </w:tc>
@@ -2519,7 +2519,7 @@
                 <w:color w:val="1C3A36"/>
                 <w:sz w:val="18"/>
               </w:rPr>
-              <w:t>Depreciation &amp; amortisation</w:t>
+              <w:t>Net operating profit after tax</w:t>
             </w:r>
           </w:p>
         </w:tc>
@@ -2537,7 +2537,7 @@
                 <w:color w:val="1C3A36"/>
                 <w:sz w:val="18"/>
               </w:rPr>
-              <w:t>871</w:t>
+              <w:t>3,859</w:t>
             </w:r>
           </w:p>
         </w:tc>
@@ -2555,7 +2555,7 @@
                 <w:color w:val="1C3A36"/>
                 <w:sz w:val="18"/>
               </w:rPr>
-              <w:t>1,047</w:t>
+              <w:t>4,800</w:t>
             </w:r>
           </w:p>
         </w:tc>
@@ -2573,7 +2573,7 @@
                 <w:color w:val="1C3A36"/>
                 <w:sz w:val="18"/>
               </w:rPr>
-              <w:t>1,233</w:t>
+              <w:t>5,895</w:t>
             </w:r>
           </w:p>
         </w:tc>
@@ -2591,7 +2591,7 @@
                 <w:color w:val="1C3A36"/>
                 <w:sz w:val="18"/>
               </w:rPr>
-              <w:t>1,388</w:t>
+              <w:t>6,896</w:t>
             </w:r>
           </w:p>
         </w:tc>
@@ -2609,7 +2609,7 @@
                 <w:color w:val="1C3A36"/>
                 <w:sz w:val="18"/>
               </w:rPr>
-              <w:t>1,545</w:t>
+              <w:t>7,906</w:t>
             </w:r>
           </w:p>
         </w:tc>
@@ -2628,7 +2628,7 @@
                 <w:color w:val="1C3A36"/>
                 <w:sz w:val="18"/>
               </w:rPr>
-              <w:t>Capital expenditure</w:t>
+              <w:t>Add back depreciation &amp; amortisation</w:t>
             </w:r>
           </w:p>
         </w:tc>
@@ -2646,7 +2646,7 @@
                 <w:color w:val="1C3A36"/>
                 <w:sz w:val="18"/>
               </w:rPr>
-              <w:t>2,800</w:t>
+              <w:t>871</w:t>
             </w:r>
           </w:p>
         </w:tc>
@@ -2664,7 +2664,7 @@
                 <w:color w:val="1C3A36"/>
                 <w:sz w:val="18"/>
               </w:rPr>
-              <w:t>2,600</w:t>
+              <w:t>1,048</w:t>
             </w:r>
           </w:p>
         </w:tc>
@@ -2682,7 +2682,7 @@
                 <w:color w:val="1C3A36"/>
                 <w:sz w:val="18"/>
               </w:rPr>
-              <w:t>2,500</w:t>
+              <w:t>1,233</w:t>
             </w:r>
           </w:p>
         </w:tc>
@@ -2700,7 +2700,7 @@
                 <w:color w:val="1C3A36"/>
                 <w:sz w:val="18"/>
               </w:rPr>
-              <w:t>2,500</w:t>
+              <w:t>1,389</w:t>
             </w:r>
           </w:p>
         </w:tc>
@@ -2718,7 +2718,7 @@
                 <w:color w:val="1C3A36"/>
                 <w:sz w:val="18"/>
               </w:rPr>
-              <w:t>2,600</w:t>
+              <w:t>1,546</w:t>
             </w:r>
           </w:p>
         </w:tc>
@@ -2737,7 +2737,7 @@
                 <w:color w:val="1C3A36"/>
                 <w:sz w:val="18"/>
               </w:rPr>
-              <w:t>Working-capital build</w:t>
+              <w:t>Less capital expenditure</w:t>
             </w:r>
           </w:p>
         </w:tc>
@@ -2755,7 +2755,7 @@
                 <w:color w:val="1C3A36"/>
                 <w:sz w:val="18"/>
               </w:rPr>
-              <w:t>1,106</w:t>
+              <w:t>2,800</w:t>
             </w:r>
           </w:p>
         </w:tc>
@@ -2773,7 +2773,7 @@
                 <w:color w:val="1C3A36"/>
                 <w:sz w:val="18"/>
               </w:rPr>
-              <w:t>3,076</w:t>
+              <w:t>2,600</w:t>
             </w:r>
           </w:p>
         </w:tc>
@@ -2791,7 +2791,7 @@
                 <w:color w:val="1C3A36"/>
                 <w:sz w:val="18"/>
               </w:rPr>
-              <w:t>2,974</w:t>
+              <w:t>2,500</w:t>
             </w:r>
           </w:p>
         </w:tc>
@@ -2809,7 +2809,7 @@
                 <w:color w:val="1C3A36"/>
                 <w:sz w:val="18"/>
               </w:rPr>
-              <w:t>2,612</w:t>
+              <w:t>2,500</w:t>
             </w:r>
           </w:p>
         </w:tc>
@@ -2827,7 +2827,7 @@
                 <w:color w:val="1C3A36"/>
                 <w:sz w:val="18"/>
               </w:rPr>
-              <w:t>2,516</w:t>
+              <w:t>2,600</w:t>
             </w:r>
           </w:p>
         </w:tc>
@@ -2836,6 +2836,115 @@
         <w:tc>
           <w:tcPr>
             <w:tcW w:type="dxa" w:w="3240"/>
+          </w:tcPr>
+          <w:p>
+            <w:pPr>
+              <w:spacing w:after="20"/>
+            </w:pPr>
+            <w:r>
+              <w:rPr>
+                <w:color w:val="1C3A36"/>
+                <w:sz w:val="18"/>
+              </w:rPr>
+              <w:t>Less the working-capital build</w:t>
+            </w:r>
+          </w:p>
+        </w:tc>
+        <w:tc>
+          <w:tcPr>
+            <w:tcW w:type="dxa" w:w="1368"/>
+          </w:tcPr>
+          <w:p>
+            <w:pPr>
+              <w:spacing w:after="20"/>
+              <w:jc w:val="right"/>
+            </w:pPr>
+            <w:r>
+              <w:rPr>
+                <w:color w:val="1C3A36"/>
+                <w:sz w:val="18"/>
+              </w:rPr>
+              <w:t>1,118</w:t>
+            </w:r>
+          </w:p>
+        </w:tc>
+        <w:tc>
+          <w:tcPr>
+            <w:tcW w:type="dxa" w:w="1368"/>
+          </w:tcPr>
+          <w:p>
+            <w:pPr>
+              <w:spacing w:after="20"/>
+              <w:jc w:val="right"/>
+            </w:pPr>
+            <w:r>
+              <w:rPr>
+                <w:color w:val="1C3A36"/>
+                <w:sz w:val="18"/>
+              </w:rPr>
+              <w:t>3,079</w:t>
+            </w:r>
+          </w:p>
+        </w:tc>
+        <w:tc>
+          <w:tcPr>
+            <w:tcW w:type="dxa" w:w="1368"/>
+          </w:tcPr>
+          <w:p>
+            <w:pPr>
+              <w:spacing w:after="20"/>
+              <w:jc w:val="right"/>
+            </w:pPr>
+            <w:r>
+              <w:rPr>
+                <w:color w:val="1C3A36"/>
+                <w:sz w:val="18"/>
+              </w:rPr>
+              <w:t>2,976</w:t>
+            </w:r>
+          </w:p>
+        </w:tc>
+        <w:tc>
+          <w:tcPr>
+            <w:tcW w:type="dxa" w:w="1368"/>
+          </w:tcPr>
+          <w:p>
+            <w:pPr>
+              <w:spacing w:after="20"/>
+              <w:jc w:val="right"/>
+            </w:pPr>
+            <w:r>
+              <w:rPr>
+                <w:color w:val="1C3A36"/>
+                <w:sz w:val="18"/>
+              </w:rPr>
+              <w:t>2,615</w:t>
+            </w:r>
+          </w:p>
+        </w:tc>
+        <w:tc>
+          <w:tcPr>
+            <w:tcW w:type="dxa" w:w="1368"/>
+          </w:tcPr>
+          <w:p>
+            <w:pPr>
+              <w:spacing w:after="20"/>
+              <w:jc w:val="right"/>
+            </w:pPr>
+            <w:r>
+              <w:rPr>
+                <w:color w:val="1C3A36"/>
+                <w:sz w:val="18"/>
+              </w:rPr>
+              <w:t>2,519</w:t>
+            </w:r>
+          </w:p>
+        </w:tc>
+      </w:tr>
+      <w:tr>
+        <w:tc>
+          <w:tcPr>
+            <w:tcW w:type="dxa" w:w="3240"/>
             <w:shd w:val="clear" w:color="auto" w:fill="F6F1E6"/>
           </w:tcPr>
           <w:p>
@@ -2868,7 +2977,7 @@
                 <w:color w:val="1C3A36"/>
                 <w:sz w:val="18"/>
               </w:rPr>
-              <w:t>822</w:t>
+              <w:t>812</w:t>
             </w:r>
           </w:p>
         </w:tc>
@@ -2888,7 +2997,7 @@
                 <w:color w:val="1C3A36"/>
                 <w:sz w:val="18"/>
               </w:rPr>
-              <w:t>168</w:t>
+              <w:t>169</w:t>
             </w:r>
           </w:p>
         </w:tc>
@@ -2908,7 +3017,7 @@
                 <w:color w:val="1C3A36"/>
                 <w:sz w:val="18"/>
               </w:rPr>
-              <w:t>1,650</w:t>
+              <w:t>1,652</w:t>
             </w:r>
           </w:p>
         </w:tc>
@@ -2928,7 +3037,7 @@
                 <w:color w:val="1C3A36"/>
                 <w:sz w:val="18"/>
               </w:rPr>
-              <w:t>3,167</w:t>
+              <w:t>3,170</w:t>
             </w:r>
           </w:p>
         </w:tc>
@@ -2948,7 +3057,7 @@
                 <w:color w:val="1C3A36"/>
                 <w:sz w:val="18"/>
               </w:rPr>
-              <w:t>4,330</w:t>
+              <w:t>4,334</w:t>
             </w:r>
           </w:p>
         </w:tc>
@@ -2958,6 +3067,48 @@
       <w:pPr>
         <w:spacing w:after="40"/>
       </w:pPr>
+    </w:p>
+    <w:p>
+      <w:pPr>
+        <w:spacing w:after="120" w:before="0"/>
+      </w:pPr>
+      <w:r>
+        <w:rPr>
+          <w:b w:val="0"/>
+          <w:i w:val="0"/>
+          <w:color w:val="1C3A36"/>
+          <w:sz w:val="21"/>
+        </w:rPr>
+        <w:t>Two conventions are deliberate. The valuation date is 30 June 2026, so the realized first half — 2,693 of free cash flow, computed from the disclosed half-year actuals — is removed rather than counted twice (it is already inside the net debt the bridge subtracts), and the remaining flows are discounted mid-period. That makes the second half of 2026 visibly cash-negative (-1,881): the first half released EGP 1.8bn of working capital as inventories unwound, and the year-end always rebuilds stock ahead of the selling season. And tax runs at each year's own modelled effective rate — 38% in the first year against a 22.5% statute, because Iraqi and Jordanian losses shield nothing — gliding to the statute only as the regional drag ends.</w:t>
+      </w:r>
+    </w:p>
+    <w:p>
+      <w:pPr>
+        <w:spacing w:after="80" w:before="200"/>
+      </w:pPr>
+      <w:r>
+        <w:rPr>
+          <w:b/>
+          <w:i w:val="0"/>
+          <w:color w:val="1C3A36"/>
+          <w:sz w:val="24"/>
+        </w:rPr>
+        <w:t>The lines that price this business, and how each is set</w:t>
+      </w:r>
+    </w:p>
+    <w:p>
+      <w:pPr>
+        <w:spacing w:after="120" w:before="0"/>
+      </w:pPr>
+      <w:r>
+        <w:rPr>
+          <w:b w:val="0"/>
+          <w:i w:val="0"/>
+          <w:color w:val="1C3A36"/>
+          <w:sz w:val="21"/>
+        </w:rPr>
+        <w:t>Three constructions in that waterfall carry most of the answer, and each was challenged in review. None is an assumption dropped in from outside; each is shown with the evidence, the alternative a reviewer would propose, and what that alternative costs.</w:t>
+      </w:r>
     </w:p>
     <w:tbl>
       <w:tblPr>
@@ -2982,15 +3133,14 @@
         <w:tblLayout w:type="fixed"/>
       </w:tblPr>
       <w:tblGrid>
-        <w:gridCol w:w="3744"/>
-        <w:gridCol w:w="1872"/>
-        <w:gridCol w:w="1728"/>
-        <w:gridCol w:w="2016"/>
+        <w:gridCol w:w="1656"/>
+        <w:gridCol w:w="2664"/>
+        <w:gridCol w:w="5688"/>
       </w:tblGrid>
       <w:tr>
         <w:tc>
           <w:tcPr>
-            <w:tcW w:type="dxa" w:w="3744"/>
+            <w:tcW w:type="dxa" w:w="1656"/>
             <w:shd w:val="clear" w:color="auto" w:fill="EAF0EE"/>
           </w:tcPr>
           <w:p>
@@ -3001,15 +3151,15 @@
               <w:rPr>
                 <w:b/>
                 <w:color w:val="1C3A36"/>
-                <w:sz w:val="18"/>
-              </w:rPr>
-              <w:t>Discounting (valuation date 30-Jun-2026)</w:t>
-            </w:r>
-          </w:p>
-        </w:tc>
-        <w:tc>
-          <w:tcPr>
-            <w:tcW w:type="dxa" w:w="1872"/>
+                <w:sz w:val="16"/>
+              </w:rPr>
+              <w:t>Line</w:t>
+            </w:r>
+          </w:p>
+        </w:tc>
+        <w:tc>
+          <w:tcPr>
+            <w:tcW w:type="dxa" w:w="2664"/>
             <w:shd w:val="clear" w:color="auto" w:fill="EAF0EE"/>
           </w:tcPr>
           <w:p>
@@ -3020,15 +3170,15 @@
               <w:rPr>
                 <w:b/>
                 <w:color w:val="1C3A36"/>
-                <w:sz w:val="18"/>
-              </w:rPr>
-              <w:t>Cash flow</w:t>
-            </w:r>
-          </w:p>
-        </w:tc>
-        <w:tc>
-          <w:tcPr>
-            <w:tcW w:type="dxa" w:w="1728"/>
+                <w:sz w:val="16"/>
+              </w:rPr>
+              <w:t>What the model uses</w:t>
+            </w:r>
+          </w:p>
+        </w:tc>
+        <w:tc>
+          <w:tcPr>
+            <w:tcW w:type="dxa" w:w="5688"/>
             <w:shd w:val="clear" w:color="auto" w:fill="EAF0EE"/>
           </w:tcPr>
           <w:p>
@@ -3039,28 +3189,9 @@
               <w:rPr>
                 <w:b/>
                 <w:color w:val="1C3A36"/>
-                <w:sz w:val="18"/>
-              </w:rPr>
-              <w:t>Period (yrs)</w:t>
-            </w:r>
-          </w:p>
-        </w:tc>
-        <w:tc>
-          <w:tcPr>
-            <w:tcW w:type="dxa" w:w="2016"/>
-            <w:shd w:val="clear" w:color="auto" w:fill="EAF0EE"/>
-          </w:tcPr>
-          <w:p>
-            <w:pPr>
-              <w:spacing w:after="20"/>
-            </w:pPr>
-            <w:r>
-              <w:rPr>
-                <w:b/>
-                <w:color w:val="1C3A36"/>
-                <w:sz w:val="18"/>
-              </w:rPr>
-              <w:t>Present value</w:t>
+                <w:sz w:val="16"/>
+              </w:rPr>
+              <w:t>The evidence, and what the alternative costs</w:t>
             </w:r>
           </w:p>
         </w:tc>
@@ -3068,72 +3199,54 @@
       <w:tr>
         <w:tc>
           <w:tcPr>
-            <w:tcW w:type="dxa" w:w="3744"/>
-          </w:tcPr>
-          <w:p>
-            <w:pPr>
-              <w:spacing w:after="20"/>
-            </w:pPr>
-            <w:r>
-              <w:rPr>
-                <w:color w:val="1C3A36"/>
-                <w:sz w:val="18"/>
-              </w:rPr>
-              <w:t>H2-26E</w:t>
-            </w:r>
-          </w:p>
-        </w:tc>
-        <w:tc>
-          <w:tcPr>
-            <w:tcW w:type="dxa" w:w="1872"/>
-          </w:tcPr>
-          <w:p>
-            <w:pPr>
-              <w:spacing w:after="20"/>
-              <w:jc w:val="right"/>
-            </w:pPr>
-            <w:r>
-              <w:rPr>
-                <w:color w:val="1C3A36"/>
-                <w:sz w:val="18"/>
-              </w:rPr>
-              <w:t>-1,871</w:t>
-            </w:r>
-          </w:p>
-        </w:tc>
-        <w:tc>
-          <w:tcPr>
-            <w:tcW w:type="dxa" w:w="1728"/>
-          </w:tcPr>
-          <w:p>
-            <w:pPr>
-              <w:spacing w:after="20"/>
-              <w:jc w:val="right"/>
-            </w:pPr>
-            <w:r>
-              <w:rPr>
-                <w:color w:val="1C3A36"/>
-                <w:sz w:val="18"/>
-              </w:rPr>
-              <w:t>0.5</w:t>
-            </w:r>
-          </w:p>
-        </w:tc>
-        <w:tc>
-          <w:tcPr>
-            <w:tcW w:type="dxa" w:w="2016"/>
-          </w:tcPr>
-          <w:p>
-            <w:pPr>
-              <w:spacing w:after="20"/>
-              <w:jc w:val="right"/>
-            </w:pPr>
-            <w:r>
-              <w:rPr>
-                <w:color w:val="1C3A36"/>
-                <w:sz w:val="18"/>
-              </w:rPr>
-              <w:t>-1,689</w:t>
+            <w:tcW w:type="dxa" w:w="1656"/>
+          </w:tcPr>
+          <w:p>
+            <w:pPr>
+              <w:spacing w:after="20"/>
+            </w:pPr>
+            <w:r>
+              <w:rPr>
+                <w:color w:val="1C3A36"/>
+                <w:sz w:val="16"/>
+              </w:rPr>
+              <w:t>Working capital</w:t>
+            </w:r>
+          </w:p>
+        </w:tc>
+        <w:tc>
+          <w:tcPr>
+            <w:tcW w:type="dxa" w:w="2664"/>
+          </w:tcPr>
+          <w:p>
+            <w:pPr>
+              <w:spacing w:after="20"/>
+              <w:jc w:val="right"/>
+            </w:pPr>
+            <w:r>
+              <w:rPr>
+                <w:color w:val="1C3A36"/>
+                <w:sz w:val="16"/>
+              </w:rPr>
+              <w:t>23.0% of revenue gliding to 21.0%</w:t>
+            </w:r>
+          </w:p>
+        </w:tc>
+        <w:tc>
+          <w:tcPr>
+            <w:tcW w:type="dxa" w:w="5688"/>
+          </w:tcPr>
+          <w:p>
+            <w:pPr>
+              <w:spacing w:after="20"/>
+              <w:jc w:val="right"/>
+            </w:pPr>
+            <w:r>
+              <w:rPr>
+                <w:color w:val="1C3A36"/>
+                <w:sz w:val="16"/>
+              </w:rPr>
+              <w:t>The measured cycle at 30 June — 122 days of inventory, 27 of receivables, 82 of payables — and five disclosed quarterly snapshots spanning 16.7–18.9bn. A reviewer would carry the FY25 year-end 28.5% instead; that was the pre-buying outlier, and pricing it in costs EGP 7.17 per share of the automotive leg (-4,893 vs 2,894). Held, and stress-shown.</w:t>
             </w:r>
           </w:p>
         </w:tc>
@@ -3141,72 +3254,54 @@
       <w:tr>
         <w:tc>
           <w:tcPr>
-            <w:tcW w:type="dxa" w:w="3744"/>
-          </w:tcPr>
-          <w:p>
-            <w:pPr>
-              <w:spacing w:after="20"/>
-            </w:pPr>
-            <w:r>
-              <w:rPr>
-                <w:color w:val="1C3A36"/>
-                <w:sz w:val="18"/>
-              </w:rPr>
-              <w:t>FY27E</w:t>
-            </w:r>
-          </w:p>
-        </w:tc>
-        <w:tc>
-          <w:tcPr>
-            <w:tcW w:type="dxa" w:w="1872"/>
-          </w:tcPr>
-          <w:p>
-            <w:pPr>
-              <w:spacing w:after="20"/>
-              <w:jc w:val="right"/>
-            </w:pPr>
-            <w:r>
-              <w:rPr>
-                <w:color w:val="1C3A36"/>
-                <w:sz w:val="18"/>
-              </w:rPr>
-              <w:t>168</w:t>
-            </w:r>
-          </w:p>
-        </w:tc>
-        <w:tc>
-          <w:tcPr>
-            <w:tcW w:type="dxa" w:w="1728"/>
-          </w:tcPr>
-          <w:p>
-            <w:pPr>
-              <w:spacing w:after="20"/>
-              <w:jc w:val="right"/>
-            </w:pPr>
-            <w:r>
-              <w:rPr>
-                <w:color w:val="1C3A36"/>
-                <w:sz w:val="18"/>
-              </w:rPr>
-              <w:t>1.5</w:t>
-            </w:r>
-          </w:p>
-        </w:tc>
-        <w:tc>
-          <w:tcPr>
-            <w:tcW w:type="dxa" w:w="2016"/>
-          </w:tcPr>
-          <w:p>
-            <w:pPr>
-              <w:spacing w:after="20"/>
-              <w:jc w:val="right"/>
-            </w:pPr>
-            <w:r>
-              <w:rPr>
-                <w:color w:val="1C3A36"/>
-                <w:sz w:val="18"/>
-              </w:rPr>
-              <w:t>124</w:t>
+            <w:tcW w:type="dxa" w:w="1656"/>
+          </w:tcPr>
+          <w:p>
+            <w:pPr>
+              <w:spacing w:after="20"/>
+            </w:pPr>
+            <w:r>
+              <w:rPr>
+                <w:color w:val="1C3A36"/>
+                <w:sz w:val="16"/>
+              </w:rPr>
+              <w:t>The margin path</w:t>
+            </w:r>
+          </w:p>
+        </w:tc>
+        <w:tc>
+          <w:tcPr>
+            <w:tcW w:type="dxa" w:w="2664"/>
+          </w:tcPr>
+          <w:p>
+            <w:pPr>
+              <w:spacing w:after="20"/>
+              <w:jc w:val="right"/>
+            </w:pPr>
+            <w:r>
+              <w:rPr>
+                <w:color w:val="1C3A36"/>
+                <w:sz w:val="16"/>
+              </w:rPr>
+              <w:t>one more year of the measured compression (to 13.1% in FY27E), then cost moves with price</w:t>
+            </w:r>
+          </w:p>
+        </w:tc>
+        <w:tc>
+          <w:tcPr>
+            <w:tcW w:type="dxa" w:w="5688"/>
+          </w:tcPr>
+          <w:p>
+            <w:pPr>
+              <w:spacing w:after="20"/>
+              <w:jc w:val="right"/>
+            </w:pPr>
+            <w:r>
+              <w:rPr>
+                <w:color w:val="1C3A36"/>
+                <w:sz w:val="16"/>
+              </w:rPr>
+              <w:t>First halves printed 15.5% then 14.3% — one measured year of compression. Compounding the cost-price differential every year instead drives the margin to 11.7% by FY30E and the automotive leg to EGP -1,987mn (-1.83 a share) — a forecast story the disclosed series cannot measure, priced here and rejected. The offsetting force (three more locally assembled models) is real and equally unquantified.</w:t>
             </w:r>
           </w:p>
         </w:tc>
@@ -3214,72 +3309,160 @@
       <w:tr>
         <w:tc>
           <w:tcPr>
-            <w:tcW w:type="dxa" w:w="3744"/>
-          </w:tcPr>
-          <w:p>
-            <w:pPr>
-              <w:spacing w:after="20"/>
-            </w:pPr>
-            <w:r>
-              <w:rPr>
-                <w:color w:val="1C3A36"/>
-                <w:sz w:val="18"/>
-              </w:rPr>
-              <w:t>FY28E</w:t>
-            </w:r>
-          </w:p>
-        </w:tc>
-        <w:tc>
-          <w:tcPr>
-            <w:tcW w:type="dxa" w:w="1872"/>
-          </w:tcPr>
-          <w:p>
-            <w:pPr>
-              <w:spacing w:after="20"/>
-              <w:jc w:val="right"/>
-            </w:pPr>
-            <w:r>
-              <w:rPr>
-                <w:color w:val="1C3A36"/>
-                <w:sz w:val="18"/>
-              </w:rPr>
-              <w:t>1,650</w:t>
-            </w:r>
-          </w:p>
-        </w:tc>
-        <w:tc>
-          <w:tcPr>
-            <w:tcW w:type="dxa" w:w="1728"/>
-          </w:tcPr>
-          <w:p>
-            <w:pPr>
-              <w:spacing w:after="20"/>
-              <w:jc w:val="right"/>
-            </w:pPr>
-            <w:r>
-              <w:rPr>
-                <w:color w:val="1C3A36"/>
-                <w:sz w:val="18"/>
-              </w:rPr>
-              <w:t>2.5</w:t>
-            </w:r>
-          </w:p>
-        </w:tc>
-        <w:tc>
-          <w:tcPr>
-            <w:tcW w:type="dxa" w:w="2016"/>
-          </w:tcPr>
-          <w:p>
-            <w:pPr>
-              <w:spacing w:after="20"/>
-              <w:jc w:val="right"/>
-            </w:pPr>
-            <w:r>
-              <w:rPr>
-                <w:color w:val="1C3A36"/>
-                <w:sz w:val="18"/>
-              </w:rPr>
-              <w:t>989</w:t>
+            <w:tcW w:type="dxa" w:w="1656"/>
+          </w:tcPr>
+          <w:p>
+            <w:pPr>
+              <w:spacing w:after="20"/>
+            </w:pPr>
+            <w:r>
+              <w:rPr>
+                <w:color w:val="1C3A36"/>
+                <w:sz w:val="16"/>
+              </w:rPr>
+              <w:t>The terminal value</w:t>
+            </w:r>
+          </w:p>
+        </w:tc>
+        <w:tc>
+          <w:tcPr>
+            <w:tcW w:type="dxa" w:w="2664"/>
+          </w:tcPr>
+          <w:p>
+            <w:pPr>
+              <w:spacing w:after="20"/>
+              <w:jc w:val="right"/>
+            </w:pPr>
+            <w:r>
+              <w:rPr>
+                <w:color w:val="1C3A36"/>
+                <w:sz w:val="16"/>
+              </w:rPr>
+              <w:t>FY30E after-tax operating profit grown 11.5%, less reinvestment forced to growth ÷ a terminal return of 22.5%</w:t>
+            </w:r>
+          </w:p>
+        </w:tc>
+        <w:tc>
+          <w:tcPr>
+            <w:tcW w:type="dxa" w:w="5688"/>
+          </w:tcPr>
+          <w:p>
+            <w:pPr>
+              <w:spacing w:after="20"/>
+              <w:jc w:val="right"/>
+            </w:pPr>
+            <w:r>
+              <w:rPr>
+                <w:color w:val="1C3A36"/>
+                <w:sz w:val="16"/>
+              </w:rPr>
+              <w:t>Growth in the perpetuity is paid for, not assumed free. The July edition used plain Gordon on year-five cash flow — its hidden implied terminal return was 25.5%, above even today's realized 22.9%; that construction is worth EGP 4.37 a share and is shown as the labelled alternative. At the forward model's transitional 15% marginal return the leg would be worth -4.70; the 22.5% used sits on the leg's own realized returns.</w:t>
+            </w:r>
+          </w:p>
+        </w:tc>
+      </w:tr>
+    </w:tbl>
+    <w:p>
+      <w:pPr>
+        <w:spacing w:after="40"/>
+      </w:pPr>
+    </w:p>
+    <w:p>
+      <w:pPr>
+        <w:spacing w:after="80" w:before="200"/>
+      </w:pPr>
+      <w:r>
+        <w:rPr>
+          <w:b/>
+          <w:i w:val="0"/>
+          <w:color w:val="1C3A36"/>
+          <w:sz w:val="24"/>
+        </w:rPr>
+        <w:t>The bridge from enterprise value to the equity</w:t>
+      </w:r>
+    </w:p>
+    <w:tbl>
+      <w:tblPr>
+        <w:tblW w:type="auto" w:w="0"/>
+        <w:jc w:val="center"/>
+        <w:tblLook w:firstColumn="1" w:firstRow="1" w:lastColumn="0" w:lastRow="0" w:noHBand="0" w:noVBand="1" w:val="04A0"/>
+        <w:tblLayout w:type="fixed"/>
+        <w:tblCellMar>
+          <w:top w:w="40" w:type="dxa"/>
+          <w:left w:w="90" w:type="dxa"/>
+          <w:bottom w:w="40" w:type="dxa"/>
+          <w:right w:w="90" w:type="dxa"/>
+        </w:tblCellMar>
+        <w:tblBorders>
+          <w:top w:val="single" w:sz="4" w:space="0" w:color="C9D4D1"/>
+          <w:left w:val="single" w:sz="4" w:space="0" w:color="C9D4D1"/>
+          <w:bottom w:val="single" w:sz="4" w:space="0" w:color="C9D4D1"/>
+          <w:right w:val="single" w:sz="4" w:space="0" w:color="C9D4D1"/>
+          <w:insideH w:val="single" w:sz="4" w:space="0" w:color="C9D4D1"/>
+          <w:insideV w:val="single" w:sz="4" w:space="0" w:color="C9D4D1"/>
+        </w:tblBorders>
+        <w:tblLayout w:type="fixed"/>
+      </w:tblPr>
+      <w:tblGrid>
+        <w:gridCol w:w="3312"/>
+        <w:gridCol w:w="1512"/>
+        <w:gridCol w:w="5184"/>
+      </w:tblGrid>
+      <w:tr>
+        <w:tc>
+          <w:tcPr>
+            <w:tcW w:type="dxa" w:w="3312"/>
+            <w:shd w:val="clear" w:color="auto" w:fill="EAF0EE"/>
+          </w:tcPr>
+          <w:p>
+            <w:pPr>
+              <w:spacing w:after="20"/>
+            </w:pPr>
+            <w:r>
+              <w:rPr>
+                <w:b/>
+                <w:color w:val="1C3A36"/>
+                <w:sz w:val="17"/>
+              </w:rPr>
+              <w:t>Line</w:t>
+            </w:r>
+          </w:p>
+        </w:tc>
+        <w:tc>
+          <w:tcPr>
+            <w:tcW w:type="dxa" w:w="1512"/>
+            <w:shd w:val="clear" w:color="auto" w:fill="EAF0EE"/>
+          </w:tcPr>
+          <w:p>
+            <w:pPr>
+              <w:spacing w:after="20"/>
+            </w:pPr>
+            <w:r>
+              <w:rPr>
+                <w:b/>
+                <w:color w:val="1C3A36"/>
+                <w:sz w:val="17"/>
+              </w:rPr>
+              <w:t>EGP mn</w:t>
+            </w:r>
+          </w:p>
+        </w:tc>
+        <w:tc>
+          <w:tcPr>
+            <w:tcW w:type="dxa" w:w="5184"/>
+            <w:shd w:val="clear" w:color="auto" w:fill="EAF0EE"/>
+          </w:tcPr>
+          <w:p>
+            <w:pPr>
+              <w:spacing w:after="20"/>
+            </w:pPr>
+            <w:r>
+              <w:rPr>
+                <w:b/>
+                <w:color w:val="1C3A36"/>
+                <w:sz w:val="17"/>
+              </w:rPr>
+              <w:t>Note</w:t>
             </w:r>
           </w:p>
         </w:tc>
@@ -3287,72 +3470,54 @@
       <w:tr>
         <w:tc>
           <w:tcPr>
-            <w:tcW w:type="dxa" w:w="3744"/>
-          </w:tcPr>
-          <w:p>
-            <w:pPr>
-              <w:spacing w:after="20"/>
-            </w:pPr>
-            <w:r>
-              <w:rPr>
-                <w:color w:val="1C3A36"/>
-                <w:sz w:val="18"/>
-              </w:rPr>
-              <w:t>FY29E</w:t>
-            </w:r>
-          </w:p>
-        </w:tc>
-        <w:tc>
-          <w:tcPr>
-            <w:tcW w:type="dxa" w:w="1872"/>
-          </w:tcPr>
-          <w:p>
-            <w:pPr>
-              <w:spacing w:after="20"/>
-              <w:jc w:val="right"/>
-            </w:pPr>
-            <w:r>
-              <w:rPr>
-                <w:color w:val="1C3A36"/>
-                <w:sz w:val="18"/>
-              </w:rPr>
-              <w:t>3,167</w:t>
-            </w:r>
-          </w:p>
-        </w:tc>
-        <w:tc>
-          <w:tcPr>
-            <w:tcW w:type="dxa" w:w="1728"/>
-          </w:tcPr>
-          <w:p>
-            <w:pPr>
-              <w:spacing w:after="20"/>
-              <w:jc w:val="right"/>
-            </w:pPr>
-            <w:r>
-              <w:rPr>
-                <w:color w:val="1C3A36"/>
-                <w:sz w:val="18"/>
-              </w:rPr>
-              <w:t>3.5</w:t>
-            </w:r>
-          </w:p>
-        </w:tc>
-        <w:tc>
-          <w:tcPr>
-            <w:tcW w:type="dxa" w:w="2016"/>
-          </w:tcPr>
-          <w:p>
-            <w:pPr>
-              <w:spacing w:after="20"/>
-              <w:jc w:val="right"/>
-            </w:pPr>
-            <w:r>
-              <w:rPr>
-                <w:color w:val="1C3A36"/>
-                <w:sz w:val="18"/>
-              </w:rPr>
-              <w:t>1,547</w:t>
+            <w:tcW w:type="dxa" w:w="3312"/>
+          </w:tcPr>
+          <w:p>
+            <w:pPr>
+              <w:spacing w:after="20"/>
+            </w:pPr>
+            <w:r>
+              <w:rPr>
+                <w:color w:val="1C3A36"/>
+                <w:sz w:val="17"/>
+              </w:rPr>
+              <w:t>Present value of the discounted flows</w:t>
+            </w:r>
+          </w:p>
+        </w:tc>
+        <w:tc>
+          <w:tcPr>
+            <w:tcW w:type="dxa" w:w="1512"/>
+          </w:tcPr>
+          <w:p>
+            <w:pPr>
+              <w:spacing w:after="20"/>
+              <w:jc w:val="right"/>
+            </w:pPr>
+            <w:r>
+              <w:rPr>
+                <w:color w:val="1C3A36"/>
+                <w:sz w:val="17"/>
+              </w:rPr>
+              <w:t>2,690</w:t>
+            </w:r>
+          </w:p>
+        </w:tc>
+        <w:tc>
+          <w:tcPr>
+            <w:tcW w:type="dxa" w:w="5184"/>
+          </w:tcPr>
+          <w:p>
+            <w:pPr>
+              <w:spacing w:after="20"/>
+              <w:jc w:val="right"/>
+            </w:pPr>
+            <w:r>
+              <w:rPr>
+                <w:color w:val="1C3A36"/>
+                <w:sz w:val="17"/>
+              </w:rPr>
+              <w:t>H2-26E -1,881 plus FY27E-FY30E, each mid-period</w:t>
             </w:r>
           </w:p>
         </w:tc>
@@ -3360,72 +3525,54 @@
       <w:tr>
         <w:tc>
           <w:tcPr>
-            <w:tcW w:type="dxa" w:w="3744"/>
-          </w:tcPr>
-          <w:p>
-            <w:pPr>
-              <w:spacing w:after="20"/>
-            </w:pPr>
-            <w:r>
-              <w:rPr>
-                <w:color w:val="1C3A36"/>
-                <w:sz w:val="18"/>
-              </w:rPr>
-              <w:t>FY30E</w:t>
-            </w:r>
-          </w:p>
-        </w:tc>
-        <w:tc>
-          <w:tcPr>
-            <w:tcW w:type="dxa" w:w="1872"/>
-          </w:tcPr>
-          <w:p>
-            <w:pPr>
-              <w:spacing w:after="20"/>
-              <w:jc w:val="right"/>
-            </w:pPr>
-            <w:r>
-              <w:rPr>
-                <w:color w:val="1C3A36"/>
-                <w:sz w:val="18"/>
-              </w:rPr>
-              <w:t>4,330</w:t>
-            </w:r>
-          </w:p>
-        </w:tc>
-        <w:tc>
-          <w:tcPr>
-            <w:tcW w:type="dxa" w:w="1728"/>
-          </w:tcPr>
-          <w:p>
-            <w:pPr>
-              <w:spacing w:after="20"/>
-              <w:jc w:val="right"/>
-            </w:pPr>
-            <w:r>
-              <w:rPr>
-                <w:color w:val="1C3A36"/>
-                <w:sz w:val="18"/>
-              </w:rPr>
-              <w:t>4.5</w:t>
-            </w:r>
-          </w:p>
-        </w:tc>
-        <w:tc>
-          <w:tcPr>
-            <w:tcW w:type="dxa" w:w="2016"/>
-          </w:tcPr>
-          <w:p>
-            <w:pPr>
-              <w:spacing w:after="20"/>
-              <w:jc w:val="right"/>
-            </w:pPr>
-            <w:r>
-              <w:rPr>
-                <w:color w:val="1C3A36"/>
-                <w:sz w:val="18"/>
-              </w:rPr>
-              <w:t>1,723</w:t>
+            <w:tcW w:type="dxa" w:w="3312"/>
+          </w:tcPr>
+          <w:p>
+            <w:pPr>
+              <w:spacing w:after="20"/>
+            </w:pPr>
+            <w:r>
+              <w:rPr>
+                <w:color w:val="1C3A36"/>
+                <w:sz w:val="17"/>
+              </w:rPr>
+              <w:t>Terminal cash flow</w:t>
+            </w:r>
+          </w:p>
+        </w:tc>
+        <w:tc>
+          <w:tcPr>
+            <w:tcW w:type="dxa" w:w="1512"/>
+          </w:tcPr>
+          <w:p>
+            <w:pPr>
+              <w:spacing w:after="20"/>
+              <w:jc w:val="right"/>
+            </w:pPr>
+            <w:r>
+              <w:rPr>
+                <w:color w:val="1C3A36"/>
+                <w:sz w:val="17"/>
+              </w:rPr>
+              <w:t>4,310</w:t>
+            </w:r>
+          </w:p>
+        </w:tc>
+        <w:tc>
+          <w:tcPr>
+            <w:tcW w:type="dxa" w:w="5184"/>
+          </w:tcPr>
+          <w:p>
+            <w:pPr>
+              <w:spacing w:after="20"/>
+              <w:jc w:val="right"/>
+            </w:pPr>
+            <w:r>
+              <w:rPr>
+                <w:color w:val="1C3A36"/>
+                <w:sz w:val="17"/>
+              </w:rPr>
+              <w:t>FY30E NOPAT 7,906 grown 11.5%, times one less the 51.1% reinvestment rate (growth ÷ terminal return 22.5%) — the growth is paid for</w:t>
             </w:r>
           </w:p>
         </w:tc>
@@ -3433,72 +3580,54 @@
       <w:tr>
         <w:tc>
           <w:tcPr>
-            <w:tcW w:type="dxa" w:w="3744"/>
-          </w:tcPr>
-          <w:p>
-            <w:pPr>
-              <w:spacing w:after="20"/>
-            </w:pPr>
-            <w:r>
-              <w:rPr>
-                <w:color w:val="1C3A36"/>
-                <w:sz w:val="18"/>
-              </w:rPr>
-              <w:t>Terminal value (on FY30E)</w:t>
-            </w:r>
-          </w:p>
-        </w:tc>
-        <w:tc>
-          <w:tcPr>
-            <w:tcW w:type="dxa" w:w="1872"/>
-          </w:tcPr>
-          <w:p>
-            <w:pPr>
-              <w:spacing w:after="20"/>
-              <w:jc w:val="right"/>
-            </w:pPr>
-            <w:r>
-              <w:rPr>
-                <w:color w:val="1C3A36"/>
-                <w:sz w:val="18"/>
-              </w:rPr>
-              <w:t>43,032</w:t>
-            </w:r>
-          </w:p>
-        </w:tc>
-        <w:tc>
-          <w:tcPr>
-            <w:tcW w:type="dxa" w:w="1728"/>
-          </w:tcPr>
-          <w:p>
-            <w:pPr>
-              <w:spacing w:after="20"/>
-              <w:jc w:val="right"/>
-            </w:pPr>
-            <w:r>
-              <w:rPr>
-                <w:color w:val="1C3A36"/>
-                <w:sz w:val="18"/>
-              </w:rPr>
-              <w:t>4.5</w:t>
-            </w:r>
-          </w:p>
-        </w:tc>
-        <w:tc>
-          <w:tcPr>
-            <w:tcW w:type="dxa" w:w="2016"/>
-          </w:tcPr>
-          <w:p>
-            <w:pPr>
-              <w:spacing w:after="20"/>
-              <w:jc w:val="right"/>
-            </w:pPr>
-            <w:r>
-              <w:rPr>
-                <w:color w:val="1C3A36"/>
-                <w:sz w:val="18"/>
-              </w:rPr>
-              <w:t>17,127</w:t>
+            <w:tcW w:type="dxa" w:w="3312"/>
+          </w:tcPr>
+          <w:p>
+            <w:pPr>
+              <w:spacing w:after="20"/>
+            </w:pPr>
+            <w:r>
+              <w:rPr>
+                <w:color w:val="1C3A36"/>
+                <w:sz w:val="17"/>
+              </w:rPr>
+              <w:t>Present value of the terminal value</w:t>
+            </w:r>
+          </w:p>
+        </w:tc>
+        <w:tc>
+          <w:tcPr>
+            <w:tcW w:type="dxa" w:w="1512"/>
+          </w:tcPr>
+          <w:p>
+            <w:pPr>
+              <w:spacing w:after="20"/>
+              <w:jc w:val="right"/>
+            </w:pPr>
+            <w:r>
+              <w:rPr>
+                <w:color w:val="1C3A36"/>
+                <w:sz w:val="17"/>
+              </w:rPr>
+              <w:t>15,288</w:t>
+            </w:r>
+          </w:p>
+        </w:tc>
+        <w:tc>
+          <w:tcPr>
+            <w:tcW w:type="dxa" w:w="5184"/>
+          </w:tcPr>
+          <w:p>
+            <w:pPr>
+              <w:spacing w:after="20"/>
+              <w:jc w:val="right"/>
+            </w:pPr>
+            <w:r>
+              <w:rPr>
+                <w:color w:val="1C3A36"/>
+                <w:sz w:val="17"/>
+              </w:rPr>
+              <w:t>capitalised at 22.72% − 11.5%; 85% of enterprise value — disclosed here, in the summary and in section 7, and stressed in 1.9</w:t>
             </w:r>
           </w:p>
         </w:tc>
@@ -3506,70 +3635,54 @@
       <w:tr>
         <w:tc>
           <w:tcPr>
-            <w:tcW w:type="dxa" w:w="3744"/>
-          </w:tcPr>
-          <w:p>
-            <w:pPr>
-              <w:spacing w:after="20"/>
-            </w:pPr>
-            <w:r>
-              <w:rPr>
-                <w:color w:val="1C3A36"/>
-                <w:sz w:val="18"/>
-              </w:rPr>
-              <w:t>Enterprise value</w:t>
-            </w:r>
-          </w:p>
-        </w:tc>
-        <w:tc>
-          <w:tcPr>
-            <w:tcW w:type="dxa" w:w="1872"/>
-          </w:tcPr>
-          <w:p>
-            <w:pPr>
-              <w:spacing w:after="20"/>
-              <w:jc w:val="right"/>
-            </w:pPr>
-            <w:r>
-              <w:rPr>
-                <w:color w:val="1C3A36"/>
-                <w:sz w:val="18"/>
-              </w:rPr>
-            </w:r>
-          </w:p>
-        </w:tc>
-        <w:tc>
-          <w:tcPr>
-            <w:tcW w:type="dxa" w:w="1728"/>
-          </w:tcPr>
-          <w:p>
-            <w:pPr>
-              <w:spacing w:after="20"/>
-              <w:jc w:val="right"/>
-            </w:pPr>
-            <w:r>
-              <w:rPr>
-                <w:color w:val="1C3A36"/>
-                <w:sz w:val="18"/>
-              </w:rPr>
-            </w:r>
-          </w:p>
-        </w:tc>
-        <w:tc>
-          <w:tcPr>
-            <w:tcW w:type="dxa" w:w="2016"/>
-          </w:tcPr>
-          <w:p>
-            <w:pPr>
-              <w:spacing w:after="20"/>
-              <w:jc w:val="right"/>
-            </w:pPr>
-            <w:r>
-              <w:rPr>
-                <w:color w:val="1C3A36"/>
-                <w:sz w:val="18"/>
-              </w:rPr>
-              <w:t>19,821</w:t>
+            <w:tcW w:type="dxa" w:w="3312"/>
+          </w:tcPr>
+          <w:p>
+            <w:pPr>
+              <w:spacing w:after="20"/>
+            </w:pPr>
+            <w:r>
+              <w:rPr>
+                <w:color w:val="1C3A36"/>
+                <w:sz w:val="17"/>
+              </w:rPr>
+              <w:t>Enterprise value — automotive</w:t>
+            </w:r>
+          </w:p>
+        </w:tc>
+        <w:tc>
+          <w:tcPr>
+            <w:tcW w:type="dxa" w:w="1512"/>
+          </w:tcPr>
+          <w:p>
+            <w:pPr>
+              <w:spacing w:after="20"/>
+              <w:jc w:val="right"/>
+            </w:pPr>
+            <w:r>
+              <w:rPr>
+                <w:color w:val="1C3A36"/>
+                <w:sz w:val="17"/>
+              </w:rPr>
+              <w:t>17,978</w:t>
+            </w:r>
+          </w:p>
+        </w:tc>
+        <w:tc>
+          <w:tcPr>
+            <w:tcW w:type="dxa" w:w="5184"/>
+          </w:tcPr>
+          <w:p>
+            <w:pPr>
+              <w:spacing w:after="20"/>
+              <w:jc w:val="right"/>
+            </w:pPr>
+            <w:r>
+              <w:rPr>
+                <w:color w:val="1C3A36"/>
+                <w:sz w:val="17"/>
+              </w:rPr>
+              <w:t>the two lines above</w:t>
             </w:r>
           </w:p>
         </w:tc>
@@ -3577,70 +3690,54 @@
       <w:tr>
         <w:tc>
           <w:tcPr>
-            <w:tcW w:type="dxa" w:w="3744"/>
-          </w:tcPr>
-          <w:p>
-            <w:pPr>
-              <w:spacing w:after="20"/>
-            </w:pPr>
-            <w:r>
-              <w:rPr>
-                <w:color w:val="1C3A36"/>
-                <w:sz w:val="18"/>
-              </w:rPr>
-              <w:t>less net debt (30-Jun-26)</w:t>
-            </w:r>
-          </w:p>
-        </w:tc>
-        <w:tc>
-          <w:tcPr>
-            <w:tcW w:type="dxa" w:w="1872"/>
-          </w:tcPr>
-          <w:p>
-            <w:pPr>
-              <w:spacing w:after="20"/>
-              <w:jc w:val="right"/>
-            </w:pPr>
-            <w:r>
-              <w:rPr>
-                <w:color w:val="1C3A36"/>
-                <w:sz w:val="18"/>
-              </w:rPr>
-            </w:r>
-          </w:p>
-        </w:tc>
-        <w:tc>
-          <w:tcPr>
-            <w:tcW w:type="dxa" w:w="1728"/>
-          </w:tcPr>
-          <w:p>
-            <w:pPr>
-              <w:spacing w:after="20"/>
-              <w:jc w:val="right"/>
-            </w:pPr>
-            <w:r>
-              <w:rPr>
-                <w:color w:val="1C3A36"/>
-                <w:sz w:val="18"/>
-              </w:rPr>
-            </w:r>
-          </w:p>
-        </w:tc>
-        <w:tc>
-          <w:tcPr>
-            <w:tcW w:type="dxa" w:w="2016"/>
-          </w:tcPr>
-          <w:p>
-            <w:pPr>
-              <w:spacing w:after="20"/>
-              <w:jc w:val="right"/>
-            </w:pPr>
-            <w:r>
-              <w:rPr>
-                <w:color w:val="1C3A36"/>
-                <w:sz w:val="18"/>
+            <w:tcW w:type="dxa" w:w="3312"/>
+          </w:tcPr>
+          <w:p>
+            <w:pPr>
+              <w:spacing w:after="20"/>
+            </w:pPr>
+            <w:r>
+              <w:rPr>
+                <w:color w:val="1C3A36"/>
+                <w:sz w:val="17"/>
+              </w:rPr>
+              <w:t>Less net debt</w:t>
+            </w:r>
+          </w:p>
+        </w:tc>
+        <w:tc>
+          <w:tcPr>
+            <w:tcW w:type="dxa" w:w="1512"/>
+          </w:tcPr>
+          <w:p>
+            <w:pPr>
+              <w:spacing w:after="20"/>
+              <w:jc w:val="right"/>
+            </w:pPr>
+            <w:r>
+              <w:rPr>
+                <w:color w:val="1C3A36"/>
+                <w:sz w:val="17"/>
               </w:rPr>
               <w:t>-14,494</w:t>
+            </w:r>
+          </w:p>
+        </w:tc>
+        <w:tc>
+          <w:tcPr>
+            <w:tcW w:type="dxa" w:w="5184"/>
+          </w:tcPr>
+          <w:p>
+            <w:pPr>
+              <w:spacing w:after="20"/>
+              <w:jc w:val="right"/>
+            </w:pPr>
+            <w:r>
+              <w:rPr>
+                <w:color w:val="1C3A36"/>
+                <w:sz w:val="17"/>
+              </w:rPr>
+              <w:t>the segment's 30-Jun-26 figure from the release's own net-debt table (debt + leasing notes − cash − inter-segment balances)</w:t>
             </w:r>
           </w:p>
         </w:tc>
@@ -3648,70 +3745,54 @@
       <w:tr>
         <w:tc>
           <w:tcPr>
-            <w:tcW w:type="dxa" w:w="3744"/>
-          </w:tcPr>
-          <w:p>
-            <w:pPr>
-              <w:spacing w:after="20"/>
-            </w:pPr>
-            <w:r>
-              <w:rPr>
-                <w:color w:val="1C3A36"/>
-                <w:sz w:val="18"/>
-              </w:rPr>
-              <w:t>less non-controlling interests</w:t>
-            </w:r>
-          </w:p>
-        </w:tc>
-        <w:tc>
-          <w:tcPr>
-            <w:tcW w:type="dxa" w:w="1872"/>
-          </w:tcPr>
-          <w:p>
-            <w:pPr>
-              <w:spacing w:after="20"/>
-              <w:jc w:val="right"/>
-            </w:pPr>
-            <w:r>
-              <w:rPr>
-                <w:color w:val="1C3A36"/>
-                <w:sz w:val="18"/>
-              </w:rPr>
-            </w:r>
-          </w:p>
-        </w:tc>
-        <w:tc>
-          <w:tcPr>
-            <w:tcW w:type="dxa" w:w="1728"/>
-          </w:tcPr>
-          <w:p>
-            <w:pPr>
-              <w:spacing w:after="20"/>
-              <w:jc w:val="right"/>
-            </w:pPr>
-            <w:r>
-              <w:rPr>
-                <w:color w:val="1C3A36"/>
-                <w:sz w:val="18"/>
-              </w:rPr>
-            </w:r>
-          </w:p>
-        </w:tc>
-        <w:tc>
-          <w:tcPr>
-            <w:tcW w:type="dxa" w:w="2016"/>
-          </w:tcPr>
-          <w:p>
-            <w:pPr>
-              <w:spacing w:after="20"/>
-              <w:jc w:val="right"/>
-            </w:pPr>
-            <w:r>
-              <w:rPr>
-                <w:color w:val="1C3A36"/>
-                <w:sz w:val="18"/>
+            <w:tcW w:type="dxa" w:w="3312"/>
+          </w:tcPr>
+          <w:p>
+            <w:pPr>
+              <w:spacing w:after="20"/>
+            </w:pPr>
+            <w:r>
+              <w:rPr>
+                <w:color w:val="1C3A36"/>
+                <w:sz w:val="17"/>
+              </w:rPr>
+              <w:t>Less non-controlling interests</w:t>
+            </w:r>
+          </w:p>
+        </w:tc>
+        <w:tc>
+          <w:tcPr>
+            <w:tcW w:type="dxa" w:w="1512"/>
+          </w:tcPr>
+          <w:p>
+            <w:pPr>
+              <w:spacing w:after="20"/>
+              <w:jc w:val="right"/>
+            </w:pPr>
+            <w:r>
+              <w:rPr>
+                <w:color w:val="1C3A36"/>
+                <w:sz w:val="17"/>
               </w:rPr>
               <w:t>-591</w:t>
+            </w:r>
+          </w:p>
+        </w:tc>
+        <w:tc>
+          <w:tcPr>
+            <w:tcW w:type="dxa" w:w="5184"/>
+          </w:tcPr>
+          <w:p>
+            <w:pPr>
+              <w:spacing w:after="20"/>
+              <w:jc w:val="right"/>
+            </w:pPr>
+            <w:r>
+              <w:rPr>
+                <w:color w:val="1C3A36"/>
+                <w:sz w:val="17"/>
+              </w:rPr>
+              <w:t>the automotive segment's minority book at 30-Jun-26</w:t>
             </w:r>
           </w:p>
         </w:tc>
@@ -3719,7 +3800,7 @@
       <w:tr>
         <w:tc>
           <w:tcPr>
-            <w:tcW w:type="dxa" w:w="3744"/>
+            <w:tcW w:type="dxa" w:w="3312"/>
             <w:shd w:val="clear" w:color="auto" w:fill="F6F1E6"/>
           </w:tcPr>
           <w:p>
@@ -3730,7 +3811,7 @@
               <w:rPr>
                 <w:b/>
                 <w:color w:val="1C3A36"/>
-                <w:sz w:val="18"/>
+                <w:sz w:val="17"/>
               </w:rPr>
               <w:t>Automotive equity value</w:t>
             </w:r>
@@ -3738,7 +3819,7 @@
         </w:tc>
         <w:tc>
           <w:tcPr>
-            <w:tcW w:type="dxa" w:w="1872"/>
+            <w:tcW w:type="dxa" w:w="1512"/>
             <w:shd w:val="clear" w:color="auto" w:fill="F6F1E6"/>
           </w:tcPr>
           <w:p>
@@ -3750,14 +3831,15 @@
               <w:rPr>
                 <w:b/>
                 <w:color w:val="1C3A36"/>
-                <w:sz w:val="18"/>
-              </w:rPr>
-            </w:r>
-          </w:p>
-        </w:tc>
-        <w:tc>
-          <w:tcPr>
-            <w:tcW w:type="dxa" w:w="1728"/>
+                <w:sz w:val="17"/>
+              </w:rPr>
+              <w:t>2,894</w:t>
+            </w:r>
+          </w:p>
+        </w:tc>
+        <w:tc>
+          <w:tcPr>
+            <w:tcW w:type="dxa" w:w="5184"/>
             <w:shd w:val="clear" w:color="auto" w:fill="F6F1E6"/>
           </w:tcPr>
           <w:p>
@@ -3769,28 +3851,8 @@
               <w:rPr>
                 <w:b/>
                 <w:color w:val="1C3A36"/>
-                <w:sz w:val="18"/>
-              </w:rPr>
-            </w:r>
-          </w:p>
-        </w:tc>
-        <w:tc>
-          <w:tcPr>
-            <w:tcW w:type="dxa" w:w="2016"/>
-            <w:shd w:val="clear" w:color="auto" w:fill="F6F1E6"/>
-          </w:tcPr>
-          <w:p>
-            <w:pPr>
-              <w:spacing w:after="20"/>
-              <w:jc w:val="right"/>
-            </w:pPr>
-            <w:r>
-              <w:rPr>
-                <w:b/>
-                <w:color w:val="1C3A36"/>
-                <w:sz w:val="18"/>
-              </w:rPr>
-              <w:t>4,737</w:t>
+                <w:sz w:val="17"/>
+              </w:rPr>
             </w:r>
           </w:p>
         </w:tc>
@@ -3798,7 +3860,7 @@
       <w:tr>
         <w:tc>
           <w:tcPr>
-            <w:tcW w:type="dxa" w:w="3744"/>
+            <w:tcW w:type="dxa" w:w="3312"/>
             <w:shd w:val="clear" w:color="auto" w:fill="F6F1E6"/>
           </w:tcPr>
           <w:p>
@@ -3809,21 +3871,351 @@
               <w:rPr>
                 <w:b/>
                 <w:color w:val="1C3A36"/>
+                <w:sz w:val="17"/>
+              </w:rPr>
+              <w:t>Per share</w:t>
+            </w:r>
+          </w:p>
+        </w:tc>
+        <w:tc>
+          <w:tcPr>
+            <w:tcW w:type="dxa" w:w="1512"/>
+            <w:shd w:val="clear" w:color="auto" w:fill="F6F1E6"/>
+          </w:tcPr>
+          <w:p>
+            <w:pPr>
+              <w:spacing w:after="20"/>
+              <w:jc w:val="right"/>
+            </w:pPr>
+            <w:r>
+              <w:rPr>
+                <w:b/>
+                <w:color w:val="1C3A36"/>
+                <w:sz w:val="17"/>
+              </w:rPr>
+              <w:t>2.67</w:t>
+            </w:r>
+          </w:p>
+        </w:tc>
+        <w:tc>
+          <w:tcPr>
+            <w:tcW w:type="dxa" w:w="5184"/>
+            <w:shd w:val="clear" w:color="auto" w:fill="F6F1E6"/>
+          </w:tcPr>
+          <w:p>
+            <w:pPr>
+              <w:spacing w:after="20"/>
+              <w:jc w:val="right"/>
+            </w:pPr>
+            <w:r>
+              <w:rPr>
+                <w:b/>
+                <w:color w:val="1C3A36"/>
+                <w:sz w:val="17"/>
+              </w:rPr>
+              <w:t>the cash-flow leg alone; the group's other legs are added in section 1.5</w:t>
+            </w:r>
+          </w:p>
+        </w:tc>
+      </w:tr>
+      <w:tr>
+        <w:tc>
+          <w:tcPr>
+            <w:tcW w:type="dxa" w:w="3312"/>
+          </w:tcPr>
+          <w:p>
+            <w:pPr>
+              <w:spacing w:after="20"/>
+            </w:pPr>
+            <w:r>
+              <w:rPr>
+                <w:color w:val="1C3A36"/>
+                <w:sz w:val="17"/>
+              </w:rPr>
+              <w:t>ALTERNATIVE — Gordon on year-five cash flow</w:t>
+            </w:r>
+          </w:p>
+        </w:tc>
+        <w:tc>
+          <w:tcPr>
+            <w:tcW w:type="dxa" w:w="1512"/>
+          </w:tcPr>
+          <w:p>
+            <w:pPr>
+              <w:spacing w:after="20"/>
+              <w:jc w:val="right"/>
+            </w:pPr>
+            <w:r>
+              <w:rPr>
+                <w:color w:val="1C3A36"/>
+                <w:sz w:val="17"/>
+              </w:rPr>
+              <w:t>4,747</w:t>
+            </w:r>
+          </w:p>
+        </w:tc>
+        <w:tc>
+          <w:tcPr>
+            <w:tcW w:type="dxa" w:w="5184"/>
+          </w:tcPr>
+          <w:p>
+            <w:pPr>
+              <w:spacing w:after="20"/>
+              <w:jc w:val="right"/>
+            </w:pPr>
+            <w:r>
+              <w:rPr>
+                <w:color w:val="1C3A36"/>
+                <w:sz w:val="17"/>
+              </w:rPr>
+              <w:t>the July construction; implied terminal return 25.5%, disclosed rather than hidden. Worth 1.71 a share more; both are shown</w:t>
+            </w:r>
+          </w:p>
+        </w:tc>
+      </w:tr>
+    </w:tbl>
+    <w:p>
+      <w:pPr>
+        <w:spacing w:after="40"/>
+      </w:pPr>
+    </w:p>
+    <w:p>
+      <w:pPr>
+        <w:spacing w:after="80" w:before="200"/>
+      </w:pPr>
+      <w:r>
+        <w:rPr>
+          <w:b/>
+          <w:i w:val="0"/>
+          <w:color w:val="1C3A36"/>
+          <w:sz w:val="24"/>
+        </w:rPr>
+        <w:t>1.2  Book value and sustainable return — the asset lens</w:t>
+      </w:r>
+    </w:p>
+    <w:tbl>
+      <w:tblPr>
+        <w:tblW w:type="auto" w:w="0"/>
+        <w:jc w:val="center"/>
+        <w:tblLook w:firstColumn="1" w:firstRow="1" w:lastColumn="0" w:lastRow="0" w:noHBand="0" w:noVBand="1" w:val="04A0"/>
+        <w:tblLayout w:type="fixed"/>
+        <w:tblCellMar>
+          <w:top w:w="40" w:type="dxa"/>
+          <w:left w:w="90" w:type="dxa"/>
+          <w:bottom w:w="40" w:type="dxa"/>
+          <w:right w:w="90" w:type="dxa"/>
+        </w:tblCellMar>
+        <w:tblBorders>
+          <w:top w:val="single" w:sz="4" w:space="0" w:color="C9D4D1"/>
+          <w:left w:val="single" w:sz="4" w:space="0" w:color="C9D4D1"/>
+          <w:bottom w:val="single" w:sz="4" w:space="0" w:color="C9D4D1"/>
+          <w:right w:val="single" w:sz="4" w:space="0" w:color="C9D4D1"/>
+          <w:insideH w:val="single" w:sz="4" w:space="0" w:color="C9D4D1"/>
+          <w:insideV w:val="single" w:sz="4" w:space="0" w:color="C9D4D1"/>
+        </w:tblBorders>
+        <w:tblLayout w:type="fixed"/>
+      </w:tblPr>
+      <w:tblGrid>
+        <w:gridCol w:w="6336"/>
+        <w:gridCol w:w="2304"/>
+      </w:tblGrid>
+      <w:tr>
+        <w:tc>
+          <w:tcPr>
+            <w:tcW w:type="dxa" w:w="6336"/>
+            <w:shd w:val="clear" w:color="auto" w:fill="EAF0EE"/>
+          </w:tcPr>
+          <w:p>
+            <w:pPr>
+              <w:spacing w:after="20"/>
+            </w:pPr>
+            <w:r>
+              <w:rPr>
+                <w:b/>
+                <w:color w:val="1C3A36"/>
                 <w:sz w:val="18"/>
               </w:rPr>
-              <w:t>Per share</w:t>
-            </w:r>
-          </w:p>
-        </w:tc>
-        <w:tc>
-          <w:tcPr>
-            <w:tcW w:type="dxa" w:w="1872"/>
+              <w:t>What the restated book is made of (per share)</w:t>
+            </w:r>
+          </w:p>
+        </w:tc>
+        <w:tc>
+          <w:tcPr>
+            <w:tcW w:type="dxa" w:w="2304"/>
+            <w:shd w:val="clear" w:color="auto" w:fill="EAF0EE"/>
+          </w:tcPr>
+          <w:p>
+            <w:pPr>
+              <w:spacing w:after="20"/>
+            </w:pPr>
+            <w:r>
+              <w:rPr>
+                <w:b/>
+                <w:color w:val="1C3A36"/>
+                <w:sz w:val="18"/>
+              </w:rPr>
+              <w:t>EGP</w:t>
+            </w:r>
+          </w:p>
+        </w:tc>
+      </w:tr>
+      <w:tr>
+        <w:tc>
+          <w:tcPr>
+            <w:tcW w:type="dxa" w:w="6336"/>
+          </w:tcPr>
+          <w:p>
+            <w:pPr>
+              <w:spacing w:after="20"/>
+            </w:pPr>
+            <w:r>
+              <w:rPr>
+                <w:color w:val="1C3A36"/>
+                <w:sz w:val="18"/>
+              </w:rPr>
+              <w:t>Automotive segment equity</w:t>
+            </w:r>
+          </w:p>
+        </w:tc>
+        <w:tc>
+          <w:tcPr>
+            <w:tcW w:type="dxa" w:w="2304"/>
+          </w:tcPr>
+          <w:p>
+            <w:pPr>
+              <w:spacing w:after="20"/>
+              <w:jc w:val="right"/>
+            </w:pPr>
+            <w:r>
+              <w:rPr>
+                <w:color w:val="1C3A36"/>
+                <w:sz w:val="18"/>
+              </w:rPr>
+              <w:t>11.97</w:t>
+            </w:r>
+          </w:p>
+        </w:tc>
+      </w:tr>
+      <w:tr>
+        <w:tc>
+          <w:tcPr>
+            <w:tcW w:type="dxa" w:w="6336"/>
+          </w:tcPr>
+          <w:p>
+            <w:pPr>
+              <w:spacing w:after="20"/>
+            </w:pPr>
+            <w:r>
+              <w:rPr>
+                <w:color w:val="1C3A36"/>
+                <w:sz w:val="18"/>
+              </w:rPr>
+              <w:t>GB Capital operating equity (ex-associates)</w:t>
+            </w:r>
+          </w:p>
+        </w:tc>
+        <w:tc>
+          <w:tcPr>
+            <w:tcW w:type="dxa" w:w="2304"/>
+          </w:tcPr>
+          <w:p>
+            <w:pPr>
+              <w:spacing w:after="20"/>
+              <w:jc w:val="right"/>
+            </w:pPr>
+            <w:r>
+              <w:rPr>
+                <w:color w:val="1C3A36"/>
+                <w:sz w:val="18"/>
+              </w:rPr>
+              <w:t>5.77</w:t>
+            </w:r>
+          </w:p>
+        </w:tc>
+      </w:tr>
+      <w:tr>
+        <w:tc>
+          <w:tcPr>
+            <w:tcW w:type="dxa" w:w="6336"/>
+          </w:tcPr>
+          <w:p>
+            <w:pPr>
+              <w:spacing w:after="20"/>
+            </w:pPr>
+            <w:r>
+              <w:rPr>
+                <w:color w:val="1C3A36"/>
+                <w:sz w:val="18"/>
+              </w:rPr>
+              <w:t>Associates at the balance-sheet carrying</w:t>
+            </w:r>
+          </w:p>
+        </w:tc>
+        <w:tc>
+          <w:tcPr>
+            <w:tcW w:type="dxa" w:w="2304"/>
+          </w:tcPr>
+          <w:p>
+            <w:pPr>
+              <w:spacing w:after="20"/>
+              <w:jc w:val="right"/>
+            </w:pPr>
+            <w:r>
+              <w:rPr>
+                <w:color w:val="1C3A36"/>
+                <w:sz w:val="18"/>
+              </w:rPr>
+              <w:t>14.95</w:t>
+            </w:r>
+          </w:p>
+        </w:tc>
+      </w:tr>
+      <w:tr>
+        <w:tc>
+          <w:tcPr>
+            <w:tcW w:type="dxa" w:w="6336"/>
+          </w:tcPr>
+          <w:p>
+            <w:pPr>
+              <w:spacing w:after="20"/>
+            </w:pPr>
+            <w:r>
+              <w:rPr>
+                <w:color w:val="1C3A36"/>
+                <w:sz w:val="18"/>
+              </w:rPr>
+              <w:t>Inter-segment eliminations</w:t>
+            </w:r>
+          </w:p>
+        </w:tc>
+        <w:tc>
+          <w:tcPr>
+            <w:tcW w:type="dxa" w:w="2304"/>
+          </w:tcPr>
+          <w:p>
+            <w:pPr>
+              <w:spacing w:after="20"/>
+              <w:jc w:val="right"/>
+            </w:pPr>
+            <w:r>
+              <w:rPr>
+                <w:color w:val="1C3A36"/>
+                <w:sz w:val="18"/>
+              </w:rPr>
+              <w:t>-1.88</w:t>
+            </w:r>
+          </w:p>
+        </w:tc>
+      </w:tr>
+      <w:tr>
+        <w:tc>
+          <w:tcPr>
+            <w:tcW w:type="dxa" w:w="6336"/>
             <w:shd w:val="clear" w:color="auto" w:fill="F6F1E6"/>
           </w:tcPr>
           <w:p>
             <w:pPr>
               <w:spacing w:after="20"/>
-              <w:jc w:val="right"/>
             </w:pPr>
             <w:r>
               <w:rPr>
@@ -3831,12 +4223,13 @@
                 <w:color w:val="1C3A36"/>
                 <w:sz w:val="18"/>
               </w:rPr>
-            </w:r>
-          </w:p>
-        </w:tc>
-        <w:tc>
-          <w:tcPr>
-            <w:tcW w:type="dxa" w:w="1728"/>
+              <w:t>Restated book value per share</w:t>
+            </w:r>
+          </w:p>
+        </w:tc>
+        <w:tc>
+          <w:tcPr>
+            <w:tcW w:type="dxa" w:w="2304"/>
             <w:shd w:val="clear" w:color="auto" w:fill="F6F1E6"/>
           </w:tcPr>
           <w:p>
@@ -3850,18 +4243,20 @@
                 <w:color w:val="1C3A36"/>
                 <w:sz w:val="18"/>
               </w:rPr>
-            </w:r>
-          </w:p>
-        </w:tc>
-        <w:tc>
-          <w:tcPr>
-            <w:tcW w:type="dxa" w:w="2016"/>
+              <w:t>30.82</w:t>
+            </w:r>
+          </w:p>
+        </w:tc>
+      </w:tr>
+      <w:tr>
+        <w:tc>
+          <w:tcPr>
+            <w:tcW w:type="dxa" w:w="6336"/>
             <w:shd w:val="clear" w:color="auto" w:fill="F6F1E6"/>
           </w:tcPr>
           <w:p>
             <w:pPr>
               <w:spacing w:after="20"/>
-              <w:jc w:val="right"/>
             </w:pPr>
             <w:r>
               <w:rPr>
@@ -3869,7 +4264,27 @@
                 <w:color w:val="1C3A36"/>
                 <w:sz w:val="18"/>
               </w:rPr>
-              <w:t>4.36</w:t>
+              <w:t>… with MNT-Halan at the round instead</w:t>
+            </w:r>
+          </w:p>
+        </w:tc>
+        <w:tc>
+          <w:tcPr>
+            <w:tcW w:type="dxa" w:w="2304"/>
+            <w:shd w:val="clear" w:color="auto" w:fill="F6F1E6"/>
+          </w:tcPr>
+          <w:p>
+            <w:pPr>
+              <w:spacing w:after="20"/>
+              <w:jc w:val="right"/>
+            </w:pPr>
+            <w:r>
+              <w:rPr>
+                <w:b/>
+                <w:color w:val="1C3A36"/>
+                <w:sz w:val="18"/>
+              </w:rPr>
+              <w:t>44.41</w:t>
             </w:r>
           </w:p>
         </w:tc>
@@ -3891,35 +4306,7 @@
           <w:color w:val="1C3A36"/>
           <w:sz w:val="21"/>
         </w:rPr>
-        <w:t>Two honest features of this table. First, the second half of 2026 is cash-negative: the first half released EGP 1.8bn of working capital (inventories fell hard), and the year-end always rebuilds stock ahead of the selling season — the full-year build nets to roughly EGP 1,106mn. Second, 86% of the enterprise value sits in the terminal value, because near-term cash flow is consumed by a business growing revenue in the high teens with four months of inventory on the floor. At a 22.7% discount rate that is the honest arithmetic of growth in this currency, and it is why the cash-flow lens values the automotive leg (EGP 4.36) well below its accounting capital employed — the business currently earns roughly its cost of capital, no more.</w:t>
-      </w:r>
-    </w:p>
-    <w:p>
-      <w:pPr>
-        <w:spacing w:after="80" w:before="200"/>
-      </w:pPr>
-      <w:r>
-        <w:rPr>
-          <w:b/>
-          <w:i w:val="0"/>
-          <w:color w:val="1C3A36"/>
-          <w:sz w:val="24"/>
-        </w:rPr>
-        <w:t>1.2  Book value and sustainable return</w:t>
-      </w:r>
-    </w:p>
-    <w:p>
-      <w:pPr>
-        <w:spacing w:after="120" w:before="0"/>
-      </w:pPr>
-      <w:r>
-        <w:rPr>
-          <w:b w:val="0"/>
-          <w:i w:val="0"/>
-          <w:color w:val="1C3A36"/>
-          <w:sz w:val="21"/>
-        </w:rPr>
-        <w:t>Restated book value is EGP 30.82 per share (parent equity EGP 33.5bn over 1,085.5mn shares). The prior-year accounts were restated upward by EGP 2.88bn, mostly a write-up of the MNT-Halan carrying value. Forecast return on that equity runs 8.5% in FY26E, recovering toward 13.9% by FY30E as regional losses fade and the tax rate normalises — below the 27.9% cost of equity throughout, which is why we anchor this lens at plain book (price-to-book of one) rather than a premium. Marking the MNT-Halan stake to the funding round would lift book to EGP 44.41 — that is the lens's bull case, and the bear (EGP 24.66) is 0.8x book, the discount the market applies to sub-hurdle returns.</w:t>
+        <w:t>Restated book is EGP 30.82 per share — the prior-year accounts were restated upward by EGP 2.88bn, mostly the MNT-Halan write-up, so the book already contains part of the contested mark. Forecast return on that equity runs 8.5% in FY26E, recovering toward 13.9% by FY30E as regional losses fade and the tax rate normalises — below the 27.9% cost of equity throughout, which is why this lens anchors at plain book (price-to-book of one) rather than a premium. The bull case is the marked book (EGP 44.41, the round-mark uplift of EGP 13.59 inside it); the bear (EGP 24.66) is 0.8x book, the discount the market applies to sub-hurdle returns.</w:t>
       </w:r>
     </w:p>
     <w:p>
@@ -3947,7 +4334,7 @@
           <w:color w:val="1C3A36"/>
           <w:sz w:val="21"/>
         </w:rPr>
-        <w:t>On the statement-forecast for the full year 2026 the group earns EGP 2.82 per share. Egypt's closest listed financing peer, Contact Financial, trades at 9.4x trailing earnings; AutoNation, the mature-market auto retailer, at 9.1x; Dogus Otomotiv, Turkey's closest analogue to the distribution business, at 12.6x; Bajaj Auto, the two-wheeler partner, at 27.6x in a far richer market. A 8–11x band with 9.5x at the centre prices GBCO at EGP 22.57 / EGP 26.80 / EGP 31.04. This lens is deliberately stake-blind: earnings capture only MNT-Halan's equity pickup, not its mark — which is exactly why it sits at the cautious end of the field.</w:t>
+        <w:t>On the statement-forecast for the full year 2026 the group earns EGP 2.82 per share. Egypt's closest listed financing peer, Contact Financial, trades at 9.4x trailing earnings; AutoNation, the mature-market auto retailer, at 9.1x; Dogus Otomotiv, Turkey's closest analogue to the distribution business, at 12.6x; Bajaj Auto, the two-wheeler partner, at 27.6x in a far richer market. A 8–11x band with 9.5x at the centre prices GBCO at EGP 22.59 / EGP 26.82 / EGP 31.06. This lens is deliberately stake-blind: earnings capture only MNT-Halan's equity pickup, not its mark — which is exactly why it sits at the cautious end of the field.</w:t>
       </w:r>
     </w:p>
     <w:p>
@@ -4062,7 +4449,7 @@
                 <w:color w:val="1C3A36"/>
                 <w:sz w:val="18"/>
               </w:rPr>
-              <w:t>6,853</w:t>
+              <w:t>6,857</w:t>
             </w:r>
           </w:p>
         </w:tc>
@@ -4136,7 +4523,7 @@
                 <w:color w:val="1C3A36"/>
                 <w:sz w:val="18"/>
               </w:rPr>
-              <w:t>-988</w:t>
+              <w:t>-989</w:t>
             </w:r>
           </w:p>
         </w:tc>
@@ -4214,7 +4601,7 @@
                 <w:color w:val="1C3A36"/>
                 <w:sz w:val="18"/>
               </w:rPr>
-              <w:t>5,152</w:t>
+              <w:t>5,155</w:t>
             </w:r>
           </w:p>
         </w:tc>
@@ -4255,7 +4642,209 @@
                 <w:color w:val="1C3A36"/>
                 <w:sz w:val="18"/>
               </w:rPr>
-              <w:t>40.34</w:t>
+              <w:t>40.37</w:t>
+            </w:r>
+          </w:p>
+        </w:tc>
+      </w:tr>
+    </w:tbl>
+    <w:p>
+      <w:pPr>
+        <w:spacing w:after="40"/>
+      </w:pPr>
+    </w:p>
+    <w:tbl>
+      <w:tblPr>
+        <w:tblW w:type="auto" w:w="0"/>
+        <w:jc w:val="center"/>
+        <w:tblLook w:firstColumn="1" w:firstRow="1" w:lastColumn="0" w:lastRow="0" w:noHBand="0" w:noVBand="1" w:val="04A0"/>
+        <w:tblLayout w:type="fixed"/>
+        <w:tblCellMar>
+          <w:top w:w="40" w:type="dxa"/>
+          <w:left w:w="90" w:type="dxa"/>
+          <w:bottom w:w="40" w:type="dxa"/>
+          <w:right w:w="90" w:type="dxa"/>
+        </w:tblCellMar>
+        <w:tblBorders>
+          <w:top w:val="single" w:sz="4" w:space="0" w:color="C9D4D1"/>
+          <w:left w:val="single" w:sz="4" w:space="0" w:color="C9D4D1"/>
+          <w:bottom w:val="single" w:sz="4" w:space="0" w:color="C9D4D1"/>
+          <w:right w:val="single" w:sz="4" w:space="0" w:color="C9D4D1"/>
+          <w:insideH w:val="single" w:sz="4" w:space="0" w:color="C9D4D1"/>
+          <w:insideV w:val="single" w:sz="4" w:space="0" w:color="C9D4D1"/>
+        </w:tblBorders>
+        <w:tblLayout w:type="fixed"/>
+      </w:tblPr>
+      <w:tblGrid>
+        <w:gridCol w:w="4896"/>
+        <w:gridCol w:w="2016"/>
+        <w:gridCol w:w="1728"/>
+      </w:tblGrid>
+      <w:tr>
+        <w:tc>
+          <w:tcPr>
+            <w:tcW w:type="dxa" w:w="4896"/>
+            <w:shd w:val="clear" w:color="auto" w:fill="EAF0EE"/>
+          </w:tcPr>
+          <w:p>
+            <w:pPr>
+              <w:spacing w:after="20"/>
+            </w:pPr>
+            <w:r>
+              <w:rPr>
+                <w:b/>
+                <w:color w:val="1C3A36"/>
+                <w:sz w:val="18"/>
+              </w:rPr>
+              <w:t>The two distortions, priced separately</w:t>
+            </w:r>
+          </w:p>
+        </w:tc>
+        <w:tc>
+          <w:tcPr>
+            <w:tcW w:type="dxa" w:w="2016"/>
+            <w:shd w:val="clear" w:color="auto" w:fill="EAF0EE"/>
+          </w:tcPr>
+          <w:p>
+            <w:pPr>
+              <w:spacing w:after="20"/>
+            </w:pPr>
+            <w:r>
+              <w:rPr>
+                <w:b/>
+                <w:color w:val="1C3A36"/>
+                <w:sz w:val="18"/>
+              </w:rPr>
+              <w:t>EGP mn / year</w:t>
+            </w:r>
+          </w:p>
+        </w:tc>
+        <w:tc>
+          <w:tcPr>
+            <w:tcW w:type="dxa" w:w="1728"/>
+            <w:shd w:val="clear" w:color="auto" w:fill="EAF0EE"/>
+          </w:tcPr>
+          <w:p>
+            <w:pPr>
+              <w:spacing w:after="20"/>
+            </w:pPr>
+            <w:r>
+              <w:rPr>
+                <w:b/>
+                <w:color w:val="1C3A36"/>
+                <w:sz w:val="18"/>
+              </w:rPr>
+              <w:t>Per share</w:t>
+            </w:r>
+          </w:p>
+        </w:tc>
+      </w:tr>
+      <w:tr>
+        <w:tc>
+          <w:tcPr>
+            <w:tcW w:type="dxa" w:w="4896"/>
+          </w:tcPr>
+          <w:p>
+            <w:pPr>
+              <w:spacing w:after="20"/>
+            </w:pPr>
+            <w:r>
+              <w:rPr>
+                <w:color w:val="1C3A36"/>
+                <w:sz w:val="18"/>
+              </w:rPr>
+              <w:t>Tax above statute on unshielded regional losses</w:t>
+            </w:r>
+          </w:p>
+        </w:tc>
+        <w:tc>
+          <w:tcPr>
+            <w:tcW w:type="dxa" w:w="2016"/>
+          </w:tcPr>
+          <w:p>
+            <w:pPr>
+              <w:spacing w:after="20"/>
+              <w:jc w:val="right"/>
+            </w:pPr>
+            <w:r>
+              <w:rPr>
+                <w:color w:val="1C3A36"/>
+                <w:sz w:val="18"/>
+              </w:rPr>
+              <w:t>404</w:t>
+            </w:r>
+          </w:p>
+        </w:tc>
+        <w:tc>
+          <w:tcPr>
+            <w:tcW w:type="dxa" w:w="1728"/>
+          </w:tcPr>
+          <w:p>
+            <w:pPr>
+              <w:spacing w:after="20"/>
+              <w:jc w:val="right"/>
+            </w:pPr>
+            <w:r>
+              <w:rPr>
+                <w:color w:val="1C3A36"/>
+                <w:sz w:val="18"/>
+              </w:rPr>
+              <w:t>0.37</w:t>
+            </w:r>
+          </w:p>
+        </w:tc>
+      </w:tr>
+      <w:tr>
+        <w:tc>
+          <w:tcPr>
+            <w:tcW w:type="dxa" w:w="4896"/>
+          </w:tcPr>
+          <w:p>
+            <w:pPr>
+              <w:spacing w:after="20"/>
+            </w:pPr>
+            <w:r>
+              <w:rPr>
+                <w:color w:val="1C3A36"/>
+                <w:sz w:val="18"/>
+              </w:rPr>
+              <w:t>Funding cost above the eased-cycle rate</w:t>
+            </w:r>
+          </w:p>
+        </w:tc>
+        <w:tc>
+          <w:tcPr>
+            <w:tcW w:type="dxa" w:w="2016"/>
+          </w:tcPr>
+          <w:p>
+            <w:pPr>
+              <w:spacing w:after="20"/>
+              <w:jc w:val="right"/>
+            </w:pPr>
+            <w:r>
+              <w:rPr>
+                <w:color w:val="1C3A36"/>
+                <w:sz w:val="18"/>
+              </w:rPr>
+              <w:t>281</w:t>
+            </w:r>
+          </w:p>
+        </w:tc>
+        <w:tc>
+          <w:tcPr>
+            <w:tcW w:type="dxa" w:w="1728"/>
+          </w:tcPr>
+          <w:p>
+            <w:pPr>
+              <w:spacing w:after="20"/>
+              <w:jc w:val="right"/>
+            </w:pPr>
+            <w:r>
+              <w:rPr>
+                <w:color w:val="1C3A36"/>
+                <w:sz w:val="18"/>
+              </w:rPr>
+              <w:t>0.26</w:t>
             </w:r>
           </w:p>
         </w:tc>
@@ -4277,7 +4866,7 @@
           <w:color w:val="1C3A36"/>
           <w:sz w:val="21"/>
         </w:rPr>
-        <w:t>What normalisation removes: the 41.0% effective tax rate (statutory is 22.5% — the excess is Iraqi and Jordanian losses that shield nothing), and a funding bill still priced off a 19% policy corridor that the central bank has begun easing. At 8.5x — between the Egyptian financing peer and the mature-market retailers — normalised power is worth EGP 40.34 (bear EGP 30.26, bull EGP 50.50). This lens leans furthest into the recovery; its weight reflects that.</w:t>
+        <w:t>What normalisation removes: the 41.0% effective tax rate (statutory is 22.5% — the excess is Iraqi and Jordanian losses that shield nothing), and a funding bill still priced off a 19% policy corridor that the central bank has begun easing. At 8.5x — between the Egyptian financing peer and the mature-market retailers — normalised power is worth EGP 40.37 (bear EGP 30.27, bull EGP 50.53). This lens leans furthest into the recovery; its weight reflects that.</w:t>
       </w:r>
     </w:p>
     <w:p>
@@ -4305,7 +4894,7 @@
           <w:color w:val="1C3A36"/>
           <w:sz w:val="21"/>
         </w:rPr>
-        <w:t>Weights: sum of the parts 40%, book 15%, relative 20%, normalised 25%. Under the round mark the weighted central is EGP 34.16; under the company's balance-sheet mark it is EGP 29.26. We publish the round-mark central as the base — the round is real third-party money, led by the country's largest bank — and we let the balance-sheet framing define the bear side of the published range, because the auditor's inability to verify the carrying value is not a technicality. The two numbers are EGP 4.89 apart; nothing in this study averages them.</w:t>
+        <w:t>Weights: sum of the parts 40%, book 15%, relative 20%, normalised 25%. Under the round mark the weighted central is EGP 33.56; under the company's balance-sheet mark it is EGP 28.66. We publish the round-mark central as the base — the round is real third-party money, led by the country's largest bank — and we let the balance-sheet framing define the bear side of the published range, because the auditor's inability to verify the carrying value is not a technicality. The two numbers are EGP 4.90 apart; nothing in this study averages them.</w:t>
       </w:r>
     </w:p>
     <w:p>
@@ -5289,7 +5878,7 @@
           <w:color w:val="1C3A36"/>
           <w:sz w:val="21"/>
         </w:rPr>
-        <w:t>The re-built stack, line by line (volumes x prices, with unit costs escalated on their own physical classes — imported content on the currency path, domestic content on the inflation path; margins are outputs, never inputs):</w:t>
+        <w:t>The re-built stack — every disclosed unit grown on its own driver. FY26E is never typed: it is the disclosed first half plus a second half built on the FY25 measured seasonal split, with one visible tempering judgement per line. Locally assembled cars are the driver (the launch calendar) and imports the residual; buses are the driver and trucks the residual; unit costs escalate on their own physical classes (imported content on the currency path, domestic on the inflation path) and margins fall out as outputs:</w:t>
       </w:r>
     </w:p>
     <w:tbl>
@@ -5315,17 +5904,17 @@
         <w:tblLayout w:type="fixed"/>
       </w:tblPr>
       <w:tblGrid>
-        <w:gridCol w:w="2664"/>
-        <w:gridCol w:w="1440"/>
-        <w:gridCol w:w="1368"/>
-        <w:gridCol w:w="1368"/>
-        <w:gridCol w:w="1368"/>
-        <w:gridCol w:w="1872"/>
+        <w:gridCol w:w="2520"/>
+        <w:gridCol w:w="1325"/>
+        <w:gridCol w:w="1224"/>
+        <w:gridCol w:w="1224"/>
+        <w:gridCol w:w="1224"/>
+        <w:gridCol w:w="2563"/>
       </w:tblGrid>
       <w:tr>
         <w:tc>
           <w:tcPr>
-            <w:tcW w:type="dxa" w:w="2664"/>
+            <w:tcW w:type="dxa" w:w="2520"/>
             <w:shd w:val="clear" w:color="auto" w:fill="EAF0EE"/>
           </w:tcPr>
           <w:p>
@@ -5336,15 +5925,15 @@
               <w:rPr>
                 <w:b/>
                 <w:color w:val="1C3A36"/>
-                <w:sz w:val="18"/>
-              </w:rPr>
-              <w:t>Line of business</w:t>
-            </w:r>
-          </w:p>
-        </w:tc>
-        <w:tc>
-          <w:tcPr>
-            <w:tcW w:type="dxa" w:w="1440"/>
+                <w:sz w:val="16"/>
+              </w:rPr>
+              <w:t>Driver</w:t>
+            </w:r>
+          </w:p>
+        </w:tc>
+        <w:tc>
+          <w:tcPr>
+            <w:tcW w:type="dxa" w:w="1325"/>
             <w:shd w:val="clear" w:color="auto" w:fill="EAF0EE"/>
           </w:tcPr>
           <w:p>
@@ -5355,7 +5944,7 @@
               <w:rPr>
                 <w:b/>
                 <w:color w:val="1C3A36"/>
-                <w:sz w:val="18"/>
+                <w:sz w:val="16"/>
               </w:rPr>
               <w:t>H1-26 actual</w:t>
             </w:r>
@@ -5363,7 +5952,7 @@
         </w:tc>
         <w:tc>
           <w:tcPr>
-            <w:tcW w:type="dxa" w:w="1368"/>
+            <w:tcW w:type="dxa" w:w="1224"/>
             <w:shd w:val="clear" w:color="auto" w:fill="EAF0EE"/>
           </w:tcPr>
           <w:p>
@@ -5374,7 +5963,7 @@
               <w:rPr>
                 <w:b/>
                 <w:color w:val="1C3A36"/>
-                <w:sz w:val="18"/>
+                <w:sz w:val="16"/>
               </w:rPr>
               <w:t>FY26E</w:t>
             </w:r>
@@ -5382,7 +5971,7 @@
         </w:tc>
         <w:tc>
           <w:tcPr>
-            <w:tcW w:type="dxa" w:w="1368"/>
+            <w:tcW w:type="dxa" w:w="1224"/>
             <w:shd w:val="clear" w:color="auto" w:fill="EAF0EE"/>
           </w:tcPr>
           <w:p>
@@ -5393,7 +5982,7 @@
               <w:rPr>
                 <w:b/>
                 <w:color w:val="1C3A36"/>
-                <w:sz w:val="18"/>
+                <w:sz w:val="16"/>
               </w:rPr>
               <w:t>FY27E</w:t>
             </w:r>
@@ -5401,7 +5990,7 @@
         </w:tc>
         <w:tc>
           <w:tcPr>
-            <w:tcW w:type="dxa" w:w="1368"/>
+            <w:tcW w:type="dxa" w:w="1224"/>
             <w:shd w:val="clear" w:color="auto" w:fill="EAF0EE"/>
           </w:tcPr>
           <w:p>
@@ -5412,7 +6001,7 @@
               <w:rPr>
                 <w:b/>
                 <w:color w:val="1C3A36"/>
-                <w:sz w:val="18"/>
+                <w:sz w:val="16"/>
               </w:rPr>
               <w:t>FY30E</w:t>
             </w:r>
@@ -5420,7 +6009,7 @@
         </w:tc>
         <w:tc>
           <w:tcPr>
-            <w:tcW w:type="dxa" w:w="1872"/>
+            <w:tcW w:type="dxa" w:w="2563"/>
             <w:shd w:val="clear" w:color="auto" w:fill="EAF0EE"/>
           </w:tcPr>
           <w:p>
@@ -5431,9 +6020,9 @@
               <w:rPr>
                 <w:b/>
                 <w:color w:val="1C3A36"/>
-                <w:sz w:val="18"/>
-              </w:rPr>
-              <w:t>How it is built</w:t>
+                <w:sz w:val="16"/>
+              </w:rPr>
+              <w:t>Set by</w:t>
             </w:r>
           </w:p>
         </w:tc>
@@ -5441,108 +6030,108 @@
       <w:tr>
         <w:tc>
           <w:tcPr>
-            <w:tcW w:type="dxa" w:w="2664"/>
-          </w:tcPr>
-          <w:p>
-            <w:pPr>
-              <w:spacing w:after="20"/>
-            </w:pPr>
-            <w:r>
-              <w:rPr>
-                <w:color w:val="1C3A36"/>
-                <w:sz w:val="18"/>
-              </w:rPr>
-              <w:t>Passenger cars — units</w:t>
-            </w:r>
-          </w:p>
-        </w:tc>
-        <w:tc>
-          <w:tcPr>
-            <w:tcW w:type="dxa" w:w="1440"/>
-          </w:tcPr>
-          <w:p>
-            <w:pPr>
-              <w:spacing w:after="20"/>
-              <w:jc w:val="right"/>
-            </w:pPr>
-            <w:r>
-              <w:rPr>
-                <w:color w:val="1C3A36"/>
-                <w:sz w:val="18"/>
-              </w:rPr>
-              <w:t>29,554</w:t>
-            </w:r>
-          </w:p>
-        </w:tc>
-        <w:tc>
-          <w:tcPr>
-            <w:tcW w:type="dxa" w:w="1368"/>
-          </w:tcPr>
-          <w:p>
-            <w:pPr>
-              <w:spacing w:after="20"/>
-              <w:jc w:val="right"/>
-            </w:pPr>
-            <w:r>
-              <w:rPr>
-                <w:color w:val="1C3A36"/>
-                <w:sz w:val="18"/>
-              </w:rPr>
-              <w:t>64,300</w:t>
-            </w:r>
-          </w:p>
-        </w:tc>
-        <w:tc>
-          <w:tcPr>
-            <w:tcW w:type="dxa" w:w="1368"/>
-          </w:tcPr>
-          <w:p>
-            <w:pPr>
-              <w:spacing w:after="20"/>
-              <w:jc w:val="right"/>
-            </w:pPr>
-            <w:r>
-              <w:rPr>
-                <w:color w:val="1C3A36"/>
-                <w:sz w:val="18"/>
-              </w:rPr>
-              <w:t>70,087</w:t>
-            </w:r>
-          </w:p>
-        </w:tc>
-        <w:tc>
-          <w:tcPr>
-            <w:tcW w:type="dxa" w:w="1368"/>
-          </w:tcPr>
-          <w:p>
-            <w:pPr>
-              <w:spacing w:after="20"/>
-              <w:jc w:val="right"/>
-            </w:pPr>
-            <w:r>
-              <w:rPr>
-                <w:color w:val="1C3A36"/>
-                <w:sz w:val="18"/>
-              </w:rPr>
-              <w:t>84,247</w:t>
-            </w:r>
-          </w:p>
-        </w:tc>
-        <w:tc>
-          <w:tcPr>
-            <w:tcW w:type="dxa" w:w="1872"/>
-          </w:tcPr>
-          <w:p>
-            <w:pPr>
-              <w:spacing w:after="20"/>
-              <w:jc w:val="right"/>
-            </w:pPr>
-            <w:r>
-              <w:rPr>
-                <w:color w:val="1C3A36"/>
-                <w:sz w:val="18"/>
-              </w:rPr>
-              <w:t>H1 actual + the launch calendar; market print +18%</w:t>
+            <w:tcW w:type="dxa" w:w="2520"/>
+          </w:tcPr>
+          <w:p>
+            <w:pPr>
+              <w:spacing w:after="20"/>
+            </w:pPr>
+            <w:r>
+              <w:rPr>
+                <w:color w:val="1C3A36"/>
+                <w:sz w:val="16"/>
+              </w:rPr>
+              <w:t>Locally assembled cars (units)</w:t>
+            </w:r>
+          </w:p>
+        </w:tc>
+        <w:tc>
+          <w:tcPr>
+            <w:tcW w:type="dxa" w:w="1325"/>
+          </w:tcPr>
+          <w:p>
+            <w:pPr>
+              <w:spacing w:after="20"/>
+              <w:jc w:val="right"/>
+            </w:pPr>
+            <w:r>
+              <w:rPr>
+                <w:color w:val="1C3A36"/>
+                <w:sz w:val="16"/>
+              </w:rPr>
+              <w:t>15,454</w:t>
+            </w:r>
+          </w:p>
+        </w:tc>
+        <w:tc>
+          <w:tcPr>
+            <w:tcW w:type="dxa" w:w="1224"/>
+          </w:tcPr>
+          <w:p>
+            <w:pPr>
+              <w:spacing w:after="20"/>
+              <w:jc w:val="right"/>
+            </w:pPr>
+            <w:r>
+              <w:rPr>
+                <w:color w:val="1C3A36"/>
+                <w:sz w:val="16"/>
+              </w:rPr>
+              <w:t>34,298</w:t>
+            </w:r>
+          </w:p>
+        </w:tc>
+        <w:tc>
+          <w:tcPr>
+            <w:tcW w:type="dxa" w:w="1224"/>
+          </w:tcPr>
+          <w:p>
+            <w:pPr>
+              <w:spacing w:after="20"/>
+              <w:jc w:val="right"/>
+            </w:pPr>
+            <w:r>
+              <w:rPr>
+                <w:color w:val="1C3A36"/>
+                <w:sz w:val="16"/>
+              </w:rPr>
+              <w:t>38,414</w:t>
+            </w:r>
+          </w:p>
+        </w:tc>
+        <w:tc>
+          <w:tcPr>
+            <w:tcW w:type="dxa" w:w="1224"/>
+          </w:tcPr>
+          <w:p>
+            <w:pPr>
+              <w:spacing w:after="20"/>
+              <w:jc w:val="right"/>
+            </w:pPr>
+            <w:r>
+              <w:rPr>
+                <w:color w:val="1C3A36"/>
+                <w:sz w:val="16"/>
+              </w:rPr>
+              <w:t>47,926</w:t>
+            </w:r>
+          </w:p>
+        </w:tc>
+        <w:tc>
+          <w:tcPr>
+            <w:tcW w:type="dxa" w:w="2563"/>
+          </w:tcPr>
+          <w:p>
+            <w:pPr>
+              <w:spacing w:after="20"/>
+              <w:jc w:val="right"/>
+            </w:pPr>
+            <w:r>
+              <w:rPr>
+                <w:color w:val="1C3A36"/>
+                <w:sz w:val="16"/>
+              </w:rPr>
+              <w:t>the launch calendar: Hyundai Sep-26, third Changan 4Q26</w:t>
             </w:r>
           </w:p>
         </w:tc>
@@ -5550,108 +6139,108 @@
       <w:tr>
         <w:tc>
           <w:tcPr>
-            <w:tcW w:type="dxa" w:w="2664"/>
-          </w:tcPr>
-          <w:p>
-            <w:pPr>
-              <w:spacing w:after="20"/>
-            </w:pPr>
-            <w:r>
-              <w:rPr>
-                <w:color w:val="1C3A36"/>
-                <w:sz w:val="18"/>
-              </w:rPr>
-              <w:t>Passenger cars — price (EGP mn)</w:t>
-            </w:r>
-          </w:p>
-        </w:tc>
-        <w:tc>
-          <w:tcPr>
-            <w:tcW w:type="dxa" w:w="1440"/>
-          </w:tcPr>
-          <w:p>
-            <w:pPr>
-              <w:spacing w:after="20"/>
-              <w:jc w:val="right"/>
-            </w:pPr>
-            <w:r>
-              <w:rPr>
-                <w:color w:val="1C3A36"/>
-                <w:sz w:val="18"/>
-              </w:rPr>
-              <w:t>1.035</w:t>
-            </w:r>
-          </w:p>
-        </w:tc>
-        <w:tc>
-          <w:tcPr>
-            <w:tcW w:type="dxa" w:w="1368"/>
-          </w:tcPr>
-          <w:p>
-            <w:pPr>
-              <w:spacing w:after="20"/>
-              <w:jc w:val="right"/>
-            </w:pPr>
-            <w:r>
-              <w:rPr>
-                <w:color w:val="1C3A36"/>
-                <w:sz w:val="18"/>
-              </w:rPr>
-              <w:t>1.049</w:t>
-            </w:r>
-          </w:p>
-        </w:tc>
-        <w:tc>
-          <w:tcPr>
-            <w:tcW w:type="dxa" w:w="1368"/>
-          </w:tcPr>
-          <w:p>
-            <w:pPr>
-              <w:spacing w:after="20"/>
-              <w:jc w:val="right"/>
-            </w:pPr>
-            <w:r>
-              <w:rPr>
-                <w:color w:val="1C3A36"/>
-                <w:sz w:val="18"/>
-              </w:rPr>
-              <w:t>1.133</w:t>
-            </w:r>
-          </w:p>
-        </w:tc>
-        <w:tc>
-          <w:tcPr>
-            <w:tcW w:type="dxa" w:w="1368"/>
-          </w:tcPr>
-          <w:p>
-            <w:pPr>
-              <w:spacing w:after="20"/>
-              <w:jc w:val="right"/>
-            </w:pPr>
-            <w:r>
-              <w:rPr>
-                <w:color w:val="1C3A36"/>
-                <w:sz w:val="18"/>
-              </w:rPr>
-              <w:t>1.362</w:t>
-            </w:r>
-          </w:p>
-        </w:tc>
-        <w:tc>
-          <w:tcPr>
-            <w:tcW w:type="dxa" w:w="1872"/>
-          </w:tcPr>
-          <w:p>
-            <w:pPr>
-              <w:spacing w:after="20"/>
-              <w:jc w:val="right"/>
-            </w:pPr>
-            <w:r>
-              <w:rPr>
-                <w:color w:val="1C3A36"/>
-                <w:sz w:val="18"/>
-              </w:rPr>
-              <w:t>realized +10.8%; capped below cost inflation ahead</w:t>
+            <w:tcW w:type="dxa" w:w="2520"/>
+          </w:tcPr>
+          <w:p>
+            <w:pPr>
+              <w:spacing w:after="20"/>
+            </w:pPr>
+            <w:r>
+              <w:rPr>
+                <w:color w:val="1C3A36"/>
+                <w:sz w:val="16"/>
+              </w:rPr>
+              <w:t>Imported cars (units, residual)</w:t>
+            </w:r>
+          </w:p>
+        </w:tc>
+        <w:tc>
+          <w:tcPr>
+            <w:tcW w:type="dxa" w:w="1325"/>
+          </w:tcPr>
+          <w:p>
+            <w:pPr>
+              <w:spacing w:after="20"/>
+              <w:jc w:val="right"/>
+            </w:pPr>
+            <w:r>
+              <w:rPr>
+                <w:color w:val="1C3A36"/>
+                <w:sz w:val="16"/>
+              </w:rPr>
+              <w:t>14,100</w:t>
+            </w:r>
+          </w:p>
+        </w:tc>
+        <w:tc>
+          <w:tcPr>
+            <w:tcW w:type="dxa" w:w="1224"/>
+          </w:tcPr>
+          <w:p>
+            <w:pPr>
+              <w:spacing w:after="20"/>
+              <w:jc w:val="right"/>
+            </w:pPr>
+            <w:r>
+              <w:rPr>
+                <w:color w:val="1C3A36"/>
+                <w:sz w:val="16"/>
+              </w:rPr>
+              <w:t>30,007</w:t>
+            </w:r>
+          </w:p>
+        </w:tc>
+        <w:tc>
+          <w:tcPr>
+            <w:tcW w:type="dxa" w:w="1224"/>
+          </w:tcPr>
+          <w:p>
+            <w:pPr>
+              <w:spacing w:after="20"/>
+              <w:jc w:val="right"/>
+            </w:pPr>
+            <w:r>
+              <w:rPr>
+                <w:color w:val="1C3A36"/>
+                <w:sz w:val="16"/>
+              </w:rPr>
+              <w:t>31,679</w:t>
+            </w:r>
+          </w:p>
+        </w:tc>
+        <w:tc>
+          <w:tcPr>
+            <w:tcW w:type="dxa" w:w="1224"/>
+          </w:tcPr>
+          <w:p>
+            <w:pPr>
+              <w:spacing w:after="20"/>
+              <w:jc w:val="right"/>
+            </w:pPr>
+            <w:r>
+              <w:rPr>
+                <w:color w:val="1C3A36"/>
+                <w:sz w:val="16"/>
+              </w:rPr>
+              <w:t>36,328</w:t>
+            </w:r>
+          </w:p>
+        </w:tc>
+        <w:tc>
+          <w:tcPr>
+            <w:tcW w:type="dxa" w:w="2563"/>
+          </w:tcPr>
+          <w:p>
+            <w:pPr>
+              <w:spacing w:after="20"/>
+              <w:jc w:val="right"/>
+            </w:pPr>
+            <w:r>
+              <w:rPr>
+                <w:color w:val="1C3A36"/>
+                <w:sz w:val="16"/>
+              </w:rPr>
+              <w:t>total market path less the localization drive</w:t>
             </w:r>
           </w:p>
         </w:tc>
@@ -5659,108 +6248,120 @@
       <w:tr>
         <w:tc>
           <w:tcPr>
-            <w:tcW w:type="dxa" w:w="2664"/>
-          </w:tcPr>
-          <w:p>
-            <w:pPr>
-              <w:spacing w:after="20"/>
-            </w:pPr>
-            <w:r>
-              <w:rPr>
-                <w:color w:val="1C3A36"/>
-                <w:sz w:val="18"/>
-              </w:rPr>
-              <w:t>Commercial vehicles &amp; equipment</w:t>
-            </w:r>
-          </w:p>
-        </w:tc>
-        <w:tc>
-          <w:tcPr>
-            <w:tcW w:type="dxa" w:w="1440"/>
-          </w:tcPr>
-          <w:p>
-            <w:pPr>
-              <w:spacing w:after="20"/>
-              <w:jc w:val="right"/>
-            </w:pPr>
-            <w:r>
-              <w:rPr>
-                <w:color w:val="1C3A36"/>
-                <w:sz w:val="18"/>
-              </w:rPr>
-              <w:t>4,749</w:t>
-            </w:r>
-          </w:p>
-        </w:tc>
-        <w:tc>
-          <w:tcPr>
-            <w:tcW w:type="dxa" w:w="1368"/>
-          </w:tcPr>
-          <w:p>
-            <w:pPr>
-              <w:spacing w:after="20"/>
-              <w:jc w:val="right"/>
-            </w:pPr>
-            <w:r>
-              <w:rPr>
-                <w:color w:val="1C3A36"/>
-                <w:sz w:val="18"/>
-              </w:rPr>
-              <w:t>10,100</w:t>
-            </w:r>
-          </w:p>
-        </w:tc>
-        <w:tc>
-          <w:tcPr>
-            <w:tcW w:type="dxa" w:w="1368"/>
-          </w:tcPr>
-          <w:p>
-            <w:pPr>
-              <w:spacing w:after="20"/>
-              <w:jc w:val="right"/>
-            </w:pPr>
-            <w:r>
-              <w:rPr>
-                <w:color w:val="1C3A36"/>
-                <w:sz w:val="18"/>
-              </w:rPr>
-              <w:t>12,320</w:t>
-            </w:r>
-          </w:p>
-        </w:tc>
-        <w:tc>
-          <w:tcPr>
-            <w:tcW w:type="dxa" w:w="1368"/>
-          </w:tcPr>
-          <w:p>
-            <w:pPr>
-              <w:spacing w:after="20"/>
-              <w:jc w:val="right"/>
-            </w:pPr>
-            <w:r>
-              <w:rPr>
-                <w:color w:val="1C3A36"/>
-                <w:sz w:val="18"/>
-              </w:rPr>
-              <w:t>18,476</w:t>
-            </w:r>
-          </w:p>
-        </w:tc>
-        <w:tc>
-          <w:tcPr>
-            <w:tcW w:type="dxa" w:w="1872"/>
-          </w:tcPr>
-          <w:p>
-            <w:pPr>
-              <w:spacing w:after="20"/>
-              <w:jc w:val="right"/>
-            </w:pPr>
-            <w:r>
-              <w:rPr>
-                <w:color w:val="1C3A36"/>
-                <w:sz w:val="18"/>
-              </w:rPr>
-              <w:t>units and prices separately; replacement cycle + exports</w:t>
+            <w:tcW w:type="dxa" w:w="2520"/>
+            <w:shd w:val="clear" w:color="auto" w:fill="F6F1E6"/>
+          </w:tcPr>
+          <w:p>
+            <w:pPr>
+              <w:spacing w:after="20"/>
+            </w:pPr>
+            <w:r>
+              <w:rPr>
+                <w:b/>
+                <w:color w:val="1C3A36"/>
+                <w:sz w:val="16"/>
+              </w:rPr>
+              <w:t>Passenger cars — total units</w:t>
+            </w:r>
+          </w:p>
+        </w:tc>
+        <w:tc>
+          <w:tcPr>
+            <w:tcW w:type="dxa" w:w="1325"/>
+            <w:shd w:val="clear" w:color="auto" w:fill="F6F1E6"/>
+          </w:tcPr>
+          <w:p>
+            <w:pPr>
+              <w:spacing w:after="20"/>
+              <w:jc w:val="right"/>
+            </w:pPr>
+            <w:r>
+              <w:rPr>
+                <w:b/>
+                <w:color w:val="1C3A36"/>
+                <w:sz w:val="16"/>
+              </w:rPr>
+              <w:t>29,554</w:t>
+            </w:r>
+          </w:p>
+        </w:tc>
+        <w:tc>
+          <w:tcPr>
+            <w:tcW w:type="dxa" w:w="1224"/>
+            <w:shd w:val="clear" w:color="auto" w:fill="F6F1E6"/>
+          </w:tcPr>
+          <w:p>
+            <w:pPr>
+              <w:spacing w:after="20"/>
+              <w:jc w:val="right"/>
+            </w:pPr>
+            <w:r>
+              <w:rPr>
+                <w:b/>
+                <w:color w:val="1C3A36"/>
+                <w:sz w:val="16"/>
+              </w:rPr>
+              <w:t>64,305</w:t>
+            </w:r>
+          </w:p>
+        </w:tc>
+        <w:tc>
+          <w:tcPr>
+            <w:tcW w:type="dxa" w:w="1224"/>
+            <w:shd w:val="clear" w:color="auto" w:fill="F6F1E6"/>
+          </w:tcPr>
+          <w:p>
+            <w:pPr>
+              <w:spacing w:after="20"/>
+              <w:jc w:val="right"/>
+            </w:pPr>
+            <w:r>
+              <w:rPr>
+                <w:b/>
+                <w:color w:val="1C3A36"/>
+                <w:sz w:val="16"/>
+              </w:rPr>
+              <w:t>70,092</w:t>
+            </w:r>
+          </w:p>
+        </w:tc>
+        <w:tc>
+          <w:tcPr>
+            <w:tcW w:type="dxa" w:w="1224"/>
+            <w:shd w:val="clear" w:color="auto" w:fill="F6F1E6"/>
+          </w:tcPr>
+          <w:p>
+            <w:pPr>
+              <w:spacing w:after="20"/>
+              <w:jc w:val="right"/>
+            </w:pPr>
+            <w:r>
+              <w:rPr>
+                <w:b/>
+                <w:color w:val="1C3A36"/>
+                <w:sz w:val="16"/>
+              </w:rPr>
+              <w:t>84,254</w:t>
+            </w:r>
+          </w:p>
+        </w:tc>
+        <w:tc>
+          <w:tcPr>
+            <w:tcW w:type="dxa" w:w="2563"/>
+            <w:shd w:val="clear" w:color="auto" w:fill="F6F1E6"/>
+          </w:tcPr>
+          <w:p>
+            <w:pPr>
+              <w:spacing w:after="20"/>
+              <w:jc w:val="right"/>
+            </w:pPr>
+            <w:r>
+              <w:rPr>
+                <w:b/>
+                <w:color w:val="1C3A36"/>
+                <w:sz w:val="16"/>
+              </w:rPr>
+              <w:t>market +18% maturing; share held</w:t>
             </w:r>
           </w:p>
         </w:tc>
@@ -5768,108 +6369,108 @@
       <w:tr>
         <w:tc>
           <w:tcPr>
-            <w:tcW w:type="dxa" w:w="2664"/>
-          </w:tcPr>
-          <w:p>
-            <w:pPr>
-              <w:spacing w:after="20"/>
-            </w:pPr>
-            <w:r>
-              <w:rPr>
-                <w:color w:val="1C3A36"/>
-                <w:sz w:val="18"/>
-              </w:rPr>
-              <w:t>Two-, three- &amp; four-wheelers</w:t>
-            </w:r>
-          </w:p>
-        </w:tc>
-        <w:tc>
-          <w:tcPr>
-            <w:tcW w:type="dxa" w:w="1440"/>
-          </w:tcPr>
-          <w:p>
-            <w:pPr>
-              <w:spacing w:after="20"/>
-              <w:jc w:val="right"/>
-            </w:pPr>
-            <w:r>
-              <w:rPr>
-                <w:color w:val="1C3A36"/>
-                <w:sz w:val="18"/>
-              </w:rPr>
-              <w:t>1,435</w:t>
-            </w:r>
-          </w:p>
-        </w:tc>
-        <w:tc>
-          <w:tcPr>
-            <w:tcW w:type="dxa" w:w="1368"/>
-          </w:tcPr>
-          <w:p>
-            <w:pPr>
-              <w:spacing w:after="20"/>
-              <w:jc w:val="right"/>
-            </w:pPr>
-            <w:r>
-              <w:rPr>
-                <w:color w:val="1C3A36"/>
-                <w:sz w:val="18"/>
-              </w:rPr>
-              <w:t>3,350</w:t>
-            </w:r>
-          </w:p>
-        </w:tc>
-        <w:tc>
-          <w:tcPr>
-            <w:tcW w:type="dxa" w:w="1368"/>
-          </w:tcPr>
-          <w:p>
-            <w:pPr>
-              <w:spacing w:after="20"/>
-              <w:jc w:val="right"/>
-            </w:pPr>
-            <w:r>
-              <w:rPr>
-                <w:color w:val="1C3A36"/>
-                <w:sz w:val="18"/>
-              </w:rPr>
-              <w:t>4,119</w:t>
-            </w:r>
-          </w:p>
-        </w:tc>
-        <w:tc>
-          <w:tcPr>
-            <w:tcW w:type="dxa" w:w="1368"/>
-          </w:tcPr>
-          <w:p>
-            <w:pPr>
-              <w:spacing w:after="20"/>
-              <w:jc w:val="right"/>
-            </w:pPr>
-            <w:r>
-              <w:rPr>
-                <w:color w:val="1C3A36"/>
-                <w:sz w:val="18"/>
-              </w:rPr>
-              <w:t>6,519</w:t>
-            </w:r>
-          </w:p>
-        </w:tc>
-        <w:tc>
-          <w:tcPr>
-            <w:tcW w:type="dxa" w:w="1872"/>
-          </w:tcPr>
-          <w:p>
-            <w:pPr>
-              <w:spacing w:after="20"/>
-              <w:jc w:val="right"/>
-            </w:pPr>
-            <w:r>
-              <w:rPr>
-                <w:color w:val="1C3A36"/>
-                <w:sz w:val="18"/>
-              </w:rPr>
-              <w:t>supply constraint (India) resolves; strong two-wheeler demand</w:t>
+            <w:tcW w:type="dxa" w:w="2520"/>
+          </w:tcPr>
+          <w:p>
+            <w:pPr>
+              <w:spacing w:after="20"/>
+            </w:pPr>
+            <w:r>
+              <w:rPr>
+                <w:color w:val="1C3A36"/>
+                <w:sz w:val="16"/>
+              </w:rPr>
+              <w:t>Passenger cars — price (EGP mn)</w:t>
+            </w:r>
+          </w:p>
+        </w:tc>
+        <w:tc>
+          <w:tcPr>
+            <w:tcW w:type="dxa" w:w="1325"/>
+          </w:tcPr>
+          <w:p>
+            <w:pPr>
+              <w:spacing w:after="20"/>
+              <w:jc w:val="right"/>
+            </w:pPr>
+            <w:r>
+              <w:rPr>
+                <w:color w:val="1C3A36"/>
+                <w:sz w:val="16"/>
+              </w:rPr>
+              <w:t>1.035</w:t>
+            </w:r>
+          </w:p>
+        </w:tc>
+        <w:tc>
+          <w:tcPr>
+            <w:tcW w:type="dxa" w:w="1224"/>
+          </w:tcPr>
+          <w:p>
+            <w:pPr>
+              <w:spacing w:after="20"/>
+              <w:jc w:val="right"/>
+            </w:pPr>
+            <w:r>
+              <w:rPr>
+                <w:color w:val="1C3A36"/>
+                <w:sz w:val="16"/>
+              </w:rPr>
+              <w:t>1.049</w:t>
+            </w:r>
+          </w:p>
+        </w:tc>
+        <w:tc>
+          <w:tcPr>
+            <w:tcW w:type="dxa" w:w="1224"/>
+          </w:tcPr>
+          <w:p>
+            <w:pPr>
+              <w:spacing w:after="20"/>
+              <w:jc w:val="right"/>
+            </w:pPr>
+            <w:r>
+              <w:rPr>
+                <w:color w:val="1C3A36"/>
+                <w:sz w:val="16"/>
+              </w:rPr>
+              <w:t>1.133</w:t>
+            </w:r>
+          </w:p>
+        </w:tc>
+        <w:tc>
+          <w:tcPr>
+            <w:tcW w:type="dxa" w:w="1224"/>
+          </w:tcPr>
+          <w:p>
+            <w:pPr>
+              <w:spacing w:after="20"/>
+              <w:jc w:val="right"/>
+            </w:pPr>
+            <w:r>
+              <w:rPr>
+                <w:color w:val="1C3A36"/>
+                <w:sz w:val="16"/>
+              </w:rPr>
+              <w:t>1.362</w:t>
+            </w:r>
+          </w:p>
+        </w:tc>
+        <w:tc>
+          <w:tcPr>
+            <w:tcW w:type="dxa" w:w="2563"/>
+          </w:tcPr>
+          <w:p>
+            <w:pPr>
+              <w:spacing w:after="20"/>
+              <w:jc w:val="right"/>
+            </w:pPr>
+            <w:r>
+              <w:rPr>
+                <w:color w:val="1C3A36"/>
+                <w:sz w:val="16"/>
+              </w:rPr>
+              <w:t>realized +10.8%; capped below cost inflation ahead</w:t>
             </w:r>
           </w:p>
         </w:tc>
@@ -5877,108 +6478,108 @@
       <w:tr>
         <w:tc>
           <w:tcPr>
-            <w:tcW w:type="dxa" w:w="2664"/>
-          </w:tcPr>
-          <w:p>
-            <w:pPr>
-              <w:spacing w:after="20"/>
-            </w:pPr>
-            <w:r>
-              <w:rPr>
-                <w:color w:val="1C3A36"/>
-                <w:sz w:val="18"/>
-              </w:rPr>
-              <w:t>Tires &amp; parts trading</w:t>
-            </w:r>
-          </w:p>
-        </w:tc>
-        <w:tc>
-          <w:tcPr>
-            <w:tcW w:type="dxa" w:w="1440"/>
-          </w:tcPr>
-          <w:p>
-            <w:pPr>
-              <w:spacing w:after="20"/>
-              <w:jc w:val="right"/>
-            </w:pPr>
-            <w:r>
-              <w:rPr>
-                <w:color w:val="1C3A36"/>
-                <w:sz w:val="18"/>
-              </w:rPr>
-              <w:t>2,572</w:t>
-            </w:r>
-          </w:p>
-        </w:tc>
-        <w:tc>
-          <w:tcPr>
-            <w:tcW w:type="dxa" w:w="1368"/>
-          </w:tcPr>
-          <w:p>
-            <w:pPr>
-              <w:spacing w:after="20"/>
-              <w:jc w:val="right"/>
-            </w:pPr>
-            <w:r>
-              <w:rPr>
-                <w:color w:val="1C3A36"/>
-                <w:sz w:val="18"/>
-              </w:rPr>
-              <w:t>4,800</w:t>
-            </w:r>
-          </w:p>
-        </w:tc>
-        <w:tc>
-          <w:tcPr>
-            <w:tcW w:type="dxa" w:w="1368"/>
-          </w:tcPr>
-          <w:p>
-            <w:pPr>
-              <w:spacing w:after="20"/>
-              <w:jc w:val="right"/>
-            </w:pPr>
-            <w:r>
-              <w:rPr>
-                <w:color w:val="1C3A36"/>
-                <w:sz w:val="18"/>
-              </w:rPr>
-              <w:t>5,328</w:t>
-            </w:r>
-          </w:p>
-        </w:tc>
-        <w:tc>
-          <w:tcPr>
-            <w:tcW w:type="dxa" w:w="1368"/>
-          </w:tcPr>
-          <w:p>
-            <w:pPr>
-              <w:spacing w:after="20"/>
-              <w:jc w:val="right"/>
-            </w:pPr>
-            <w:r>
-              <w:rPr>
-                <w:color w:val="1C3A36"/>
-                <w:sz w:val="18"/>
-              </w:rPr>
-              <w:t>6,899</w:t>
-            </w:r>
-          </w:p>
-        </w:tc>
-        <w:tc>
-          <w:tcPr>
-            <w:tcW w:type="dxa" w:w="1872"/>
-          </w:tcPr>
-          <w:p>
-            <w:pPr>
-              <w:spacing w:after="20"/>
-              <w:jc w:val="right"/>
-            </w:pPr>
-            <w:r>
-              <w:rPr>
-                <w:color w:val="1C3A36"/>
-                <w:sz w:val="18"/>
-              </w:rPr>
-              <w:t>one-off margin benefit resets next year</w:t>
+            <w:tcW w:type="dxa" w:w="2520"/>
+          </w:tcPr>
+          <w:p>
+            <w:pPr>
+              <w:spacing w:after="20"/>
+            </w:pPr>
+            <w:r>
+              <w:rPr>
+                <w:color w:val="1C3A36"/>
+                <w:sz w:val="16"/>
+              </w:rPr>
+              <w:t>Buses (units)</w:t>
+            </w:r>
+          </w:p>
+        </w:tc>
+        <w:tc>
+          <w:tcPr>
+            <w:tcW w:type="dxa" w:w="1325"/>
+          </w:tcPr>
+          <w:p>
+            <w:pPr>
+              <w:spacing w:after="20"/>
+              <w:jc w:val="right"/>
+            </w:pPr>
+            <w:r>
+              <w:rPr>
+                <w:color w:val="1C3A36"/>
+                <w:sz w:val="16"/>
+              </w:rPr>
+              <w:t>1,002</w:t>
+            </w:r>
+          </w:p>
+        </w:tc>
+        <w:tc>
+          <w:tcPr>
+            <w:tcW w:type="dxa" w:w="1224"/>
+          </w:tcPr>
+          <w:p>
+            <w:pPr>
+              <w:spacing w:after="20"/>
+              <w:jc w:val="right"/>
+            </w:pPr>
+            <w:r>
+              <w:rPr>
+                <w:color w:val="1C3A36"/>
+                <w:sz w:val="16"/>
+              </w:rPr>
+              <w:t>2,177</w:t>
+            </w:r>
+          </w:p>
+        </w:tc>
+        <w:tc>
+          <w:tcPr>
+            <w:tcW w:type="dxa" w:w="1224"/>
+          </w:tcPr>
+          <w:p>
+            <w:pPr>
+              <w:spacing w:after="20"/>
+              <w:jc w:val="right"/>
+            </w:pPr>
+            <w:r>
+              <w:rPr>
+                <w:color w:val="1C3A36"/>
+                <w:sz w:val="16"/>
+              </w:rPr>
+              <w:t>2,525</w:t>
+            </w:r>
+          </w:p>
+        </w:tc>
+        <w:tc>
+          <w:tcPr>
+            <w:tcW w:type="dxa" w:w="1224"/>
+          </w:tcPr>
+          <w:p>
+            <w:pPr>
+              <w:spacing w:after="20"/>
+              <w:jc w:val="right"/>
+            </w:pPr>
+            <w:r>
+              <w:rPr>
+                <w:color w:val="1C3A36"/>
+                <w:sz w:val="16"/>
+              </w:rPr>
+              <w:t>3,329</w:t>
+            </w:r>
+          </w:p>
+        </w:tc>
+        <w:tc>
+          <w:tcPr>
+            <w:tcW w:type="dxa" w:w="2563"/>
+          </w:tcPr>
+          <w:p>
+            <w:pPr>
+              <w:spacing w:after="20"/>
+              <w:jc w:val="right"/>
+            </w:pPr>
+            <w:r>
+              <w:rPr>
+                <w:color w:val="1C3A36"/>
+                <w:sz w:val="16"/>
+              </w:rPr>
+              <w:t>tourism/fleet recovery off a weak base</w:t>
             </w:r>
           </w:p>
         </w:tc>
@@ -5986,7 +6587,552 @@
       <w:tr>
         <w:tc>
           <w:tcPr>
-            <w:tcW w:type="dxa" w:w="2664"/>
+            <w:tcW w:type="dxa" w:w="2520"/>
+          </w:tcPr>
+          <w:p>
+            <w:pPr>
+              <w:spacing w:after="20"/>
+            </w:pPr>
+            <w:r>
+              <w:rPr>
+                <w:color w:val="1C3A36"/>
+                <w:sz w:val="16"/>
+              </w:rPr>
+              <w:t>Trucks (units, residual)</w:t>
+            </w:r>
+          </w:p>
+        </w:tc>
+        <w:tc>
+          <w:tcPr>
+            <w:tcW w:type="dxa" w:w="1325"/>
+          </w:tcPr>
+          <w:p>
+            <w:pPr>
+              <w:spacing w:after="20"/>
+              <w:jc w:val="right"/>
+            </w:pPr>
+            <w:r>
+              <w:rPr>
+                <w:color w:val="1C3A36"/>
+                <w:sz w:val="16"/>
+              </w:rPr>
+              <w:t>1,472</w:t>
+            </w:r>
+          </w:p>
+        </w:tc>
+        <w:tc>
+          <w:tcPr>
+            <w:tcW w:type="dxa" w:w="1224"/>
+          </w:tcPr>
+          <w:p>
+            <w:pPr>
+              <w:spacing w:after="20"/>
+              <w:jc w:val="right"/>
+            </w:pPr>
+            <w:r>
+              <w:rPr>
+                <w:color w:val="1C3A36"/>
+                <w:sz w:val="16"/>
+              </w:rPr>
+              <w:t>3,043</w:t>
+            </w:r>
+          </w:p>
+        </w:tc>
+        <w:tc>
+          <w:tcPr>
+            <w:tcW w:type="dxa" w:w="1224"/>
+          </w:tcPr>
+          <w:p>
+            <w:pPr>
+              <w:spacing w:after="20"/>
+              <w:jc w:val="right"/>
+            </w:pPr>
+            <w:r>
+              <w:rPr>
+                <w:color w:val="1C3A36"/>
+                <w:sz w:val="16"/>
+              </w:rPr>
+              <w:t>3,428</w:t>
+            </w:r>
+          </w:p>
+        </w:tc>
+        <w:tc>
+          <w:tcPr>
+            <w:tcW w:type="dxa" w:w="1224"/>
+          </w:tcPr>
+          <w:p>
+            <w:pPr>
+              <w:spacing w:after="20"/>
+              <w:jc w:val="right"/>
+            </w:pPr>
+            <w:r>
+              <w:rPr>
+                <w:color w:val="1C3A36"/>
+                <w:sz w:val="16"/>
+              </w:rPr>
+              <w:t>4,242</w:t>
+            </w:r>
+          </w:p>
+        </w:tc>
+        <w:tc>
+          <w:tcPr>
+            <w:tcW w:type="dxa" w:w="2563"/>
+          </w:tcPr>
+          <w:p>
+            <w:pPr>
+              <w:spacing w:after="20"/>
+              <w:jc w:val="right"/>
+            </w:pPr>
+            <w:r>
+              <w:rPr>
+                <w:color w:val="1C3A36"/>
+                <w:sz w:val="16"/>
+              </w:rPr>
+              <w:t>replacement demand net of the bus driver</w:t>
+            </w:r>
+          </w:p>
+        </w:tc>
+      </w:tr>
+      <w:tr>
+        <w:tc>
+          <w:tcPr>
+            <w:tcW w:type="dxa" w:w="2520"/>
+          </w:tcPr>
+          <w:p>
+            <w:pPr>
+              <w:spacing w:after="20"/>
+            </w:pPr>
+            <w:r>
+              <w:rPr>
+                <w:color w:val="1C3A36"/>
+                <w:sz w:val="16"/>
+              </w:rPr>
+              <w:t>Commercial &amp; equipment — revenue</w:t>
+            </w:r>
+          </w:p>
+        </w:tc>
+        <w:tc>
+          <w:tcPr>
+            <w:tcW w:type="dxa" w:w="1325"/>
+          </w:tcPr>
+          <w:p>
+            <w:pPr>
+              <w:spacing w:after="20"/>
+              <w:jc w:val="right"/>
+            </w:pPr>
+            <w:r>
+              <w:rPr>
+                <w:color w:val="1C3A36"/>
+                <w:sz w:val="16"/>
+              </w:rPr>
+              <w:t>4,749</w:t>
+            </w:r>
+          </w:p>
+        </w:tc>
+        <w:tc>
+          <w:tcPr>
+            <w:tcW w:type="dxa" w:w="1224"/>
+          </w:tcPr>
+          <w:p>
+            <w:pPr>
+              <w:spacing w:after="20"/>
+              <w:jc w:val="right"/>
+            </w:pPr>
+            <w:r>
+              <w:rPr>
+                <w:color w:val="1C3A36"/>
+                <w:sz w:val="16"/>
+              </w:rPr>
+              <w:t>10,123</w:t>
+            </w:r>
+          </w:p>
+        </w:tc>
+        <w:tc>
+          <w:tcPr>
+            <w:tcW w:type="dxa" w:w="1224"/>
+          </w:tcPr>
+          <w:p>
+            <w:pPr>
+              <w:spacing w:after="20"/>
+              <w:jc w:val="right"/>
+            </w:pPr>
+            <w:r>
+              <w:rPr>
+                <w:color w:val="1C3A36"/>
+                <w:sz w:val="16"/>
+              </w:rPr>
+              <w:t>12,348</w:t>
+            </w:r>
+          </w:p>
+        </w:tc>
+        <w:tc>
+          <w:tcPr>
+            <w:tcW w:type="dxa" w:w="1224"/>
+          </w:tcPr>
+          <w:p>
+            <w:pPr>
+              <w:spacing w:after="20"/>
+              <w:jc w:val="right"/>
+            </w:pPr>
+            <w:r>
+              <w:rPr>
+                <w:color w:val="1C3A36"/>
+                <w:sz w:val="16"/>
+              </w:rPr>
+              <w:t>18,518</w:t>
+            </w:r>
+          </w:p>
+        </w:tc>
+        <w:tc>
+          <w:tcPr>
+            <w:tcW w:type="dxa" w:w="2563"/>
+          </w:tcPr>
+          <w:p>
+            <w:pPr>
+              <w:spacing w:after="20"/>
+              <w:jc w:val="right"/>
+            </w:pPr>
+            <w:r>
+              <w:rPr>
+                <w:color w:val="1C3A36"/>
+                <w:sz w:val="16"/>
+              </w:rPr>
+              <w:t>units x price, both separately grown</w:t>
+            </w:r>
+          </w:p>
+        </w:tc>
+      </w:tr>
+      <w:tr>
+        <w:tc>
+          <w:tcPr>
+            <w:tcW w:type="dxa" w:w="2520"/>
+          </w:tcPr>
+          <w:p>
+            <w:pPr>
+              <w:spacing w:after="20"/>
+            </w:pPr>
+            <w:r>
+              <w:rPr>
+                <w:color w:val="1C3A36"/>
+                <w:sz w:val="16"/>
+              </w:rPr>
+              <w:t>Two/three/four-wheelers — units</w:t>
+            </w:r>
+          </w:p>
+        </w:tc>
+        <w:tc>
+          <w:tcPr>
+            <w:tcW w:type="dxa" w:w="1325"/>
+          </w:tcPr>
+          <w:p>
+            <w:pPr>
+              <w:spacing w:after="20"/>
+              <w:jc w:val="right"/>
+            </w:pPr>
+            <w:r>
+              <w:rPr>
+                <w:color w:val="1C3A36"/>
+                <w:sz w:val="16"/>
+              </w:rPr>
+              <w:t>21,173</w:t>
+            </w:r>
+          </w:p>
+        </w:tc>
+        <w:tc>
+          <w:tcPr>
+            <w:tcW w:type="dxa" w:w="1224"/>
+          </w:tcPr>
+          <w:p>
+            <w:pPr>
+              <w:spacing w:after="20"/>
+              <w:jc w:val="right"/>
+            </w:pPr>
+            <w:r>
+              <w:rPr>
+                <w:color w:val="1C3A36"/>
+                <w:sz w:val="16"/>
+              </w:rPr>
+              <w:t>49,033</w:t>
+            </w:r>
+          </w:p>
+        </w:tc>
+        <w:tc>
+          <w:tcPr>
+            <w:tcW w:type="dxa" w:w="1224"/>
+          </w:tcPr>
+          <w:p>
+            <w:pPr>
+              <w:spacing w:after="20"/>
+              <w:jc w:val="right"/>
+            </w:pPr>
+            <w:r>
+              <w:rPr>
+                <w:color w:val="1C3A36"/>
+                <w:sz w:val="16"/>
+              </w:rPr>
+              <w:t>56,878</w:t>
+            </w:r>
+          </w:p>
+        </w:tc>
+        <w:tc>
+          <w:tcPr>
+            <w:tcW w:type="dxa" w:w="1224"/>
+          </w:tcPr>
+          <w:p>
+            <w:pPr>
+              <w:spacing w:after="20"/>
+              <w:jc w:val="right"/>
+            </w:pPr>
+            <w:r>
+              <w:rPr>
+                <w:color w:val="1C3A36"/>
+                <w:sz w:val="16"/>
+              </w:rPr>
+              <w:t>77,763</w:t>
+            </w:r>
+          </w:p>
+        </w:tc>
+        <w:tc>
+          <w:tcPr>
+            <w:tcW w:type="dxa" w:w="2563"/>
+          </w:tcPr>
+          <w:p>
+            <w:pPr>
+              <w:spacing w:after="20"/>
+              <w:jc w:val="right"/>
+            </w:pPr>
+            <w:r>
+              <w:rPr>
+                <w:color w:val="1C3A36"/>
+                <w:sz w:val="16"/>
+              </w:rPr>
+              <w:t>India supply constraint resolves</w:t>
+            </w:r>
+          </w:p>
+        </w:tc>
+      </w:tr>
+      <w:tr>
+        <w:tc>
+          <w:tcPr>
+            <w:tcW w:type="dxa" w:w="2520"/>
+          </w:tcPr>
+          <w:p>
+            <w:pPr>
+              <w:spacing w:after="20"/>
+            </w:pPr>
+            <w:r>
+              <w:rPr>
+                <w:color w:val="1C3A36"/>
+                <w:sz w:val="16"/>
+              </w:rPr>
+              <w:t>Tires &amp; parts trading — revenue</w:t>
+            </w:r>
+          </w:p>
+        </w:tc>
+        <w:tc>
+          <w:tcPr>
+            <w:tcW w:type="dxa" w:w="1325"/>
+          </w:tcPr>
+          <w:p>
+            <w:pPr>
+              <w:spacing w:after="20"/>
+              <w:jc w:val="right"/>
+            </w:pPr>
+            <w:r>
+              <w:rPr>
+                <w:color w:val="1C3A36"/>
+                <w:sz w:val="16"/>
+              </w:rPr>
+              <w:t>2,572</w:t>
+            </w:r>
+          </w:p>
+        </w:tc>
+        <w:tc>
+          <w:tcPr>
+            <w:tcW w:type="dxa" w:w="1224"/>
+          </w:tcPr>
+          <w:p>
+            <w:pPr>
+              <w:spacing w:after="20"/>
+              <w:jc w:val="right"/>
+            </w:pPr>
+            <w:r>
+              <w:rPr>
+                <w:color w:val="1C3A36"/>
+                <w:sz w:val="16"/>
+              </w:rPr>
+              <w:t>4,800</w:t>
+            </w:r>
+          </w:p>
+        </w:tc>
+        <w:tc>
+          <w:tcPr>
+            <w:tcW w:type="dxa" w:w="1224"/>
+          </w:tcPr>
+          <w:p>
+            <w:pPr>
+              <w:spacing w:after="20"/>
+              <w:jc w:val="right"/>
+            </w:pPr>
+            <w:r>
+              <w:rPr>
+                <w:color w:val="1C3A36"/>
+                <w:sz w:val="16"/>
+              </w:rPr>
+              <w:t>5,328</w:t>
+            </w:r>
+          </w:p>
+        </w:tc>
+        <w:tc>
+          <w:tcPr>
+            <w:tcW w:type="dxa" w:w="1224"/>
+          </w:tcPr>
+          <w:p>
+            <w:pPr>
+              <w:spacing w:after="20"/>
+              <w:jc w:val="right"/>
+            </w:pPr>
+            <w:r>
+              <w:rPr>
+                <w:color w:val="1C3A36"/>
+                <w:sz w:val="16"/>
+              </w:rPr>
+              <w:t>6,899</w:t>
+            </w:r>
+          </w:p>
+        </w:tc>
+        <w:tc>
+          <w:tcPr>
+            <w:tcW w:type="dxa" w:w="2563"/>
+          </w:tcPr>
+          <w:p>
+            <w:pPr>
+              <w:spacing w:after="20"/>
+              <w:jc w:val="right"/>
+            </w:pPr>
+            <w:r>
+              <w:rPr>
+                <w:color w:val="1C3A36"/>
+                <w:sz w:val="16"/>
+              </w:rPr>
+              <w:t>one-off margin benefit resets next year</w:t>
+            </w:r>
+          </w:p>
+        </w:tc>
+      </w:tr>
+      <w:tr>
+        <w:tc>
+          <w:tcPr>
+            <w:tcW w:type="dxa" w:w="2520"/>
+          </w:tcPr>
+          <w:p>
+            <w:pPr>
+              <w:spacing w:after="20"/>
+            </w:pPr>
+            <w:r>
+              <w:rPr>
+                <w:color w:val="1C3A36"/>
+                <w:sz w:val="16"/>
+              </w:rPr>
+              <w:t>Other automotive — revenue</w:t>
+            </w:r>
+          </w:p>
+        </w:tc>
+        <w:tc>
+          <w:tcPr>
+            <w:tcW w:type="dxa" w:w="1325"/>
+          </w:tcPr>
+          <w:p>
+            <w:pPr>
+              <w:spacing w:after="20"/>
+              <w:jc w:val="right"/>
+            </w:pPr>
+            <w:r>
+              <w:rPr>
+                <w:color w:val="1C3A36"/>
+                <w:sz w:val="16"/>
+              </w:rPr>
+              <w:t>669</w:t>
+            </w:r>
+          </w:p>
+        </w:tc>
+        <w:tc>
+          <w:tcPr>
+            <w:tcW w:type="dxa" w:w="1224"/>
+          </w:tcPr>
+          <w:p>
+            <w:pPr>
+              <w:spacing w:after="20"/>
+              <w:jc w:val="right"/>
+            </w:pPr>
+            <w:r>
+              <w:rPr>
+                <w:color w:val="1C3A36"/>
+                <w:sz w:val="16"/>
+              </w:rPr>
+              <w:t>1,337</w:t>
+            </w:r>
+          </w:p>
+        </w:tc>
+        <w:tc>
+          <w:tcPr>
+            <w:tcW w:type="dxa" w:w="1224"/>
+          </w:tcPr>
+          <w:p>
+            <w:pPr>
+              <w:spacing w:after="20"/>
+              <w:jc w:val="right"/>
+            </w:pPr>
+            <w:r>
+              <w:rPr>
+                <w:color w:val="1C3A36"/>
+                <w:sz w:val="16"/>
+              </w:rPr>
+              <w:t>1,470</w:t>
+            </w:r>
+          </w:p>
+        </w:tc>
+        <w:tc>
+          <w:tcPr>
+            <w:tcW w:type="dxa" w:w="1224"/>
+          </w:tcPr>
+          <w:p>
+            <w:pPr>
+              <w:spacing w:after="20"/>
+              <w:jc w:val="right"/>
+            </w:pPr>
+            <w:r>
+              <w:rPr>
+                <w:color w:val="1C3A36"/>
+                <w:sz w:val="16"/>
+              </w:rPr>
+              <w:t>1,904</w:t>
+            </w:r>
+          </w:p>
+        </w:tc>
+        <w:tc>
+          <w:tcPr>
+            <w:tcW w:type="dxa" w:w="2563"/>
+          </w:tcPr>
+          <w:p>
+            <w:pPr>
+              <w:spacing w:after="20"/>
+              <w:jc w:val="right"/>
+            </w:pPr>
+            <w:r>
+              <w:rPr>
+                <w:color w:val="1C3A36"/>
+                <w:sz w:val="16"/>
+              </w:rPr>
+              <w:t>after-sales residual</w:t>
+            </w:r>
+          </w:p>
+        </w:tc>
+      </w:tr>
+      <w:tr>
+        <w:tc>
+          <w:tcPr>
+            <w:tcW w:type="dxa" w:w="2520"/>
             <w:shd w:val="clear" w:color="auto" w:fill="F6F1E6"/>
           </w:tcPr>
           <w:p>
@@ -5997,15 +7143,15 @@
               <w:rPr>
                 <w:b/>
                 <w:color w:val="1C3A36"/>
-                <w:sz w:val="18"/>
-              </w:rPr>
-              <w:t>Automotive total</w:t>
-            </w:r>
-          </w:p>
-        </w:tc>
-        <w:tc>
-          <w:tcPr>
-            <w:tcW w:type="dxa" w:w="1440"/>
+                <w:sz w:val="16"/>
+              </w:rPr>
+              <w:t>Automotive total revenue</w:t>
+            </w:r>
+          </w:p>
+        </w:tc>
+        <w:tc>
+          <w:tcPr>
+            <w:tcW w:type="dxa" w:w="1325"/>
             <w:shd w:val="clear" w:color="auto" w:fill="F6F1E6"/>
           </w:tcPr>
           <w:p>
@@ -6017,7 +7163,7 @@
               <w:rPr>
                 <w:b/>
                 <w:color w:val="1C3A36"/>
-                <w:sz w:val="18"/>
+                <w:sz w:val="16"/>
               </w:rPr>
               <w:t>40,022</w:t>
             </w:r>
@@ -6025,7 +7171,7 @@
         </w:tc>
         <w:tc>
           <w:tcPr>
-            <w:tcW w:type="dxa" w:w="1368"/>
+            <w:tcW w:type="dxa" w:w="1224"/>
             <w:shd w:val="clear" w:color="auto" w:fill="F6F1E6"/>
           </w:tcPr>
           <w:p>
@@ -6037,15 +7183,15 @@
               <w:rPr>
                 <w:b/>
                 <w:color w:val="1C3A36"/>
-                <w:sz w:val="18"/>
-              </w:rPr>
-              <w:t>87,056</w:t>
-            </w:r>
-          </w:p>
-        </w:tc>
-        <w:tc>
-          <w:tcPr>
-            <w:tcW w:type="dxa" w:w="1368"/>
+                <w:sz w:val="16"/>
+              </w:rPr>
+              <w:t>87,110</w:t>
+            </w:r>
+          </w:p>
+        </w:tc>
+        <w:tc>
+          <w:tcPr>
+            <w:tcW w:type="dxa" w:w="1224"/>
             <w:shd w:val="clear" w:color="auto" w:fill="F6F1E6"/>
           </w:tcPr>
           <w:p>
@@ -6057,15 +7203,15 @@
               <w:rPr>
                 <w:b/>
                 <w:color w:val="1C3A36"/>
-                <w:sz w:val="18"/>
-              </w:rPr>
-              <w:t>102,662</w:t>
-            </w:r>
-          </w:p>
-        </w:tc>
-        <w:tc>
-          <w:tcPr>
-            <w:tcW w:type="dxa" w:w="1368"/>
+                <w:sz w:val="16"/>
+              </w:rPr>
+              <w:t>102,729</w:t>
+            </w:r>
+          </w:p>
+        </w:tc>
+        <w:tc>
+          <w:tcPr>
+            <w:tcW w:type="dxa" w:w="1224"/>
             <w:shd w:val="clear" w:color="auto" w:fill="F6F1E6"/>
           </w:tcPr>
           <w:p>
@@ -6077,15 +7223,15 @@
               <w:rPr>
                 <w:b/>
                 <w:color w:val="1C3A36"/>
-                <w:sz w:val="18"/>
-              </w:rPr>
-              <w:t>148,579</w:t>
-            </w:r>
-          </w:p>
-        </w:tc>
-        <w:tc>
-          <w:tcPr>
-            <w:tcW w:type="dxa" w:w="1872"/>
+                <w:sz w:val="16"/>
+              </w:rPr>
+              <w:t>148,683</w:t>
+            </w:r>
+          </w:p>
+        </w:tc>
+        <w:tc>
+          <w:tcPr>
+            <w:tcW w:type="dxa" w:w="2563"/>
             <w:shd w:val="clear" w:color="auto" w:fill="F6F1E6"/>
           </w:tcPr>
           <w:p>
@@ -6097,7 +7243,7 @@
               <w:rPr>
                 <w:b/>
                 <w:color w:val="1C3A36"/>
-                <w:sz w:val="18"/>
+                <w:sz w:val="16"/>
               </w:rPr>
             </w:r>
           </w:p>
@@ -6216,7 +7362,498 @@
           <w:color w:val="1C3A36"/>
           <w:sz w:val="21"/>
         </w:rPr>
-        <w:t>Strip everything else away and this valuation is a view on one number. GB Corp's 42.93% of MNT-Halan is worth EGP 30.5bn if the June funding round (USD 1.4bn, led by Al Ahly Capital of the National Bank of Egypt, first close, a second pending) is the truth. It is worth EGP 15.7bn if the company's own accounts are — a figure produced by the equity method, written up 2.46bn in a restatement, and explicitly not verified by the reviewing auditor, who was not provided MNT-Halan's financial statements for the second period in a row. The gap is EGP 12.23 per GB Corp share — roughly 39% of the current price. For perspective, the round mark alone equals 95% of GB Corp's entire market value at the August quote: the market has already answered which framing it believes, and it is not the round. What would settle it: MNT-Halan's audited numbers reaching the reviewer, the second close completing at or above USD 1.4bn, or any arm's-length secondary sale of stock. Until one of those happens, both answers are published everywhere in this study.</w:t>
+        <w:t>Strip everything else away and this valuation is a view on one number. GB Corp's stake in MNT-Halan has produced three official prints inside fourteen months: the accounts carried 44.01% before the June round; the reviewed statements now say 42.93% after its first close; and the company's own June release described 41.61% as the position once the round fully closes. The statements outrank the release for today's number, so 42.93% is used. On that stake, the two official answers to 'what is it worth' are EGP 30.5bn (the round: USD 1.4bn led by Al Ahly Capital of the National Bank of Egypt, translated at 50.71) and EGP 15.7bn (the equity-method carrying value — written up 2.46bn in a restatement, and explicitly not verified by the reviewing auditor, who was not provided MNT-Halan's statements for the second period in a row). The gap is EGP 12.23 per GB Corp share; the round mark alone equals 95% of the company's entire market value at the August quote — the market has already chosen its framing, and it is not the round.</w:t>
+      </w:r>
+    </w:p>
+    <w:tbl>
+      <w:tblPr>
+        <w:tblW w:type="auto" w:w="0"/>
+        <w:jc w:val="center"/>
+        <w:tblLook w:firstColumn="1" w:firstRow="1" w:lastColumn="0" w:lastRow="0" w:noHBand="0" w:noVBand="1" w:val="04A0"/>
+        <w:tblLayout w:type="fixed"/>
+        <w:tblCellMar>
+          <w:top w:w="40" w:type="dxa"/>
+          <w:left w:w="90" w:type="dxa"/>
+          <w:bottom w:w="40" w:type="dxa"/>
+          <w:right w:w="90" w:type="dxa"/>
+        </w:tblCellMar>
+        <w:tblBorders>
+          <w:top w:val="single" w:sz="4" w:space="0" w:color="C9D4D1"/>
+          <w:left w:val="single" w:sz="4" w:space="0" w:color="C9D4D1"/>
+          <w:bottom w:val="single" w:sz="4" w:space="0" w:color="C9D4D1"/>
+          <w:right w:val="single" w:sz="4" w:space="0" w:color="C9D4D1"/>
+          <w:insideH w:val="single" w:sz="4" w:space="0" w:color="C9D4D1"/>
+          <w:insideV w:val="single" w:sz="4" w:space="0" w:color="C9D4D1"/>
+        </w:tblBorders>
+        <w:tblLayout w:type="fixed"/>
+      </w:tblPr>
+      <w:tblGrid>
+        <w:gridCol w:w="3096"/>
+        <w:gridCol w:w="2232"/>
+        <w:gridCol w:w="2376"/>
+        <w:gridCol w:w="2304"/>
+      </w:tblGrid>
+      <w:tr>
+        <w:tc>
+          <w:tcPr>
+            <w:tcW w:type="dxa" w:w="3096"/>
+            <w:shd w:val="clear" w:color="auto" w:fill="EAF0EE"/>
+          </w:tcPr>
+          <w:p>
+            <w:pPr>
+              <w:spacing w:after="20"/>
+            </w:pPr>
+            <w:r>
+              <w:rPr>
+                <w:b/>
+                <w:color w:val="1C3A36"/>
+                <w:sz w:val="17"/>
+              </w:rPr>
+              <w:t>If the second close lands at…</w:t>
+            </w:r>
+          </w:p>
+        </w:tc>
+        <w:tc>
+          <w:tcPr>
+            <w:tcW w:type="dxa" w:w="2232"/>
+            <w:shd w:val="clear" w:color="auto" w:fill="EAF0EE"/>
+          </w:tcPr>
+          <w:p>
+            <w:pPr>
+              <w:spacing w:after="20"/>
+            </w:pPr>
+            <w:r>
+              <w:rPr>
+                <w:b/>
+                <w:color w:val="1C3A36"/>
+                <w:sz w:val="17"/>
+              </w:rPr>
+              <w:t>Stake value (EGP mn)</w:t>
+            </w:r>
+          </w:p>
+        </w:tc>
+        <w:tc>
+          <w:tcPr>
+            <w:tcW w:type="dxa" w:w="2376"/>
+            <w:shd w:val="clear" w:color="auto" w:fill="EAF0EE"/>
+          </w:tcPr>
+          <w:p>
+            <w:pPr>
+              <w:spacing w:after="20"/>
+            </w:pPr>
+            <w:r>
+              <w:rPr>
+                <w:b/>
+                <w:color w:val="1C3A36"/>
+                <w:sz w:val="17"/>
+              </w:rPr>
+              <w:t>Sum of the parts / share</w:t>
+            </w:r>
+          </w:p>
+        </w:tc>
+        <w:tc>
+          <w:tcPr>
+            <w:tcW w:type="dxa" w:w="2304"/>
+            <w:shd w:val="clear" w:color="auto" w:fill="EAF0EE"/>
+          </w:tcPr>
+          <w:p>
+            <w:pPr>
+              <w:spacing w:after="20"/>
+            </w:pPr>
+            <w:r>
+              <w:rPr>
+                <w:b/>
+                <w:color w:val="1C3A36"/>
+                <w:sz w:val="17"/>
+              </w:rPr>
+              <w:t>Weighted central / share</w:t>
+            </w:r>
+          </w:p>
+        </w:tc>
+      </w:tr>
+      <w:tr>
+        <w:tc>
+          <w:tcPr>
+            <w:tcW w:type="dxa" w:w="3096"/>
+          </w:tcPr>
+          <w:p>
+            <w:pPr>
+              <w:spacing w:after="20"/>
+            </w:pPr>
+            <w:r>
+              <w:rPr>
+                <w:color w:val="1C3A36"/>
+                <w:sz w:val="17"/>
+              </w:rPr>
+              <w:t>USD 1,000mn</w:t>
+            </w:r>
+          </w:p>
+        </w:tc>
+        <w:tc>
+          <w:tcPr>
+            <w:tcW w:type="dxa" w:w="2232"/>
+          </w:tcPr>
+          <w:p>
+            <w:pPr>
+              <w:spacing w:after="20"/>
+              <w:jc w:val="right"/>
+            </w:pPr>
+            <w:r>
+              <w:rPr>
+                <w:color w:val="1C3A36"/>
+                <w:sz w:val="17"/>
+              </w:rPr>
+              <w:t>21,770</w:t>
+            </w:r>
+          </w:p>
+        </w:tc>
+        <w:tc>
+          <w:tcPr>
+            <w:tcW w:type="dxa" w:w="2376"/>
+          </w:tcPr>
+          <w:p>
+            <w:pPr>
+              <w:spacing w:after="20"/>
+              <w:jc w:val="right"/>
+            </w:pPr>
+            <w:r>
+              <w:rPr>
+                <w:color w:val="1C3A36"/>
+                <w:sz w:val="17"/>
+              </w:rPr>
+              <w:t>26.47</w:t>
+            </w:r>
+          </w:p>
+        </w:tc>
+        <w:tc>
+          <w:tcPr>
+            <w:tcW w:type="dxa" w:w="2304"/>
+          </w:tcPr>
+          <w:p>
+            <w:pPr>
+              <w:spacing w:after="20"/>
+              <w:jc w:val="right"/>
+            </w:pPr>
+            <w:r>
+              <w:rPr>
+                <w:color w:val="1C3A36"/>
+                <w:sz w:val="17"/>
+              </w:rPr>
+              <w:t>30.67</w:t>
+            </w:r>
+          </w:p>
+        </w:tc>
+      </w:tr>
+      <w:tr>
+        <w:tc>
+          <w:tcPr>
+            <w:tcW w:type="dxa" w:w="3096"/>
+          </w:tcPr>
+          <w:p>
+            <w:pPr>
+              <w:spacing w:after="20"/>
+            </w:pPr>
+            <w:r>
+              <w:rPr>
+                <w:color w:val="1C3A36"/>
+                <w:sz w:val="17"/>
+              </w:rPr>
+              <w:t>USD 1,200mn</w:t>
+            </w:r>
+          </w:p>
+        </w:tc>
+        <w:tc>
+          <w:tcPr>
+            <w:tcW w:type="dxa" w:w="2232"/>
+          </w:tcPr>
+          <w:p>
+            <w:pPr>
+              <w:spacing w:after="20"/>
+              <w:jc w:val="right"/>
+            </w:pPr>
+            <w:r>
+              <w:rPr>
+                <w:color w:val="1C3A36"/>
+                <w:sz w:val="17"/>
+              </w:rPr>
+              <w:t>26,124</w:t>
+            </w:r>
+          </w:p>
+        </w:tc>
+        <w:tc>
+          <w:tcPr>
+            <w:tcW w:type="dxa" w:w="2376"/>
+          </w:tcPr>
+          <w:p>
+            <w:pPr>
+              <w:spacing w:after="20"/>
+              <w:jc w:val="right"/>
+            </w:pPr>
+            <w:r>
+              <w:rPr>
+                <w:color w:val="1C3A36"/>
+                <w:sz w:val="17"/>
+              </w:rPr>
+              <w:t>30.08</w:t>
+            </w:r>
+          </w:p>
+        </w:tc>
+        <w:tc>
+          <w:tcPr>
+            <w:tcW w:type="dxa" w:w="2304"/>
+          </w:tcPr>
+          <w:p>
+            <w:pPr>
+              <w:spacing w:after="20"/>
+              <w:jc w:val="right"/>
+            </w:pPr>
+            <w:r>
+              <w:rPr>
+                <w:color w:val="1C3A36"/>
+                <w:sz w:val="17"/>
+              </w:rPr>
+              <w:t>32.11</w:t>
+            </w:r>
+          </w:p>
+        </w:tc>
+      </w:tr>
+      <w:tr>
+        <w:tc>
+          <w:tcPr>
+            <w:tcW w:type="dxa" w:w="3096"/>
+          </w:tcPr>
+          <w:p>
+            <w:pPr>
+              <w:spacing w:after="20"/>
+            </w:pPr>
+            <w:r>
+              <w:rPr>
+                <w:color w:val="1C3A36"/>
+                <w:sz w:val="17"/>
+              </w:rPr>
+              <w:t>USD 1,400mn</w:t>
+            </w:r>
+          </w:p>
+        </w:tc>
+        <w:tc>
+          <w:tcPr>
+            <w:tcW w:type="dxa" w:w="2232"/>
+          </w:tcPr>
+          <w:p>
+            <w:pPr>
+              <w:spacing w:after="20"/>
+              <w:jc w:val="right"/>
+            </w:pPr>
+            <w:r>
+              <w:rPr>
+                <w:color w:val="1C3A36"/>
+                <w:sz w:val="17"/>
+              </w:rPr>
+              <w:t>30,478</w:t>
+            </w:r>
+          </w:p>
+        </w:tc>
+        <w:tc>
+          <w:tcPr>
+            <w:tcW w:type="dxa" w:w="2376"/>
+          </w:tcPr>
+          <w:p>
+            <w:pPr>
+              <w:spacing w:after="20"/>
+              <w:jc w:val="right"/>
+            </w:pPr>
+            <w:r>
+              <w:rPr>
+                <w:color w:val="1C3A36"/>
+                <w:sz w:val="17"/>
+              </w:rPr>
+              <w:t>33.69</w:t>
+            </w:r>
+          </w:p>
+        </w:tc>
+        <w:tc>
+          <w:tcPr>
+            <w:tcW w:type="dxa" w:w="2304"/>
+          </w:tcPr>
+          <w:p>
+            <w:pPr>
+              <w:spacing w:after="20"/>
+              <w:jc w:val="right"/>
+            </w:pPr>
+            <w:r>
+              <w:rPr>
+                <w:color w:val="1C3A36"/>
+                <w:sz w:val="17"/>
+              </w:rPr>
+              <w:t>33.56</w:t>
+            </w:r>
+          </w:p>
+        </w:tc>
+      </w:tr>
+      <w:tr>
+        <w:tc>
+          <w:tcPr>
+            <w:tcW w:type="dxa" w:w="3096"/>
+          </w:tcPr>
+          <w:p>
+            <w:pPr>
+              <w:spacing w:after="20"/>
+            </w:pPr>
+            <w:r>
+              <w:rPr>
+                <w:color w:val="1C3A36"/>
+                <w:sz w:val="17"/>
+              </w:rPr>
+              <w:t>USD 1,600mn</w:t>
+            </w:r>
+          </w:p>
+        </w:tc>
+        <w:tc>
+          <w:tcPr>
+            <w:tcW w:type="dxa" w:w="2232"/>
+          </w:tcPr>
+          <w:p>
+            <w:pPr>
+              <w:spacing w:after="20"/>
+              <w:jc w:val="right"/>
+            </w:pPr>
+            <w:r>
+              <w:rPr>
+                <w:color w:val="1C3A36"/>
+                <w:sz w:val="17"/>
+              </w:rPr>
+              <w:t>34,832</w:t>
+            </w:r>
+          </w:p>
+        </w:tc>
+        <w:tc>
+          <w:tcPr>
+            <w:tcW w:type="dxa" w:w="2376"/>
+          </w:tcPr>
+          <w:p>
+            <w:pPr>
+              <w:spacing w:after="20"/>
+              <w:jc w:val="right"/>
+            </w:pPr>
+            <w:r>
+              <w:rPr>
+                <w:color w:val="1C3A36"/>
+                <w:sz w:val="17"/>
+              </w:rPr>
+              <w:t>37.30</w:t>
+            </w:r>
+          </w:p>
+        </w:tc>
+        <w:tc>
+          <w:tcPr>
+            <w:tcW w:type="dxa" w:w="2304"/>
+          </w:tcPr>
+          <w:p>
+            <w:pPr>
+              <w:spacing w:after="20"/>
+              <w:jc w:val="right"/>
+            </w:pPr>
+            <w:r>
+              <w:rPr>
+                <w:color w:val="1C3A36"/>
+                <w:sz w:val="17"/>
+              </w:rPr>
+              <w:t>35.00</w:t>
+            </w:r>
+          </w:p>
+        </w:tc>
+      </w:tr>
+      <w:tr>
+        <w:tc>
+          <w:tcPr>
+            <w:tcW w:type="dxa" w:w="3096"/>
+          </w:tcPr>
+          <w:p>
+            <w:pPr>
+              <w:spacing w:after="20"/>
+            </w:pPr>
+            <w:r>
+              <w:rPr>
+                <w:color w:val="1C3A36"/>
+                <w:sz w:val="17"/>
+              </w:rPr>
+              <w:t>the company's balance-sheet carrying</w:t>
+            </w:r>
+          </w:p>
+        </w:tc>
+        <w:tc>
+          <w:tcPr>
+            <w:tcW w:type="dxa" w:w="2232"/>
+          </w:tcPr>
+          <w:p>
+            <w:pPr>
+              <w:spacing w:after="20"/>
+              <w:jc w:val="right"/>
+            </w:pPr>
+            <w:r>
+              <w:rPr>
+                <w:color w:val="1C3A36"/>
+                <w:sz w:val="17"/>
+              </w:rPr>
+              <w:t>15,724</w:t>
+            </w:r>
+          </w:p>
+        </w:tc>
+        <w:tc>
+          <w:tcPr>
+            <w:tcW w:type="dxa" w:w="2376"/>
+          </w:tcPr>
+          <w:p>
+            <w:pPr>
+              <w:spacing w:after="20"/>
+              <w:jc w:val="right"/>
+            </w:pPr>
+            <w:r>
+              <w:rPr>
+                <w:color w:val="1C3A36"/>
+                <w:sz w:val="17"/>
+              </w:rPr>
+              <w:t>21.46</w:t>
+            </w:r>
+          </w:p>
+        </w:tc>
+        <w:tc>
+          <w:tcPr>
+            <w:tcW w:type="dxa" w:w="2304"/>
+          </w:tcPr>
+          <w:p>
+            <w:pPr>
+              <w:spacing w:after="20"/>
+              <w:jc w:val="right"/>
+            </w:pPr>
+            <w:r>
+              <w:rPr>
+                <w:color w:val="1C3A36"/>
+                <w:sz w:val="17"/>
+              </w:rPr>
+              <w:t>28.66</w:t>
+            </w:r>
+          </w:p>
+        </w:tc>
+      </w:tr>
+    </w:tbl>
+    <w:p>
+      <w:pPr>
+        <w:spacing w:after="40"/>
+      </w:pPr>
+    </w:p>
+    <w:p>
+      <w:pPr>
+        <w:spacing w:after="200" w:before="0"/>
+      </w:pPr>
+      <w:r>
+        <w:rPr>
+          <w:b w:val="0"/>
+          <w:i/>
+          <w:color w:val="6E7B77"/>
+          <w:sz w:val="17"/>
+        </w:rPr>
+        <w:t>The ladder prices the crux through the whole synthesis, not just the one line. What settles it: MNT-Halan's audited numbers reaching the reviewer, the second close completing, or any arm's-length secondary sale. Until then, both answers run through every table in this study.</w:t>
       </w:r>
     </w:p>
     <w:p>
@@ -7097,6 +8734,428 @@
         <w:t>The two live judgements, priced: what the stake is really worth, and how much conglomerate discount the structure deserves.</w:t>
       </w:r>
     </w:p>
+    <w:tbl>
+      <w:tblPr>
+        <w:tblW w:type="auto" w:w="0"/>
+        <w:jc w:val="center"/>
+        <w:tblLook w:firstColumn="1" w:firstRow="1" w:lastColumn="0" w:lastRow="0" w:noHBand="0" w:noVBand="1" w:val="04A0"/>
+        <w:tblLayout w:type="fixed"/>
+        <w:tblCellMar>
+          <w:top w:w="40" w:type="dxa"/>
+          <w:left w:w="90" w:type="dxa"/>
+          <w:bottom w:w="40" w:type="dxa"/>
+          <w:right w:w="90" w:type="dxa"/>
+        </w:tblCellMar>
+        <w:tblBorders>
+          <w:top w:val="single" w:sz="4" w:space="0" w:color="C9D4D1"/>
+          <w:left w:val="single" w:sz="4" w:space="0" w:color="C9D4D1"/>
+          <w:bottom w:val="single" w:sz="4" w:space="0" w:color="C9D4D1"/>
+          <w:right w:val="single" w:sz="4" w:space="0" w:color="C9D4D1"/>
+          <w:insideH w:val="single" w:sz="4" w:space="0" w:color="C9D4D1"/>
+          <w:insideV w:val="single" w:sz="4" w:space="0" w:color="C9D4D1"/>
+        </w:tblBorders>
+        <w:tblLayout w:type="fixed"/>
+      </w:tblPr>
+      <w:tblGrid>
+        <w:gridCol w:w="4320"/>
+        <w:gridCol w:w="2736"/>
+        <w:gridCol w:w="2880"/>
+      </w:tblGrid>
+      <w:tr>
+        <w:tc>
+          <w:tcPr>
+            <w:tcW w:type="dxa" w:w="4320"/>
+            <w:shd w:val="clear" w:color="auto" w:fill="EAF0EE"/>
+          </w:tcPr>
+          <w:p>
+            <w:pPr>
+              <w:spacing w:after="20"/>
+            </w:pPr>
+            <w:r>
+              <w:rPr>
+                <w:b/>
+                <w:color w:val="1C3A36"/>
+                <w:sz w:val="17"/>
+              </w:rPr>
+              <w:t>One driver at a time (all else the base)</w:t>
+            </w:r>
+          </w:p>
+        </w:tc>
+        <w:tc>
+          <w:tcPr>
+            <w:tcW w:type="dxa" w:w="2736"/>
+            <w:shd w:val="clear" w:color="auto" w:fill="EAF0EE"/>
+          </w:tcPr>
+          <w:p>
+            <w:pPr>
+              <w:spacing w:after="20"/>
+            </w:pPr>
+            <w:r>
+              <w:rPr>
+                <w:b/>
+                <w:color w:val="1C3A36"/>
+                <w:sz w:val="17"/>
+              </w:rPr>
+              <w:t>Automotive leg / share</w:t>
+            </w:r>
+          </w:p>
+        </w:tc>
+        <w:tc>
+          <w:tcPr>
+            <w:tcW w:type="dxa" w:w="2880"/>
+            <w:shd w:val="clear" w:color="auto" w:fill="EAF0EE"/>
+          </w:tcPr>
+          <w:p>
+            <w:pPr>
+              <w:spacing w:after="20"/>
+            </w:pPr>
+            <w:r>
+              <w:rPr>
+                <w:b/>
+                <w:color w:val="1C3A36"/>
+                <w:sz w:val="17"/>
+              </w:rPr>
+              <w:t>Central / share moves by</w:t>
+            </w:r>
+          </w:p>
+        </w:tc>
+      </w:tr>
+      <w:tr>
+        <w:tc>
+          <w:tcPr>
+            <w:tcW w:type="dxa" w:w="4320"/>
+          </w:tcPr>
+          <w:p>
+            <w:pPr>
+              <w:spacing w:after="20"/>
+            </w:pPr>
+            <w:r>
+              <w:rPr>
+                <w:color w:val="1C3A36"/>
+                <w:sz w:val="17"/>
+              </w:rPr>
+              <w:t>Terminal return 15% (the forward model's marginal)</w:t>
+            </w:r>
+          </w:p>
+        </w:tc>
+        <w:tc>
+          <w:tcPr>
+            <w:tcW w:type="dxa" w:w="2736"/>
+          </w:tcPr>
+          <w:p>
+            <w:pPr>
+              <w:spacing w:after="20"/>
+              <w:jc w:val="right"/>
+            </w:pPr>
+            <w:r>
+              <w:rPr>
+                <w:color w:val="1C3A36"/>
+                <w:sz w:val="17"/>
+              </w:rPr>
+              <w:t>-4.70</w:t>
+            </w:r>
+          </w:p>
+        </w:tc>
+        <w:tc>
+          <w:tcPr>
+            <w:tcW w:type="dxa" w:w="2880"/>
+          </w:tcPr>
+          <w:p>
+            <w:pPr>
+              <w:spacing w:after="20"/>
+              <w:jc w:val="right"/>
+            </w:pPr>
+            <w:r>
+              <w:rPr>
+                <w:color w:val="1C3A36"/>
+                <w:sz w:val="17"/>
+              </w:rPr>
+              <w:t>-2.65</w:t>
+            </w:r>
+          </w:p>
+        </w:tc>
+      </w:tr>
+      <w:tr>
+        <w:tc>
+          <w:tcPr>
+            <w:tcW w:type="dxa" w:w="4320"/>
+          </w:tcPr>
+          <w:p>
+            <w:pPr>
+              <w:spacing w:after="20"/>
+            </w:pPr>
+            <w:r>
+              <w:rPr>
+                <w:color w:val="1C3A36"/>
+                <w:sz w:val="17"/>
+              </w:rPr>
+              <w:t>Terminal return 20%</w:t>
+            </w:r>
+          </w:p>
+        </w:tc>
+        <w:tc>
+          <w:tcPr>
+            <w:tcW w:type="dxa" w:w="2736"/>
+          </w:tcPr>
+          <w:p>
+            <w:pPr>
+              <w:spacing w:after="20"/>
+              <w:jc w:val="right"/>
+            </w:pPr>
+            <w:r>
+              <w:rPr>
+                <w:color w:val="1C3A36"/>
+                <w:sz w:val="17"/>
+              </w:rPr>
+              <w:t>0.83</w:t>
+            </w:r>
+          </w:p>
+        </w:tc>
+        <w:tc>
+          <w:tcPr>
+            <w:tcW w:type="dxa" w:w="2880"/>
+          </w:tcPr>
+          <w:p>
+            <w:pPr>
+              <w:spacing w:after="20"/>
+              <w:jc w:val="right"/>
+            </w:pPr>
+            <w:r>
+              <w:rPr>
+                <w:color w:val="1C3A36"/>
+                <w:sz w:val="17"/>
+              </w:rPr>
+              <w:t>-0.66</w:t>
+            </w:r>
+          </w:p>
+        </w:tc>
+      </w:tr>
+      <w:tr>
+        <w:tc>
+          <w:tcPr>
+            <w:tcW w:type="dxa" w:w="4320"/>
+          </w:tcPr>
+          <w:p>
+            <w:pPr>
+              <w:spacing w:after="20"/>
+            </w:pPr>
+            <w:r>
+              <w:rPr>
+                <w:color w:val="1C3A36"/>
+                <w:sz w:val="17"/>
+              </w:rPr>
+              <w:t>Gordon on year-five cash flow (July construction)</w:t>
+            </w:r>
+          </w:p>
+        </w:tc>
+        <w:tc>
+          <w:tcPr>
+            <w:tcW w:type="dxa" w:w="2736"/>
+          </w:tcPr>
+          <w:p>
+            <w:pPr>
+              <w:spacing w:after="20"/>
+              <w:jc w:val="right"/>
+            </w:pPr>
+            <w:r>
+              <w:rPr>
+                <w:color w:val="1C3A36"/>
+                <w:sz w:val="17"/>
+              </w:rPr>
+              <w:t>4.37</w:t>
+            </w:r>
+          </w:p>
+        </w:tc>
+        <w:tc>
+          <w:tcPr>
+            <w:tcW w:type="dxa" w:w="2880"/>
+          </w:tcPr>
+          <w:p>
+            <w:pPr>
+              <w:spacing w:after="20"/>
+              <w:jc w:val="right"/>
+            </w:pPr>
+            <w:r>
+              <w:rPr>
+                <w:color w:val="1C3A36"/>
+                <w:sz w:val="17"/>
+              </w:rPr>
+              <w:t>0.61</w:t>
+            </w:r>
+          </w:p>
+        </w:tc>
+      </w:tr>
+      <w:tr>
+        <w:tc>
+          <w:tcPr>
+            <w:tcW w:type="dxa" w:w="4320"/>
+          </w:tcPr>
+          <w:p>
+            <w:pPr>
+              <w:spacing w:after="20"/>
+            </w:pPr>
+            <w:r>
+              <w:rPr>
+                <w:color w:val="1C3A36"/>
+                <w:sz w:val="17"/>
+              </w:rPr>
+              <w:t>Margin compression compounds every year</w:t>
+            </w:r>
+          </w:p>
+        </w:tc>
+        <w:tc>
+          <w:tcPr>
+            <w:tcW w:type="dxa" w:w="2736"/>
+          </w:tcPr>
+          <w:p>
+            <w:pPr>
+              <w:spacing w:after="20"/>
+              <w:jc w:val="right"/>
+            </w:pPr>
+            <w:r>
+              <w:rPr>
+                <w:color w:val="1C3A36"/>
+                <w:sz w:val="17"/>
+              </w:rPr>
+              <w:t>-1.83</w:t>
+            </w:r>
+          </w:p>
+        </w:tc>
+        <w:tc>
+          <w:tcPr>
+            <w:tcW w:type="dxa" w:w="2880"/>
+          </w:tcPr>
+          <w:p>
+            <w:pPr>
+              <w:spacing w:after="20"/>
+              <w:jc w:val="right"/>
+            </w:pPr>
+            <w:r>
+              <w:rPr>
+                <w:color w:val="1C3A36"/>
+                <w:sz w:val="17"/>
+              </w:rPr>
+              <w:t>-1.62</w:t>
+            </w:r>
+          </w:p>
+        </w:tc>
+      </w:tr>
+      <w:tr>
+        <w:tc>
+          <w:tcPr>
+            <w:tcW w:type="dxa" w:w="4320"/>
+          </w:tcPr>
+          <w:p>
+            <w:pPr>
+              <w:spacing w:after="20"/>
+            </w:pPr>
+            <w:r>
+              <w:rPr>
+                <w:color w:val="1C3A36"/>
+                <w:sz w:val="17"/>
+              </w:rPr>
+              <w:t>Effective tax stays at the H1 41.0%</w:t>
+            </w:r>
+          </w:p>
+        </w:tc>
+        <w:tc>
+          <w:tcPr>
+            <w:tcW w:type="dxa" w:w="2736"/>
+          </w:tcPr>
+          <w:p>
+            <w:pPr>
+              <w:spacing w:after="20"/>
+              <w:jc w:val="right"/>
+            </w:pPr>
+            <w:r>
+              <w:rPr>
+                <w:color w:val="1C3A36"/>
+                <w:sz w:val="17"/>
+              </w:rPr>
+              <w:t>-3.42</w:t>
+            </w:r>
+          </w:p>
+        </w:tc>
+        <w:tc>
+          <w:tcPr>
+            <w:tcW w:type="dxa" w:w="2880"/>
+          </w:tcPr>
+          <w:p>
+            <w:pPr>
+              <w:spacing w:after="20"/>
+              <w:jc w:val="right"/>
+            </w:pPr>
+            <w:r>
+              <w:rPr>
+                <w:color w:val="1C3A36"/>
+                <w:sz w:val="17"/>
+              </w:rPr>
+              <w:t>-2.19</w:t>
+            </w:r>
+          </w:p>
+        </w:tc>
+      </w:tr>
+      <w:tr>
+        <w:tc>
+          <w:tcPr>
+            <w:tcW w:type="dxa" w:w="4320"/>
+          </w:tcPr>
+          <w:p>
+            <w:pPr>
+              <w:spacing w:after="20"/>
+            </w:pPr>
+            <w:r>
+              <w:rPr>
+                <w:color w:val="1C3A36"/>
+                <w:sz w:val="17"/>
+              </w:rPr>
+              <w:t>Working capital at the FY25 year-end peak</w:t>
+            </w:r>
+          </w:p>
+        </w:tc>
+        <w:tc>
+          <w:tcPr>
+            <w:tcW w:type="dxa" w:w="2736"/>
+          </w:tcPr>
+          <w:p>
+            <w:pPr>
+              <w:spacing w:after="20"/>
+              <w:jc w:val="right"/>
+            </w:pPr>
+            <w:r>
+              <w:rPr>
+                <w:color w:val="1C3A36"/>
+                <w:sz w:val="17"/>
+              </w:rPr>
+              <w:t>-4.51</w:t>
+            </w:r>
+          </w:p>
+        </w:tc>
+        <w:tc>
+          <w:tcPr>
+            <w:tcW w:type="dxa" w:w="2880"/>
+          </w:tcPr>
+          <w:p>
+            <w:pPr>
+              <w:spacing w:after="20"/>
+              <w:jc w:val="right"/>
+            </w:pPr>
+            <w:r>
+              <w:rPr>
+                <w:color w:val="1C3A36"/>
+                <w:sz w:val="17"/>
+              </w:rPr>
+              <w:t>-2.58</w:t>
+            </w:r>
+          </w:p>
+        </w:tc>
+      </w:tr>
+    </w:tbl>
+    <w:p>
+      <w:pPr>
+        <w:spacing w:after="40"/>
+      </w:pPr>
+    </w:p>
     <w:p>
       <w:pPr>
         <w:spacing w:after="120" w:before="0"/>
@@ -7108,7 +9167,7 @@
           <w:color w:val="1C3A36"/>
           <w:sz w:val="21"/>
         </w:rPr>
-        <w:t>The grid spans the whole disagreement: at the company's own book mark (52% of the round) with a 10% holding discount the sum of the parts is worth about EGP 22.99; at the full round mark, EGP 35.22. Beyond the grid: one point of automotive gross margin is worth about EGP 6.49 per share on the cash-flow leg; one point of discount rate about EGP 1.94 on the sum of the parts; the difference between the two equity-premium bases is 0.61% of discount rate. The published bear-to-bull range is wide because the honest range IS wide: it contains a real, unresolved factual question, not just parameter noise.</w:t>
+        <w:t>The grid spans the whole disagreement: at the company's own book mark (52% of the round) with a 10% holding discount the sum of the parts is worth about EGP 21.46; at the full round mark, EGP 33.69. Beyond the grid: one point of automotive gross margin is worth about EGP 4.35 per share on the cash-flow leg; one point of discount rate about EGP 1.85 on the sum of the parts; the difference between the two equity-premium bases is 0.61% of discount rate. The published bear-to-bull range is wide because the honest range IS wide: it contains a real, unresolved factual question, not just parameter noise.</w:t>
       </w:r>
     </w:p>
     <w:p>
@@ -8608,7 +10667,7 @@
                 <w:color w:val="1C3A36"/>
                 <w:sz w:val="18"/>
               </w:rPr>
-              <w:t>23.0 or 35.2</w:t>
+              <w:t>21.5 or 33.7</w:t>
             </w:r>
           </w:p>
         </w:tc>
@@ -8827,7 +10886,7 @@
                 <w:color w:val="1C3A36"/>
                 <w:sz w:val="18"/>
               </w:rPr>
-              <w:t>40.3</w:t>
+              <w:t>40.4</w:t>
             </w:r>
           </w:p>
         </w:tc>
@@ -9017,7 +11076,7 @@
           <w:color w:val="1C3A36"/>
           <w:sz w:val="21"/>
         </w:rPr>
-        <w:t>The published three-month map (struck 2026-07-22) put the middle half of outcomes between 28.34 and 37.86, with a median of 32.80. Overlaying this refresh's fair-value range: the balance-sheet-mark central (29.3) sits inside the map's middle band — the market can reach the conservative framing on ordinary volatility. The round-mark central (34.2) sits near the map's upper quartile: reaching it inside a quarter historically required either the stake question resolving or an earnings surprise. The map is the July strike; the overlay is today's fundamentals — read the four-week gap between their dates accordingly.</w:t>
+        <w:t>The published three-month map (struck 2026-07-22) put the middle half of outcomes between 28.34 and 37.86, with a median of 32.80. Overlaying this refresh's fair-value range: the balance-sheet-mark central (28.7) sits inside the map's middle band — the market can reach the conservative framing on ordinary volatility. The round-mark central (33.6) sits near the map's upper quartile: reaching it inside a quarter historically required either the stake question resolving or an earnings surprise. The map is the July strike; the overlay is today's fundamentals — read the four-week gap between their dates accordingly.</w:t>
       </w:r>
     </w:p>
     <w:p>
@@ -9057,7 +11116,7 @@
           <w:color w:val="1C3A36"/>
           <w:sz w:val="21"/>
         </w:rPr>
-        <w:t>86% of the automotive enterprise value is terminal. A one-point widening of the spread between discount rate and terminal growth removes roughly a tenth of that leg.</w:t>
+        <w:t>85% of the automotive enterprise value is terminal. A one-point widening of the spread between discount rate and terminal growth removes roughly a tenth of that leg.</w:t>
       </w:r>
     </w:p>
     <w:p>
@@ -9445,7 +11504,7 @@
                 <w:color w:val="1C3A36"/>
                 <w:sz w:val="17"/>
               </w:rPr>
-              <w:t>87,056</w:t>
+              <w:t>87,110</w:t>
             </w:r>
           </w:p>
         </w:tc>
@@ -9463,7 +11522,7 @@
                 <w:color w:val="1C3A36"/>
                 <w:sz w:val="17"/>
               </w:rPr>
-              <w:t>102,662</w:t>
+              <w:t>102,729</w:t>
             </w:r>
           </w:p>
         </w:tc>
@@ -9481,7 +11540,7 @@
                 <w:color w:val="1C3A36"/>
                 <w:sz w:val="17"/>
               </w:rPr>
-              <w:t>118,513</w:t>
+              <w:t>118,593</w:t>
             </w:r>
           </w:p>
         </w:tc>
@@ -9499,7 +11558,7 @@
                 <w:color w:val="1C3A36"/>
                 <w:sz w:val="17"/>
               </w:rPr>
-              <w:t>133,419</w:t>
+              <w:t>133,511</w:t>
             </w:r>
           </w:p>
         </w:tc>
@@ -9517,7 +11576,7 @@
                 <w:color w:val="1C3A36"/>
                 <w:sz w:val="17"/>
               </w:rPr>
-              <w:t>148,579</w:t>
+              <w:t>148,683</w:t>
             </w:r>
           </w:p>
         </w:tc>
@@ -9771,7 +11830,7 @@
                 <w:color w:val="1C3A36"/>
                 <w:sz w:val="17"/>
               </w:rPr>
-              <w:t>104,381</w:t>
+              <w:t>104,435</w:t>
             </w:r>
           </w:p>
         </w:tc>
@@ -9789,7 +11848,7 @@
                 <w:color w:val="1C3A36"/>
                 <w:sz w:val="17"/>
               </w:rPr>
-              <w:t>123,475</w:t>
+              <w:t>123,542</w:t>
             </w:r>
           </w:p>
         </w:tc>
@@ -9807,7 +11866,7 @@
                 <w:color w:val="1C3A36"/>
                 <w:sz w:val="17"/>
               </w:rPr>
-              <w:t>142,886</w:t>
+              <w:t>142,964</w:t>
             </w:r>
           </w:p>
         </w:tc>
@@ -9825,7 +11884,7 @@
                 <w:color w:val="1C3A36"/>
                 <w:sz w:val="17"/>
               </w:rPr>
-              <w:t>161,485</w:t>
+              <w:t>161,576</w:t>
             </w:r>
           </w:p>
         </w:tc>
@@ -9843,7 +11902,7 @@
                 <w:color w:val="1C3A36"/>
                 <w:sz w:val="17"/>
               </w:rPr>
-              <w:t>180,024</w:t>
+              <w:t>180,127</w:t>
             </w:r>
           </w:p>
         </w:tc>
@@ -9934,7 +11993,7 @@
                 <w:color w:val="1C3A36"/>
                 <w:sz w:val="17"/>
               </w:rPr>
-              <w:t>6,221</w:t>
+              <w:t>6,225</w:t>
             </w:r>
           </w:p>
         </w:tc>
@@ -9952,7 +12011,7 @@
                 <w:color w:val="1C3A36"/>
                 <w:sz w:val="17"/>
               </w:rPr>
-              <w:t>6,853</w:t>
+              <w:t>6,857</w:t>
             </w:r>
           </w:p>
         </w:tc>
@@ -9970,7 +12029,7 @@
                 <w:color w:val="1C3A36"/>
                 <w:sz w:val="17"/>
               </w:rPr>
-              <w:t>7,962</w:t>
+              <w:t>7,967</w:t>
             </w:r>
           </w:p>
         </w:tc>
@@ -9988,7 +12047,7 @@
                 <w:color w:val="1C3A36"/>
                 <w:sz w:val="17"/>
               </w:rPr>
-              <w:t>9,068</w:t>
+              <w:t>9,073</w:t>
             </w:r>
           </w:p>
         </w:tc>
@@ -10006,7 +12065,7 @@
                 <w:color w:val="1C3A36"/>
                 <w:sz w:val="17"/>
               </w:rPr>
-              <w:t>10,195</w:t>
+              <w:t>10,202</w:t>
             </w:r>
           </w:p>
         </w:tc>
@@ -10115,7 +12174,7 @@
                 <w:color w:val="1C3A36"/>
                 <w:sz w:val="17"/>
               </w:rPr>
-              <w:t>-2,842</w:t>
+              <w:t>-2,844</w:t>
             </w:r>
           </w:p>
         </w:tc>
@@ -10133,7 +12192,7 @@
                 <w:color w:val="1C3A36"/>
                 <w:sz w:val="17"/>
               </w:rPr>
-              <w:t>-3,033</w:t>
+              <w:t>-3,035</w:t>
             </w:r>
           </w:p>
         </w:tc>
@@ -10151,7 +12210,7 @@
                 <w:color w:val="1C3A36"/>
                 <w:sz w:val="17"/>
               </w:rPr>
-              <w:t>-2,991</w:t>
+              <w:t>-2,993</w:t>
             </w:r>
           </w:p>
         </w:tc>
@@ -10169,7 +12228,7 @@
                 <w:color w:val="1C3A36"/>
                 <w:sz w:val="17"/>
               </w:rPr>
-              <w:t>-2,809</w:t>
+              <w:t>-2,811</w:t>
             </w:r>
           </w:p>
         </w:tc>
@@ -10270,7 +12329,7 @@
                 <w:color w:val="1C3A36"/>
                 <w:sz w:val="17"/>
               </w:rPr>
-              <w:t>3,063</w:t>
+              <w:t>3,065</w:t>
             </w:r>
           </w:p>
         </w:tc>
@@ -10290,7 +12349,7 @@
                 <w:color w:val="1C3A36"/>
                 <w:sz w:val="17"/>
               </w:rPr>
-              <w:t>4,558</w:t>
+              <w:t>4,560</w:t>
             </w:r>
           </w:p>
         </w:tc>
@@ -10310,7 +12369,7 @@
                 <w:color w:val="1C3A36"/>
                 <w:sz w:val="17"/>
               </w:rPr>
-              <w:t>5,697</w:t>
+              <w:t>5,699</w:t>
             </w:r>
           </w:p>
         </w:tc>
@@ -10330,7 +12389,7 @@
                 <w:color w:val="1C3A36"/>
                 <w:sz w:val="17"/>
               </w:rPr>
-              <w:t>6,968</w:t>
+              <w:t>6,971</w:t>
             </w:r>
           </w:p>
         </w:tc>
@@ -10350,7 +12409,7 @@
                 <w:color w:val="1C3A36"/>
                 <w:sz w:val="17"/>
               </w:rPr>
-              <w:t>8,374</w:t>
+              <w:t>8,378</w:t>
             </w:r>
           </w:p>
         </w:tc>
@@ -10531,7 +12590,7 @@
                 <w:color w:val="1C3A36"/>
                 <w:sz w:val="17"/>
               </w:rPr>
-              <w:t>7.71</w:t>
+              <w:t>7.72</w:t>
             </w:r>
           </w:p>
         </w:tc>
@@ -11737,7 +13796,7 @@
                 <w:color w:val="1C3A36"/>
                 <w:sz w:val="17"/>
               </w:rPr>
-              <w:t>20,023</w:t>
+              <w:t>20,035</w:t>
             </w:r>
           </w:p>
         </w:tc>
@@ -11755,7 +13814,7 @@
                 <w:color w:val="1C3A36"/>
                 <w:sz w:val="17"/>
               </w:rPr>
-              <w:t>23,099</w:t>
+              <w:t>23,114</w:t>
             </w:r>
           </w:p>
         </w:tc>
@@ -11773,7 +13832,7 @@
                 <w:color w:val="1C3A36"/>
                 <w:sz w:val="17"/>
               </w:rPr>
-              <w:t>26,073</w:t>
+              <w:t>26,090</w:t>
             </w:r>
           </w:p>
         </w:tc>
@@ -11791,7 +13850,7 @@
                 <w:color w:val="1C3A36"/>
                 <w:sz w:val="17"/>
               </w:rPr>
-              <w:t>28,685</w:t>
+              <w:t>28,705</w:t>
             </w:r>
           </w:p>
         </w:tc>
@@ -11809,7 +13868,7 @@
                 <w:color w:val="1C3A36"/>
                 <w:sz w:val="17"/>
               </w:rPr>
-              <w:t>31,202</w:t>
+              <w:t>31,223</w:t>
             </w:r>
           </w:p>
         </w:tc>
@@ -11846,7 +13905,7 @@
                 <w:color w:val="1C3A36"/>
                 <w:sz w:val="17"/>
               </w:rPr>
-              <w:t>16,239</w:t>
+              <w:t>16,249</w:t>
             </w:r>
           </w:p>
         </w:tc>
@@ -11864,7 +13923,7 @@
                 <w:color w:val="1C3A36"/>
                 <w:sz w:val="17"/>
               </w:rPr>
-              <w:t>18,383</w:t>
+              <w:t>18,393</w:t>
             </w:r>
           </w:p>
         </w:tc>
@@ -11882,7 +13941,7 @@
                 <w:color w:val="1C3A36"/>
                 <w:sz w:val="17"/>
               </w:rPr>
-              <w:t>19,300</w:t>
+              <w:t>19,309</w:t>
             </w:r>
           </w:p>
         </w:tc>
@@ -11900,7 +13959,7 @@
                 <w:color w:val="1C3A36"/>
                 <w:sz w:val="17"/>
               </w:rPr>
-              <w:t>18,730</w:t>
+              <w:t>18,737</w:t>
             </w:r>
           </w:p>
         </w:tc>
@@ -11918,7 +13977,7 @@
                 <w:color w:val="1C3A36"/>
                 <w:sz w:val="17"/>
               </w:rPr>
-              <w:t>16,900</w:t>
+              <w:t>16,905</w:t>
             </w:r>
           </w:p>
         </w:tc>
@@ -12064,7 +14123,7 @@
                 <w:color w:val="1C3A36"/>
                 <w:sz w:val="17"/>
               </w:rPr>
-              <w:t>36,137</w:t>
+              <w:t>36,139</w:t>
             </w:r>
           </w:p>
         </w:tc>
@@ -12082,7 +14141,7 @@
                 <w:color w:val="1C3A36"/>
                 <w:sz w:val="17"/>
               </w:rPr>
-              <w:t>40,315</w:t>
+              <w:t>40,319</w:t>
             </w:r>
           </w:p>
         </w:tc>
@@ -12100,7 +14159,7 @@
                 <w:color w:val="1C3A36"/>
                 <w:sz w:val="17"/>
               </w:rPr>
-              <w:t>45,633</w:t>
+              <w:t>45,639</w:t>
             </w:r>
           </w:p>
         </w:tc>
@@ -12118,7 +14177,7 @@
                 <w:color w:val="1C3A36"/>
                 <w:sz w:val="17"/>
               </w:rPr>
-              <w:t>52,221</w:t>
+              <w:t>52,230</w:t>
             </w:r>
           </w:p>
         </w:tc>
@@ -12136,7 +14195,7 @@
                 <w:color w:val="1C3A36"/>
                 <w:sz w:val="17"/>
               </w:rPr>
-              <w:t>60,215</w:t>
+              <w:t>60,228</w:t>
             </w:r>
           </w:p>
         </w:tc>
@@ -12227,7 +14286,7 @@
                 <w:color w:val="1C3A36"/>
                 <w:sz w:val="17"/>
               </w:rPr>
-              <w:t>48.11</w:t>
+              <w:t>48.12</w:t>
             </w:r>
           </w:p>
         </w:tc>
@@ -12245,7 +14304,7 @@
                 <w:color w:val="1C3A36"/>
                 <w:sz w:val="17"/>
               </w:rPr>
-              <w:t>55.47</w:t>
+              <w:t>55.48</w:t>
             </w:r>
           </w:p>
         </w:tc>
@@ -12391,7 +14450,7 @@
                 <w:color w:val="1C3A36"/>
                 <w:sz w:val="17"/>
               </w:rPr>
-              <w:t>822</w:t>
+              <w:t>812</w:t>
             </w:r>
           </w:p>
         </w:tc>
@@ -12409,7 +14468,7 @@
                 <w:color w:val="1C3A36"/>
                 <w:sz w:val="17"/>
               </w:rPr>
-              <w:t>168</w:t>
+              <w:t>169</w:t>
             </w:r>
           </w:p>
         </w:tc>
@@ -12427,7 +14486,7 @@
                 <w:color w:val="1C3A36"/>
                 <w:sz w:val="17"/>
               </w:rPr>
-              <w:t>1,650</w:t>
+              <w:t>1,652</w:t>
             </w:r>
           </w:p>
         </w:tc>
@@ -12445,7 +14504,7 @@
                 <w:color w:val="1C3A36"/>
                 <w:sz w:val="17"/>
               </w:rPr>
-              <w:t>3,167</w:t>
+              <w:t>3,170</w:t>
             </w:r>
           </w:p>
         </w:tc>
@@ -12463,7 +14522,7 @@
                 <w:color w:val="1C3A36"/>
                 <w:sz w:val="17"/>
               </w:rPr>
-              <w:t>4,330</w:t>
+              <w:t>4,334</w:t>
             </w:r>
           </w:p>
         </w:tc>
@@ -13391,7 +15450,7 @@
           <w:color w:val="1C3A36"/>
           <w:sz w:val="21"/>
         </w:rPr>
-        <w:t>Built on four layers of evidence, from the inside out: the company's own issued statements and releases (the only source for its reported numbers), its investor materials, official market and country data (exchange prices, the published index, central-bank and statistics-office prints, the January-2026 country-risk tables), and finally market aggregators for peer multiples only. Every input in the model carries its value, source, date and layer in the companion bibliography document, which also lists the judgement calls and what would overturn each, the searches that returned nothing, and one material discrepancy found between aggregators. 174 registered inputs across the model.</w:t>
+        <w:t>Built on four layers of evidence, from the inside out: the company's own issued statements and releases (the only source for its reported numbers), its investor materials, official market and country data (exchange prices, the published index, central-bank and statistics-office prints, the January-2026 country-risk tables), and finally market aggregators for peer multiples only. Every input in the model carries its value, source, date and layer in the companion bibliography document, which also lists the judgement calls and what would overturn each, the searches that returned nothing, and one material discrepancy found between aggregators. 187 registered inputs across the model.</w:t>
       </w:r>
     </w:p>
     <w:p>
@@ -13534,7 +15593,7 @@
                 <w:color w:val="1C3A36"/>
                 <w:sz w:val="18"/>
               </w:rPr>
-              <w:t>4,737</w:t>
+              <w:t>2,894</w:t>
             </w:r>
           </w:p>
         </w:tc>
@@ -13682,7 +15741,7 @@
                 <w:color w:val="1C3A36"/>
                 <w:sz w:val="18"/>
               </w:rPr>
-              <w:t>42,478</w:t>
+              <w:t>40,635</w:t>
             </w:r>
           </w:p>
         </w:tc>
@@ -13719,7 +15778,7 @@
                 <w:color w:val="1C3A36"/>
                 <w:sz w:val="18"/>
               </w:rPr>
-              <w:t>-3,398</w:t>
+              <w:t>-3,251</w:t>
             </w:r>
           </w:p>
         </w:tc>
@@ -13760,7 +15819,7 @@
                 <w:color w:val="1C3A36"/>
                 <w:sz w:val="18"/>
               </w:rPr>
-              <w:t>39,080  /  36.00</w:t>
+              <w:t>37,384  /  34.44</w:t>
             </w:r>
           </w:p>
         </w:tc>
@@ -13911,7 +15970,7 @@
                 <w:color w:val="1C3A36"/>
                 <w:sz w:val="18"/>
               </w:rPr>
-              <w:t>5,152 mn</w:t>
+              <w:t>5,155 mn</w:t>
             </w:r>
           </w:p>
         </w:tc>
@@ -14026,7 +16085,7 @@
                 <w:color w:val="1C3A36"/>
                 <w:sz w:val="18"/>
               </w:rPr>
-              <w:t>40.34  /  30.3–50.5</w:t>
+              <w:t>40.37  /  30.3–50.5</w:t>
             </w:r>
           </w:p>
         </w:tc>
@@ -14597,7 +16656,7 @@
           <w:color w:val="1C3A36"/>
           <w:sz w:val="21"/>
         </w:rPr>
-        <w:t>The room agrees on more than the spread suggests: all three would own the operating businesses near 31; the entire quarrel is the stake and the speed of normalisation. The panel's span — 30.6 to 40.3 at the centres — brackets the published central from both sides.</w:t>
+        <w:t>The room agrees on more than the spread suggests: all three would own the operating businesses near 31; the entire quarrel is the stake and the speed of normalisation. The panel's span — 30.6 to 40.4 at the centres — brackets the published central from both sides.</w:t>
       </w:r>
     </w:p>
     <w:p>
@@ -14805,7 +16864,7 @@
                 <w:color w:val="1C3A36"/>
                 <w:sz w:val="18"/>
               </w:rPr>
-              <w:t>9.78</w:t>
+              <w:t>9.80</w:t>
             </w:r>
           </w:p>
         </w:tc>
@@ -14860,7 +16919,7 @@
                 <w:color w:val="1C3A36"/>
                 <w:sz w:val="18"/>
               </w:rPr>
-              <w:t>0.78</w:t>
+              <w:t>0.75</w:t>
             </w:r>
           </w:p>
         </w:tc>
@@ -14915,7 +16974,7 @@
                 <w:color w:val="1C3A36"/>
                 <w:sz w:val="18"/>
               </w:rPr>
-              <w:t>1.18</w:t>
+              <w:t>1.13</w:t>
             </w:r>
           </w:p>
         </w:tc>
